--- a/arb/docx/48.content.docx
+++ b/arb/docx/48.content.docx
@@ -32,23 +32,6 @@
     </w:p>
     <w:p>
       <w:pPr>
-        <w:pStyle w:val="Heading2"/>
-        <w:bidi/>
-      </w:pPr>
-      <w:r>
-        <w:rPr>
-          <w:lang w:val="ar_AE" w:bidi="ar_AE"/>
-        </w:rPr>
-        <w:t>License Information</w:t>
-      </w:r>
-      <w:r>
-        <w:rPr>
-          <w:lang w:val="ar_AE" w:bidi="ar_AE"/>
-        </w:rPr>
-      </w:r>
-    </w:p>
-    <w:p>
-      <w:pPr>
         <w:bidi/>
       </w:pPr>
       <w:r>
@@ -67,13 +50,7 @@
         <w:rPr>
           <w:lang w:val="ar_AE" w:bidi="ar_AE"/>
         </w:rPr>
-        <w:t xml:space="preserve"> (Arabic) is based on</w:t>
-      </w:r>
-      <w:r>
-        <w:rPr>
-          <w:lang w:val="ar_AE" w:bidi="ar_AE"/>
-        </w:rPr>
-        <w:t xml:space="preserve">: </w:t>
+        <w:t xml:space="preserve"> (Arabic) is based on: </w:t>
       </w:r>
       <w:r>
         <w:rPr>
@@ -200,21 +177,6 @@
         <w:pStyle w:val="Heading2"/>
         <w:bidi/>
       </w:pPr>
-      <w:r>
-        <w:rPr>
-          <w:lang w:val="ar_AE" w:bidi="ar_AE"/>
-        </w:rPr>
-      </w:r>
-    </w:p>
-    <w:p>
-      <w:pPr>
-        <w:bidi/>
-      </w:pPr>
-      <w:r>
-        <w:rPr>
-          <w:lang w:val="ar_AE" w:bidi="ar_AE"/>
-        </w:rPr>
-      </w:r>
       <w:r>
         <w:rPr>
           <w:lang w:val="ar_AE" w:bidi="ar_AE"/>

--- a/arb/docx/48.content.docx
+++ b/arb/docx/48.content.docx
@@ -9,6 +9,8 @@
       </w:pPr>
       <w:r>
         <w:rPr>
+          <w:rtl/>
+          <w:cs/>
           <w:lang w:val="ar_AE" w:bidi="ar_AE"/>
         </w:rPr>
       </w:r>
@@ -20,53 +22,53 @@
       </w:pPr>
       <w:r>
         <w:rPr>
+          <w:rtl/>
+          <w:cs/>
           <w:lang w:val="ar_AE" w:bidi="ar_AE"/>
         </w:rPr>
         <w:t>Resource: Arabic Van Dyck Bible</w:t>
       </w:r>
       <w:r>
         <w:rPr>
-          <w:lang w:val="ar_AE" w:bidi="ar_AE"/>
-        </w:rPr>
-      </w:r>
-    </w:p>
-    <w:p>
-      <w:pPr>
-        <w:bidi/>
-      </w:pPr>
-      <w:r>
-        <w:rPr>
+          <w:rtl/>
+          <w:cs/>
+          <w:lang w:val="ar_AE" w:bidi="ar_AE"/>
+        </w:rPr>
+      </w:r>
+    </w:p>
+    <w:p>
+      <w:pPr>
+        <w:bidi/>
+      </w:pPr>
+      <w:r>
+        <w:rPr>
+          <w:rtl/>
+          <w:cs/>
           <w:lang w:val="ar_AE" w:bidi="ar_AE"/>
         </w:rPr>
       </w:r>
       <w:r>
         <w:rPr>
           <w:b/>
+          <w:rtl/>
+          <w:cs/>
           <w:lang w:val="ar_AE" w:bidi="ar_AE"/>
         </w:rPr>
         <w:t>Arabic Van Dyck Bible</w:t>
       </w:r>
       <w:r>
         <w:rPr>
-          <w:lang w:val="ar_AE" w:bidi="ar_AE"/>
-        </w:rPr>
-        <w:t xml:space="preserve"> (Arabic) is based on: </w:t>
-      </w:r>
-      <w:r>
-        <w:rPr>
-          <w:lang w:val="ar_AE" w:bidi="ar_AE"/>
-        </w:rPr>
-        <w:t>Van Dyck Bible</w:t>
-      </w:r>
-      <w:r>
-        <w:rPr>
-          <w:lang w:val="ar_AE" w:bidi="ar_AE"/>
-        </w:rPr>
-        <w:t xml:space="preserve">, </w:t>
+          <w:rtl/>
+          <w:cs/>
+          <w:lang w:val="ar_AE" w:bidi="ar_AE"/>
+        </w:rPr>
+        <w:t xml:space="preserve"> © </w:t>
       </w:r>
       <w:hyperlink r:id="rId13">
         <w:r>
           <w:rPr>
+            <w:rtl/>
+            <w:cs/>
             <w:lang w:val="ar_AE" w:bidi="ar_AE"/>
           </w:rPr>
           <w:rPr>
@@ -78,13 +80,17 @@
       </w:hyperlink>
       <w:r>
         <w:rPr>
-          <w:lang w:val="ar_AE" w:bidi="ar_AE"/>
-        </w:rPr>
-        <w:t xml:space="preserve">, None, which is licensed under a </w:t>
+          <w:rtl/>
+          <w:cs/>
+          <w:lang w:val="ar_AE" w:bidi="ar_AE"/>
+        </w:rPr>
+        <w:t xml:space="preserve">, licensed under a </w:t>
       </w:r>
       <w:hyperlink r:id="rId14">
         <w:r>
           <w:rPr>
+            <w:rtl/>
+            <w:cs/>
             <w:lang w:val="ar_AE" w:bidi="ar_AE"/>
           </w:rPr>
           <w:rPr>
@@ -96,38 +102,23 @@
       </w:hyperlink>
       <w:r>
         <w:rPr>
+          <w:rtl/>
+          <w:cs/>
           <w:lang w:val="ar_AE" w:bidi="ar_AE"/>
         </w:rPr>
         <w:t>.</w:t>
       </w:r>
       <w:r>
         <w:rPr>
-          <w:lang w:val="ar_AE" w:bidi="ar_AE"/>
-        </w:rPr>
-      </w:r>
-    </w:p>
-    <w:p>
-      <w:pPr>
-        <w:bidi/>
-      </w:pPr>
-      <w:r>
-        <w:rPr>
-          <w:lang w:val="ar_AE" w:bidi="ar_AE"/>
-        </w:rPr>
-      </w:r>
-      <w:r>
-        <w:rPr>
-          <w:lang w:val="ar_AE" w:bidi="ar_AE"/>
-        </w:rPr>
-        <w:t>This PDF version is provided under the same license.</w:t>
-      </w:r>
-      <w:r>
-        <w:rPr>
-          <w:lang w:val="ar_AE" w:bidi="ar_AE"/>
-        </w:rPr>
-      </w:r>
-      <w:r>
-        <w:rPr>
+          <w:rtl/>
+          <w:cs/>
+          <w:lang w:val="ar_AE" w:bidi="ar_AE"/>
+        </w:rPr>
+      </w:r>
+      <w:r>
+        <w:rPr>
+          <w:rtl/>
+          <w:cs/>
           <w:lang w:val="ar_AE" w:bidi="ar_AE"/>
         </w:rPr>
       </w:r>
@@ -139,6 +130,8 @@
       </w:pPr>
       <w:r>
         <w:rPr>
+          <w:rtl/>
+          <w:cs/>
           <w:lang w:val="ar_AE" w:bidi="ar_AE"/>
         </w:rPr>
         <w:t>Arabic Van Dyck Bible</w:t>
@@ -168,6 +161,8 @@
       </w:pPr>
       <w:r>
         <w:rPr>
+          <w:rtl/>
+          <w:cs/>
           <w:lang w:val="ar_AE" w:bidi="ar_AE"/>
         </w:rPr>
       </w:r>
@@ -179,32 +174,42 @@
       </w:pPr>
       <w:r>
         <w:rPr>
-          <w:lang w:val="ar_AE" w:bidi="ar_AE"/>
-        </w:rPr>
-      </w:r>
-    </w:p>
-    <w:p>
-      <w:pPr>
-        <w:bidi/>
-      </w:pPr>
-      <w:r>
-        <w:rPr>
-          <w:lang w:val="ar_AE" w:bidi="ar_AE"/>
-        </w:rPr>
-      </w:r>
-      <w:r>
-        <w:rPr>
+          <w:rtl/>
+          <w:cs/>
+          <w:lang w:val="ar_AE" w:bidi="ar_AE"/>
+        </w:rPr>
+      </w:r>
+    </w:p>
+    <w:p>
+      <w:pPr>
+        <w:bidi/>
+      </w:pPr>
+      <w:r>
+        <w:rPr>
+          <w:rtl/>
+          <w:cs/>
+          <w:lang w:val="ar_AE" w:bidi="ar_AE"/>
+        </w:rPr>
+      </w:r>
+      <w:r>
+        <w:rPr>
+          <w:rtl/>
+          <w:cs/>
           <w:lang w:val="ar_AE" w:bidi="ar_AE"/>
         </w:rPr>
         <w:t xml:space="preserve"> </w:t>
       </w:r>
       <w:r>
         <w:rPr>
-          <w:lang w:val="ar_AE" w:bidi="ar_AE"/>
-        </w:rPr>
-      </w:r>
-      <w:r>
-        <w:rPr>
+          <w:rtl/>
+          <w:cs/>
+          <w:lang w:val="ar_AE" w:bidi="ar_AE"/>
+        </w:rPr>
+      </w:r>
+      <w:r>
+        <w:rPr>
+          <w:rtl/>
+          <w:cs/>
           <w:lang w:val="ar_AE" w:bidi="ar_AE"/>
         </w:rPr>
       </w:r>
@@ -226,1062 +231,720 @@
     </w:p>
     <w:p>
       <w:pPr>
-        <w:bidi/>
-      </w:pPr>
-      <w:r>
-        <w:rPr>
-          <w:lang w:val="ar_AE" w:bidi="ar_AE"/>
-        </w:rPr>
-      </w:r>
-    </w:p>
-    <w:p>
-      <w:pPr>
         <w:pStyle w:val="Heading2"/>
         <w:bidi/>
       </w:pPr>
       <w:r>
         <w:rPr>
+          <w:rtl/>
+          <w:cs/>
           <w:lang w:val="ar_AE" w:bidi="ar_AE"/>
         </w:rPr>
         <w:t>Galatians 1:1</w:t>
       </w:r>
       <w:r>
         <w:rPr>
-          <w:lang w:val="ar_AE" w:bidi="ar_AE"/>
-        </w:rPr>
-      </w:r>
-    </w:p>
-    <w:p>
-      <w:pPr>
-        <w:bidi/>
-      </w:pPr>
-      <w:r>
-        <w:rPr>
-          <w:lang w:val="ar_AE" w:bidi="ar_AE"/>
-        </w:rPr>
-      </w:r>
-      <w:r>
-        <w:rPr>
-          <w:vertAlign w:val="superscript"/>
+          <w:rtl/>
+          <w:cs/>
+          <w:lang w:val="ar_AE" w:bidi="ar_AE"/>
+        </w:rPr>
+      </w:r>
+    </w:p>
+    <w:p>
+      <w:pPr>
+        <w:bidi/>
+      </w:pPr>
+      <w:r>
+        <w:rPr>
+          <w:rtl/>
+          <w:cs/>
+          <w:lang w:val="ar_AE" w:bidi="ar_AE"/>
+        </w:rPr>
+      </w:r>
+      <w:r>
+        <w:rPr>
+          <w:vertAlign w:val="superscript"/>
+          <w:rtl/>
+          <w:cs/>
           <w:lang w:val="ar_AE" w:bidi="ar_AE"/>
         </w:rPr>
         <w:t>1</w:t>
       </w:r>
       <w:r>
         <w:rPr>
+          <w:rtl/>
+          <w:cs/>
           <w:lang w:val="ar_AE" w:bidi="ar_AE"/>
         </w:rPr>
         <w:t xml:space="preserve"> بُولُسُ، رَسُولٌ لَا مِنَ ٱلنَّاسِ وَلَا بِإِنْسَانٍ، بَلْ بِيَسُوعَ ٱلْمَسِيحِ وَٱللهِ ٱلْآبِ ٱلَّذِي أَقَامَهُ مِنَ ٱلْأَمْوَاتِ،</w:t>
       </w:r>
-      <w:r>
-        <w:rPr>
-          <w:lang w:val="ar_AE" w:bidi="ar_AE"/>
-        </w:rPr>
-      </w:r>
-      <w:r>
-        <w:rPr>
-          <w:lang w:val="ar_AE" w:bidi="ar_AE"/>
-        </w:rPr>
-      </w:r>
-    </w:p>
-    <w:p>
-      <w:pPr>
-        <w:bidi/>
-      </w:pPr>
-      <w:r>
-        <w:rPr>
-          <w:lang w:val="ar_AE" w:bidi="ar_AE"/>
-        </w:rPr>
-      </w:r>
-    </w:p>
-    <w:p>
-      <w:pPr>
-        <w:bidi/>
-      </w:pPr>
-      <w:r>
-        <w:rPr>
-          <w:lang w:val="ar_AE" w:bidi="ar_AE"/>
-        </w:rPr>
-      </w:r>
-      <w:r>
-        <w:rPr>
-          <w:vertAlign w:val="superscript"/>
+    </w:p>
+    <w:p>
+      <w:pPr>
+        <w:bidi/>
+      </w:pPr>
+      <w:r>
+        <w:rPr>
+          <w:rtl/>
+          <w:cs/>
+          <w:lang w:val="ar_AE" w:bidi="ar_AE"/>
+        </w:rPr>
+      </w:r>
+      <w:r>
+        <w:rPr>
+          <w:vertAlign w:val="superscript"/>
+          <w:rtl/>
+          <w:cs/>
           <w:lang w:val="ar_AE" w:bidi="ar_AE"/>
         </w:rPr>
         <w:t>2</w:t>
       </w:r>
       <w:r>
         <w:rPr>
+          <w:rtl/>
+          <w:cs/>
           <w:lang w:val="ar_AE" w:bidi="ar_AE"/>
         </w:rPr>
         <w:t xml:space="preserve"> وَجَمِيعُ ٱلْإِخْوَةِ ٱلَّذِينَ مَعِي، إِلَى كَنَائِسِ غَلَاطِيَّةَ:</w:t>
       </w:r>
-      <w:r>
-        <w:rPr>
-          <w:lang w:val="ar_AE" w:bidi="ar_AE"/>
-        </w:rPr>
-      </w:r>
-      <w:r>
-        <w:rPr>
-          <w:lang w:val="ar_AE" w:bidi="ar_AE"/>
-        </w:rPr>
-      </w:r>
-    </w:p>
-    <w:p>
-      <w:pPr>
-        <w:bidi/>
-      </w:pPr>
-      <w:r>
-        <w:rPr>
-          <w:lang w:val="ar_AE" w:bidi="ar_AE"/>
-        </w:rPr>
-      </w:r>
-    </w:p>
-    <w:p>
-      <w:pPr>
-        <w:bidi/>
-      </w:pPr>
-      <w:r>
-        <w:rPr>
-          <w:lang w:val="ar_AE" w:bidi="ar_AE"/>
-        </w:rPr>
-      </w:r>
-      <w:r>
-        <w:rPr>
-          <w:vertAlign w:val="superscript"/>
+    </w:p>
+    <w:p>
+      <w:pPr>
+        <w:bidi/>
+      </w:pPr>
+      <w:r>
+        <w:rPr>
+          <w:rtl/>
+          <w:cs/>
+          <w:lang w:val="ar_AE" w:bidi="ar_AE"/>
+        </w:rPr>
+      </w:r>
+      <w:r>
+        <w:rPr>
+          <w:vertAlign w:val="superscript"/>
+          <w:rtl/>
+          <w:cs/>
           <w:lang w:val="ar_AE" w:bidi="ar_AE"/>
         </w:rPr>
         <w:t>3</w:t>
       </w:r>
       <w:r>
         <w:rPr>
+          <w:rtl/>
+          <w:cs/>
           <w:lang w:val="ar_AE" w:bidi="ar_AE"/>
         </w:rPr>
         <w:t xml:space="preserve"> نِعْمَةٌ لَكُمْ وَسَلَامٌ مِنَ ٱللهِ ٱلْآبِ، وَمِنْ رَبِّنَا يَسُوعَ ٱلْمَسِيحِ،</w:t>
       </w:r>
-      <w:r>
-        <w:rPr>
-          <w:lang w:val="ar_AE" w:bidi="ar_AE"/>
-        </w:rPr>
-      </w:r>
-      <w:r>
-        <w:rPr>
-          <w:lang w:val="ar_AE" w:bidi="ar_AE"/>
-        </w:rPr>
-      </w:r>
-    </w:p>
-    <w:p>
-      <w:pPr>
-        <w:bidi/>
-      </w:pPr>
-      <w:r>
-        <w:rPr>
-          <w:lang w:val="ar_AE" w:bidi="ar_AE"/>
-        </w:rPr>
-      </w:r>
-    </w:p>
-    <w:p>
-      <w:pPr>
-        <w:bidi/>
-      </w:pPr>
-      <w:r>
-        <w:rPr>
-          <w:lang w:val="ar_AE" w:bidi="ar_AE"/>
-        </w:rPr>
-      </w:r>
-      <w:r>
-        <w:rPr>
-          <w:vertAlign w:val="superscript"/>
+    </w:p>
+    <w:p>
+      <w:pPr>
+        <w:bidi/>
+      </w:pPr>
+      <w:r>
+        <w:rPr>
+          <w:rtl/>
+          <w:cs/>
+          <w:lang w:val="ar_AE" w:bidi="ar_AE"/>
+        </w:rPr>
+      </w:r>
+      <w:r>
+        <w:rPr>
+          <w:vertAlign w:val="superscript"/>
+          <w:rtl/>
+          <w:cs/>
           <w:lang w:val="ar_AE" w:bidi="ar_AE"/>
         </w:rPr>
         <w:t>4</w:t>
       </w:r>
       <w:r>
         <w:rPr>
+          <w:rtl/>
+          <w:cs/>
           <w:lang w:val="ar_AE" w:bidi="ar_AE"/>
         </w:rPr>
         <w:t xml:space="preserve"> ٱلَّذِي بَذَلَ نَفْسَهُ لِأَجْلِ خَطَايَانَا، لِيُنْقِذَنَا مِنَ ٱلْعَالَمِ ٱلْحَاضِرِ ٱلشِّرِّيرِ حَسَبَ إِرَادَةِ ٱللهِ وَأَبِينَا،</w:t>
       </w:r>
-      <w:r>
-        <w:rPr>
-          <w:lang w:val="ar_AE" w:bidi="ar_AE"/>
-        </w:rPr>
-      </w:r>
-      <w:r>
-        <w:rPr>
-          <w:lang w:val="ar_AE" w:bidi="ar_AE"/>
-        </w:rPr>
-      </w:r>
-    </w:p>
-    <w:p>
-      <w:pPr>
-        <w:bidi/>
-      </w:pPr>
-      <w:r>
-        <w:rPr>
-          <w:lang w:val="ar_AE" w:bidi="ar_AE"/>
-        </w:rPr>
-      </w:r>
-    </w:p>
-    <w:p>
-      <w:pPr>
-        <w:bidi/>
-      </w:pPr>
-      <w:r>
-        <w:rPr>
-          <w:lang w:val="ar_AE" w:bidi="ar_AE"/>
-        </w:rPr>
-      </w:r>
-      <w:r>
-        <w:rPr>
-          <w:vertAlign w:val="superscript"/>
+    </w:p>
+    <w:p>
+      <w:pPr>
+        <w:bidi/>
+      </w:pPr>
+      <w:r>
+        <w:rPr>
+          <w:rtl/>
+          <w:cs/>
+          <w:lang w:val="ar_AE" w:bidi="ar_AE"/>
+        </w:rPr>
+      </w:r>
+      <w:r>
+        <w:rPr>
+          <w:vertAlign w:val="superscript"/>
+          <w:rtl/>
+          <w:cs/>
           <w:lang w:val="ar_AE" w:bidi="ar_AE"/>
         </w:rPr>
         <w:t>5</w:t>
       </w:r>
       <w:r>
         <w:rPr>
+          <w:rtl/>
+          <w:cs/>
           <w:lang w:val="ar_AE" w:bidi="ar_AE"/>
         </w:rPr>
         <w:t xml:space="preserve"> ٱلَّذِي لَهُ ٱلْمَجْدُ إِلَى أَبَدِ ٱلْآبِدِينَ. آمِينَ.</w:t>
       </w:r>
-      <w:r>
-        <w:rPr>
-          <w:lang w:val="ar_AE" w:bidi="ar_AE"/>
-        </w:rPr>
-      </w:r>
-      <w:r>
-        <w:rPr>
-          <w:lang w:val="ar_AE" w:bidi="ar_AE"/>
-        </w:rPr>
-      </w:r>
-    </w:p>
-    <w:p>
-      <w:pPr>
-        <w:bidi/>
-      </w:pPr>
-      <w:r>
-        <w:rPr>
-          <w:lang w:val="ar_AE" w:bidi="ar_AE"/>
-        </w:rPr>
-      </w:r>
-    </w:p>
-    <w:p>
-      <w:pPr>
-        <w:bidi/>
-      </w:pPr>
-      <w:r>
-        <w:rPr>
-          <w:lang w:val="ar_AE" w:bidi="ar_AE"/>
-        </w:rPr>
-      </w:r>
-      <w:r>
-        <w:rPr>
-          <w:vertAlign w:val="superscript"/>
+    </w:p>
+    <w:p>
+      <w:pPr>
+        <w:bidi/>
+      </w:pPr>
+      <w:r>
+        <w:rPr>
+          <w:rtl/>
+          <w:cs/>
+          <w:lang w:val="ar_AE" w:bidi="ar_AE"/>
+        </w:rPr>
+      </w:r>
+      <w:r>
+        <w:rPr>
+          <w:vertAlign w:val="superscript"/>
+          <w:rtl/>
+          <w:cs/>
           <w:lang w:val="ar_AE" w:bidi="ar_AE"/>
         </w:rPr>
         <w:t>6</w:t>
       </w:r>
       <w:r>
         <w:rPr>
+          <w:rtl/>
+          <w:cs/>
           <w:lang w:val="ar_AE" w:bidi="ar_AE"/>
         </w:rPr>
         <w:t xml:space="preserve"> إِنِّي أَتَعَجَّبُ أَنَّكُمْ تَنْتَقِلُونَ هَكَذَا سَرِيعًا عَنِ ٱلَّذِي دَعَاكُمْ بِنِعْمَةِ ٱلْمَسِيحِ إِلَى إِنْجِيلٍ آخَرَ!</w:t>
       </w:r>
-      <w:r>
-        <w:rPr>
-          <w:lang w:val="ar_AE" w:bidi="ar_AE"/>
-        </w:rPr>
-      </w:r>
-      <w:r>
-        <w:rPr>
-          <w:lang w:val="ar_AE" w:bidi="ar_AE"/>
-        </w:rPr>
-      </w:r>
-    </w:p>
-    <w:p>
-      <w:pPr>
-        <w:bidi/>
-      </w:pPr>
-      <w:r>
-        <w:rPr>
-          <w:lang w:val="ar_AE" w:bidi="ar_AE"/>
-        </w:rPr>
-      </w:r>
-    </w:p>
-    <w:p>
-      <w:pPr>
-        <w:bidi/>
-      </w:pPr>
-      <w:r>
-        <w:rPr>
-          <w:lang w:val="ar_AE" w:bidi="ar_AE"/>
-        </w:rPr>
-      </w:r>
-      <w:r>
-        <w:rPr>
-          <w:vertAlign w:val="superscript"/>
+    </w:p>
+    <w:p>
+      <w:pPr>
+        <w:bidi/>
+      </w:pPr>
+      <w:r>
+        <w:rPr>
+          <w:rtl/>
+          <w:cs/>
+          <w:lang w:val="ar_AE" w:bidi="ar_AE"/>
+        </w:rPr>
+      </w:r>
+      <w:r>
+        <w:rPr>
+          <w:vertAlign w:val="superscript"/>
+          <w:rtl/>
+          <w:cs/>
           <w:lang w:val="ar_AE" w:bidi="ar_AE"/>
         </w:rPr>
         <w:t>7</w:t>
       </w:r>
       <w:r>
         <w:rPr>
+          <w:rtl/>
+          <w:cs/>
           <w:lang w:val="ar_AE" w:bidi="ar_AE"/>
         </w:rPr>
         <w:t xml:space="preserve"> لَيْسَ هُوَ آخَرَ، غَيْرَ أَنَّهُ يُوجَدُ قَوْمٌ يُزْعِجُونَكُمْ وَيُرِيدُونَ أَنْ يُحَوِّلُوا إِنْجِيلَ ٱلْمَسِيحِ.</w:t>
       </w:r>
-      <w:r>
-        <w:rPr>
-          <w:lang w:val="ar_AE" w:bidi="ar_AE"/>
-        </w:rPr>
-      </w:r>
-      <w:r>
-        <w:rPr>
-          <w:lang w:val="ar_AE" w:bidi="ar_AE"/>
-        </w:rPr>
-      </w:r>
-    </w:p>
-    <w:p>
-      <w:pPr>
-        <w:bidi/>
-      </w:pPr>
-      <w:r>
-        <w:rPr>
-          <w:lang w:val="ar_AE" w:bidi="ar_AE"/>
-        </w:rPr>
-      </w:r>
-    </w:p>
-    <w:p>
-      <w:pPr>
-        <w:bidi/>
-      </w:pPr>
-      <w:r>
-        <w:rPr>
-          <w:lang w:val="ar_AE" w:bidi="ar_AE"/>
-        </w:rPr>
-      </w:r>
-      <w:r>
-        <w:rPr>
-          <w:vertAlign w:val="superscript"/>
+    </w:p>
+    <w:p>
+      <w:pPr>
+        <w:bidi/>
+      </w:pPr>
+      <w:r>
+        <w:rPr>
+          <w:rtl/>
+          <w:cs/>
+          <w:lang w:val="ar_AE" w:bidi="ar_AE"/>
+        </w:rPr>
+      </w:r>
+      <w:r>
+        <w:rPr>
+          <w:vertAlign w:val="superscript"/>
+          <w:rtl/>
+          <w:cs/>
           <w:lang w:val="ar_AE" w:bidi="ar_AE"/>
         </w:rPr>
         <w:t>8</w:t>
       </w:r>
       <w:r>
         <w:rPr>
+          <w:rtl/>
+          <w:cs/>
           <w:lang w:val="ar_AE" w:bidi="ar_AE"/>
         </w:rPr>
         <w:t xml:space="preserve"> وَلَكِنْ إِنْ بَشَّرْنَاكُمْ نَحْنُ أَوْ مَلَاكٌ مِنَ ٱلسَّمَاءِ بِغَيْرِ مَا بَشَّرْنَاكُمْ، فَلْيَكُنْ «أَنَاثِيمَا»!</w:t>
       </w:r>
-      <w:r>
-        <w:rPr>
-          <w:lang w:val="ar_AE" w:bidi="ar_AE"/>
-        </w:rPr>
-      </w:r>
-      <w:r>
-        <w:rPr>
-          <w:lang w:val="ar_AE" w:bidi="ar_AE"/>
-        </w:rPr>
-      </w:r>
-    </w:p>
-    <w:p>
-      <w:pPr>
-        <w:bidi/>
-      </w:pPr>
-      <w:r>
-        <w:rPr>
-          <w:lang w:val="ar_AE" w:bidi="ar_AE"/>
-        </w:rPr>
-      </w:r>
-    </w:p>
-    <w:p>
-      <w:pPr>
-        <w:bidi/>
-      </w:pPr>
-      <w:r>
-        <w:rPr>
-          <w:lang w:val="ar_AE" w:bidi="ar_AE"/>
-        </w:rPr>
-      </w:r>
-      <w:r>
-        <w:rPr>
-          <w:vertAlign w:val="superscript"/>
+    </w:p>
+    <w:p>
+      <w:pPr>
+        <w:bidi/>
+      </w:pPr>
+      <w:r>
+        <w:rPr>
+          <w:rtl/>
+          <w:cs/>
+          <w:lang w:val="ar_AE" w:bidi="ar_AE"/>
+        </w:rPr>
+      </w:r>
+      <w:r>
+        <w:rPr>
+          <w:vertAlign w:val="superscript"/>
+          <w:rtl/>
+          <w:cs/>
           <w:lang w:val="ar_AE" w:bidi="ar_AE"/>
         </w:rPr>
         <w:t>9</w:t>
       </w:r>
       <w:r>
         <w:rPr>
+          <w:rtl/>
+          <w:cs/>
           <w:lang w:val="ar_AE" w:bidi="ar_AE"/>
         </w:rPr>
         <w:t xml:space="preserve"> كَمَا سَبَقْنَا فَقُلْنَا أَقُولُ ٱلْآنَ أَيْضًا: إِنْ كَانَ أَحَدٌ يُبَشِّرُكُمْ بِغَيْرِ مَا قَبِلْتُمْ، فَلْيَكُنْ «أَنَاثِيمَا»!</w:t>
       </w:r>
-      <w:r>
-        <w:rPr>
-          <w:lang w:val="ar_AE" w:bidi="ar_AE"/>
-        </w:rPr>
-      </w:r>
-      <w:r>
-        <w:rPr>
-          <w:lang w:val="ar_AE" w:bidi="ar_AE"/>
-        </w:rPr>
-      </w:r>
-    </w:p>
-    <w:p>
-      <w:pPr>
-        <w:bidi/>
-      </w:pPr>
-      <w:r>
-        <w:rPr>
-          <w:lang w:val="ar_AE" w:bidi="ar_AE"/>
-        </w:rPr>
-      </w:r>
-    </w:p>
-    <w:p>
-      <w:pPr>
-        <w:bidi/>
-      </w:pPr>
-      <w:r>
-        <w:rPr>
-          <w:lang w:val="ar_AE" w:bidi="ar_AE"/>
-        </w:rPr>
-      </w:r>
-      <w:r>
-        <w:rPr>
-          <w:vertAlign w:val="superscript"/>
+    </w:p>
+    <w:p>
+      <w:pPr>
+        <w:bidi/>
+      </w:pPr>
+      <w:r>
+        <w:rPr>
+          <w:rtl/>
+          <w:cs/>
+          <w:lang w:val="ar_AE" w:bidi="ar_AE"/>
+        </w:rPr>
+      </w:r>
+      <w:r>
+        <w:rPr>
+          <w:vertAlign w:val="superscript"/>
+          <w:rtl/>
+          <w:cs/>
           <w:lang w:val="ar_AE" w:bidi="ar_AE"/>
         </w:rPr>
         <w:t>10</w:t>
       </w:r>
       <w:r>
         <w:rPr>
+          <w:rtl/>
+          <w:cs/>
           <w:lang w:val="ar_AE" w:bidi="ar_AE"/>
         </w:rPr>
         <w:t xml:space="preserve"> أَفَأَسْتَعْطِفُ ٱلْآنَ ٱلنَّاسَ أَمِ ٱللهَ؟ أَمْ أَطْلُبُ أَنْ أُرْضِيَ ٱلنَّاسَ؟ فَلَوْ كُنْتُ بَعْدُ أُرْضِي ٱلنَّاسَ، لَمْ أَكُنْ عَبْدًا لِلْمَسِيحِ.</w:t>
       </w:r>
-      <w:r>
-        <w:rPr>
-          <w:lang w:val="ar_AE" w:bidi="ar_AE"/>
-        </w:rPr>
-      </w:r>
-      <w:r>
-        <w:rPr>
-          <w:lang w:val="ar_AE" w:bidi="ar_AE"/>
-        </w:rPr>
-      </w:r>
-    </w:p>
-    <w:p>
-      <w:pPr>
-        <w:bidi/>
-      </w:pPr>
-      <w:r>
-        <w:rPr>
-          <w:lang w:val="ar_AE" w:bidi="ar_AE"/>
-        </w:rPr>
-      </w:r>
-    </w:p>
-    <w:p>
-      <w:pPr>
-        <w:bidi/>
-      </w:pPr>
-      <w:r>
-        <w:rPr>
-          <w:lang w:val="ar_AE" w:bidi="ar_AE"/>
-        </w:rPr>
-      </w:r>
-      <w:r>
-        <w:rPr>
-          <w:vertAlign w:val="superscript"/>
+    </w:p>
+    <w:p>
+      <w:pPr>
+        <w:bidi/>
+      </w:pPr>
+      <w:r>
+        <w:rPr>
+          <w:rtl/>
+          <w:cs/>
+          <w:lang w:val="ar_AE" w:bidi="ar_AE"/>
+        </w:rPr>
+      </w:r>
+      <w:r>
+        <w:rPr>
+          <w:vertAlign w:val="superscript"/>
+          <w:rtl/>
+          <w:cs/>
           <w:lang w:val="ar_AE" w:bidi="ar_AE"/>
         </w:rPr>
         <w:t>11</w:t>
       </w:r>
       <w:r>
         <w:rPr>
+          <w:rtl/>
+          <w:cs/>
           <w:lang w:val="ar_AE" w:bidi="ar_AE"/>
         </w:rPr>
         <w:t xml:space="preserve"> وَأُعَرِّفُكُمْ أَيُّهَا ٱلْإِخْوَةُ ٱلْإِنْجِيلَ ٱلَّذِي بَشَّرْتُ بِهِ، أَنَّهُ لَيْسَ بِحَسَبِ إِنْسَانٍ.</w:t>
       </w:r>
-      <w:r>
-        <w:rPr>
-          <w:lang w:val="ar_AE" w:bidi="ar_AE"/>
-        </w:rPr>
-      </w:r>
-      <w:r>
-        <w:rPr>
-          <w:lang w:val="ar_AE" w:bidi="ar_AE"/>
-        </w:rPr>
-      </w:r>
-    </w:p>
-    <w:p>
-      <w:pPr>
-        <w:bidi/>
-      </w:pPr>
-      <w:r>
-        <w:rPr>
-          <w:lang w:val="ar_AE" w:bidi="ar_AE"/>
-        </w:rPr>
-      </w:r>
-    </w:p>
-    <w:p>
-      <w:pPr>
-        <w:bidi/>
-      </w:pPr>
-      <w:r>
-        <w:rPr>
-          <w:lang w:val="ar_AE" w:bidi="ar_AE"/>
-        </w:rPr>
-      </w:r>
-      <w:r>
-        <w:rPr>
-          <w:vertAlign w:val="superscript"/>
+    </w:p>
+    <w:p>
+      <w:pPr>
+        <w:bidi/>
+      </w:pPr>
+      <w:r>
+        <w:rPr>
+          <w:rtl/>
+          <w:cs/>
+          <w:lang w:val="ar_AE" w:bidi="ar_AE"/>
+        </w:rPr>
+      </w:r>
+      <w:r>
+        <w:rPr>
+          <w:vertAlign w:val="superscript"/>
+          <w:rtl/>
+          <w:cs/>
           <w:lang w:val="ar_AE" w:bidi="ar_AE"/>
         </w:rPr>
         <w:t>12</w:t>
       </w:r>
       <w:r>
         <w:rPr>
+          <w:rtl/>
+          <w:cs/>
           <w:lang w:val="ar_AE" w:bidi="ar_AE"/>
         </w:rPr>
         <w:t xml:space="preserve"> لِأَنِّي لَمْ أَقْبَلْهُ مِنْ عِنْدِ إِنْسَانٍ وَلَا عُلِّمْتُهُ. بَلْ بِإِعْلَانِ يَسُوعَ ٱلْمَسِيحِ.</w:t>
       </w:r>
-      <w:r>
-        <w:rPr>
-          <w:lang w:val="ar_AE" w:bidi="ar_AE"/>
-        </w:rPr>
-      </w:r>
-      <w:r>
-        <w:rPr>
-          <w:lang w:val="ar_AE" w:bidi="ar_AE"/>
-        </w:rPr>
-      </w:r>
-    </w:p>
-    <w:p>
-      <w:pPr>
-        <w:bidi/>
-      </w:pPr>
-      <w:r>
-        <w:rPr>
-          <w:lang w:val="ar_AE" w:bidi="ar_AE"/>
-        </w:rPr>
-      </w:r>
-    </w:p>
-    <w:p>
-      <w:pPr>
-        <w:bidi/>
-      </w:pPr>
-      <w:r>
-        <w:rPr>
-          <w:lang w:val="ar_AE" w:bidi="ar_AE"/>
-        </w:rPr>
-      </w:r>
-      <w:r>
-        <w:rPr>
-          <w:vertAlign w:val="superscript"/>
+    </w:p>
+    <w:p>
+      <w:pPr>
+        <w:bidi/>
+      </w:pPr>
+      <w:r>
+        <w:rPr>
+          <w:rtl/>
+          <w:cs/>
+          <w:lang w:val="ar_AE" w:bidi="ar_AE"/>
+        </w:rPr>
+      </w:r>
+      <w:r>
+        <w:rPr>
+          <w:vertAlign w:val="superscript"/>
+          <w:rtl/>
+          <w:cs/>
           <w:lang w:val="ar_AE" w:bidi="ar_AE"/>
         </w:rPr>
         <w:t>13</w:t>
       </w:r>
       <w:r>
         <w:rPr>
+          <w:rtl/>
+          <w:cs/>
           <w:lang w:val="ar_AE" w:bidi="ar_AE"/>
         </w:rPr>
         <w:t xml:space="preserve"> فَإِنَّكُمْ سَمِعْتُمْ بِسِيرَتِي قَبْلًا فِي ٱلدِّيَانَةِ ٱلْيَهُودِيَّةِ، أَنِّي كُنْتُ أَضْطَهِدُ كَنِيسَةَ ٱللهِ بِإِفْرَاطٍ وَأُتْلِفُهَا.</w:t>
       </w:r>
-      <w:r>
-        <w:rPr>
-          <w:lang w:val="ar_AE" w:bidi="ar_AE"/>
-        </w:rPr>
-      </w:r>
-      <w:r>
-        <w:rPr>
-          <w:lang w:val="ar_AE" w:bidi="ar_AE"/>
-        </w:rPr>
-      </w:r>
-    </w:p>
-    <w:p>
-      <w:pPr>
-        <w:bidi/>
-      </w:pPr>
-      <w:r>
-        <w:rPr>
-          <w:lang w:val="ar_AE" w:bidi="ar_AE"/>
-        </w:rPr>
-      </w:r>
-    </w:p>
-    <w:p>
-      <w:pPr>
-        <w:bidi/>
-      </w:pPr>
-      <w:r>
-        <w:rPr>
-          <w:lang w:val="ar_AE" w:bidi="ar_AE"/>
-        </w:rPr>
-      </w:r>
-      <w:r>
-        <w:rPr>
-          <w:vertAlign w:val="superscript"/>
+    </w:p>
+    <w:p>
+      <w:pPr>
+        <w:bidi/>
+      </w:pPr>
+      <w:r>
+        <w:rPr>
+          <w:rtl/>
+          <w:cs/>
+          <w:lang w:val="ar_AE" w:bidi="ar_AE"/>
+        </w:rPr>
+      </w:r>
+      <w:r>
+        <w:rPr>
+          <w:vertAlign w:val="superscript"/>
+          <w:rtl/>
+          <w:cs/>
           <w:lang w:val="ar_AE" w:bidi="ar_AE"/>
         </w:rPr>
         <w:t>14</w:t>
       </w:r>
       <w:r>
         <w:rPr>
+          <w:rtl/>
+          <w:cs/>
           <w:lang w:val="ar_AE" w:bidi="ar_AE"/>
         </w:rPr>
         <w:t xml:space="preserve"> وَكُنْتُ أَتَقَدَّمُ فِي ٱلدِّيَانَةِ ٱلْيَهُودِيَّةِ عَلَى كَثِيرِينَ مِنْ أَتْرَابِي فِي جِنْسِي، إِذْ كُنْتُ أَوْفَرَ غَيْرَةً فِي تَقْلِيدَاتِ آبَائِي.</w:t>
       </w:r>
-      <w:r>
-        <w:rPr>
-          <w:lang w:val="ar_AE" w:bidi="ar_AE"/>
-        </w:rPr>
-      </w:r>
-      <w:r>
-        <w:rPr>
-          <w:lang w:val="ar_AE" w:bidi="ar_AE"/>
-        </w:rPr>
-      </w:r>
-    </w:p>
-    <w:p>
-      <w:pPr>
-        <w:bidi/>
-      </w:pPr>
-      <w:r>
-        <w:rPr>
-          <w:lang w:val="ar_AE" w:bidi="ar_AE"/>
-        </w:rPr>
-      </w:r>
-    </w:p>
-    <w:p>
-      <w:pPr>
-        <w:bidi/>
-      </w:pPr>
-      <w:r>
-        <w:rPr>
-          <w:lang w:val="ar_AE" w:bidi="ar_AE"/>
-        </w:rPr>
-      </w:r>
-      <w:r>
-        <w:rPr>
-          <w:vertAlign w:val="superscript"/>
+    </w:p>
+    <w:p>
+      <w:pPr>
+        <w:bidi/>
+      </w:pPr>
+      <w:r>
+        <w:rPr>
+          <w:rtl/>
+          <w:cs/>
+          <w:lang w:val="ar_AE" w:bidi="ar_AE"/>
+        </w:rPr>
+      </w:r>
+      <w:r>
+        <w:rPr>
+          <w:vertAlign w:val="superscript"/>
+          <w:rtl/>
+          <w:cs/>
           <w:lang w:val="ar_AE" w:bidi="ar_AE"/>
         </w:rPr>
         <w:t>15</w:t>
       </w:r>
       <w:r>
         <w:rPr>
+          <w:rtl/>
+          <w:cs/>
           <w:lang w:val="ar_AE" w:bidi="ar_AE"/>
         </w:rPr>
         <w:t xml:space="preserve"> وَلَكِنْ لَمَّا سَرَّ ٱللهَ ٱلَّذِي أَفْرَزَنِي مِنْ بَطْنِ أُمِّي، وَدَعَانِي بِنِعْمَتِهِ،</w:t>
       </w:r>
-      <w:r>
-        <w:rPr>
-          <w:lang w:val="ar_AE" w:bidi="ar_AE"/>
-        </w:rPr>
-      </w:r>
-      <w:r>
-        <w:rPr>
-          <w:lang w:val="ar_AE" w:bidi="ar_AE"/>
-        </w:rPr>
-      </w:r>
-    </w:p>
-    <w:p>
-      <w:pPr>
-        <w:bidi/>
-      </w:pPr>
-      <w:r>
-        <w:rPr>
-          <w:lang w:val="ar_AE" w:bidi="ar_AE"/>
-        </w:rPr>
-      </w:r>
-    </w:p>
-    <w:p>
-      <w:pPr>
-        <w:bidi/>
-      </w:pPr>
-      <w:r>
-        <w:rPr>
-          <w:lang w:val="ar_AE" w:bidi="ar_AE"/>
-        </w:rPr>
-      </w:r>
-      <w:r>
-        <w:rPr>
-          <w:vertAlign w:val="superscript"/>
+    </w:p>
+    <w:p>
+      <w:pPr>
+        <w:bidi/>
+      </w:pPr>
+      <w:r>
+        <w:rPr>
+          <w:rtl/>
+          <w:cs/>
+          <w:lang w:val="ar_AE" w:bidi="ar_AE"/>
+        </w:rPr>
+      </w:r>
+      <w:r>
+        <w:rPr>
+          <w:vertAlign w:val="superscript"/>
+          <w:rtl/>
+          <w:cs/>
           <w:lang w:val="ar_AE" w:bidi="ar_AE"/>
         </w:rPr>
         <w:t>16</w:t>
       </w:r>
       <w:r>
         <w:rPr>
+          <w:rtl/>
+          <w:cs/>
           <w:lang w:val="ar_AE" w:bidi="ar_AE"/>
         </w:rPr>
         <w:t xml:space="preserve"> أَنْ يُعْلِنَ ٱبْنَهُ فِيَّ لِأُبَشِّرَ بِهِ بَيْنَ ٱلْأُمَمِ، لِلْوَقْتِ لَمْ أَسْتَشِرْ لَحْمًا وَدَمًا،</w:t>
       </w:r>
-      <w:r>
-        <w:rPr>
-          <w:lang w:val="ar_AE" w:bidi="ar_AE"/>
-        </w:rPr>
-      </w:r>
-      <w:r>
-        <w:rPr>
-          <w:lang w:val="ar_AE" w:bidi="ar_AE"/>
-        </w:rPr>
-      </w:r>
-    </w:p>
-    <w:p>
-      <w:pPr>
-        <w:bidi/>
-      </w:pPr>
-      <w:r>
-        <w:rPr>
-          <w:lang w:val="ar_AE" w:bidi="ar_AE"/>
-        </w:rPr>
-      </w:r>
-    </w:p>
-    <w:p>
-      <w:pPr>
-        <w:bidi/>
-      </w:pPr>
-      <w:r>
-        <w:rPr>
-          <w:lang w:val="ar_AE" w:bidi="ar_AE"/>
-        </w:rPr>
-      </w:r>
-      <w:r>
-        <w:rPr>
-          <w:vertAlign w:val="superscript"/>
+    </w:p>
+    <w:p>
+      <w:pPr>
+        <w:bidi/>
+      </w:pPr>
+      <w:r>
+        <w:rPr>
+          <w:rtl/>
+          <w:cs/>
+          <w:lang w:val="ar_AE" w:bidi="ar_AE"/>
+        </w:rPr>
+      </w:r>
+      <w:r>
+        <w:rPr>
+          <w:vertAlign w:val="superscript"/>
+          <w:rtl/>
+          <w:cs/>
           <w:lang w:val="ar_AE" w:bidi="ar_AE"/>
         </w:rPr>
         <w:t>17</w:t>
       </w:r>
       <w:r>
         <w:rPr>
+          <w:rtl/>
+          <w:cs/>
           <w:lang w:val="ar_AE" w:bidi="ar_AE"/>
         </w:rPr>
         <w:t xml:space="preserve"> وَلَا صَعِدْتُ إِلَى أُورُشَلِيمَ، إِلَى ٱلرُّسُلِ ٱلَّذِينَ قَبْلِي، بَلِ ٱنْطَلَقْتُ إِلَى ٱلْعَرَبِيَّةِ، ثُمَّ رَجَعْتُ أَيْضًا إِلَى دِمَشْقَ.</w:t>
       </w:r>
-      <w:r>
-        <w:rPr>
-          <w:lang w:val="ar_AE" w:bidi="ar_AE"/>
-        </w:rPr>
-      </w:r>
-      <w:r>
-        <w:rPr>
-          <w:lang w:val="ar_AE" w:bidi="ar_AE"/>
-        </w:rPr>
-      </w:r>
-    </w:p>
-    <w:p>
-      <w:pPr>
-        <w:bidi/>
-      </w:pPr>
-      <w:r>
-        <w:rPr>
-          <w:lang w:val="ar_AE" w:bidi="ar_AE"/>
-        </w:rPr>
-      </w:r>
-    </w:p>
-    <w:p>
-      <w:pPr>
-        <w:bidi/>
-      </w:pPr>
-      <w:r>
-        <w:rPr>
-          <w:lang w:val="ar_AE" w:bidi="ar_AE"/>
-        </w:rPr>
-      </w:r>
-      <w:r>
-        <w:rPr>
-          <w:vertAlign w:val="superscript"/>
+    </w:p>
+    <w:p>
+      <w:pPr>
+        <w:bidi/>
+      </w:pPr>
+      <w:r>
+        <w:rPr>
+          <w:rtl/>
+          <w:cs/>
+          <w:lang w:val="ar_AE" w:bidi="ar_AE"/>
+        </w:rPr>
+      </w:r>
+      <w:r>
+        <w:rPr>
+          <w:vertAlign w:val="superscript"/>
+          <w:rtl/>
+          <w:cs/>
           <w:lang w:val="ar_AE" w:bidi="ar_AE"/>
         </w:rPr>
         <w:t>18</w:t>
       </w:r>
       <w:r>
         <w:rPr>
+          <w:rtl/>
+          <w:cs/>
           <w:lang w:val="ar_AE" w:bidi="ar_AE"/>
         </w:rPr>
         <w:t xml:space="preserve"> ثُمَّ بَعْدَ ثَلَاثِ سِنِينَ صَعِدْتُ إِلَى أُورُشَلِيمَ لِأَتَعَرَّفَ بِبُطْرُسَ، فَمَكَثْتُ عِنْدَهُ خَمْسَةَ عَشَرَ يَوْمًا.</w:t>
       </w:r>
-      <w:r>
-        <w:rPr>
-          <w:lang w:val="ar_AE" w:bidi="ar_AE"/>
-        </w:rPr>
-      </w:r>
-      <w:r>
-        <w:rPr>
-          <w:lang w:val="ar_AE" w:bidi="ar_AE"/>
-        </w:rPr>
-      </w:r>
-    </w:p>
-    <w:p>
-      <w:pPr>
-        <w:bidi/>
-      </w:pPr>
-      <w:r>
-        <w:rPr>
-          <w:lang w:val="ar_AE" w:bidi="ar_AE"/>
-        </w:rPr>
-      </w:r>
-    </w:p>
-    <w:p>
-      <w:pPr>
-        <w:bidi/>
-      </w:pPr>
-      <w:r>
-        <w:rPr>
-          <w:lang w:val="ar_AE" w:bidi="ar_AE"/>
-        </w:rPr>
-      </w:r>
-      <w:r>
-        <w:rPr>
-          <w:vertAlign w:val="superscript"/>
+    </w:p>
+    <w:p>
+      <w:pPr>
+        <w:bidi/>
+      </w:pPr>
+      <w:r>
+        <w:rPr>
+          <w:rtl/>
+          <w:cs/>
+          <w:lang w:val="ar_AE" w:bidi="ar_AE"/>
+        </w:rPr>
+      </w:r>
+      <w:r>
+        <w:rPr>
+          <w:vertAlign w:val="superscript"/>
+          <w:rtl/>
+          <w:cs/>
           <w:lang w:val="ar_AE" w:bidi="ar_AE"/>
         </w:rPr>
         <w:t>19</w:t>
       </w:r>
       <w:r>
         <w:rPr>
+          <w:rtl/>
+          <w:cs/>
           <w:lang w:val="ar_AE" w:bidi="ar_AE"/>
         </w:rPr>
         <w:t xml:space="preserve"> وَلَكِنَّنِي لَمْ أَرَ غَيْرَهُ مِنَ ٱلرُّسُلِ إِلَّا يَعْقُوبَ أَخَا ٱلرَّبِّ.</w:t>
       </w:r>
-      <w:r>
-        <w:rPr>
-          <w:lang w:val="ar_AE" w:bidi="ar_AE"/>
-        </w:rPr>
-      </w:r>
-      <w:r>
-        <w:rPr>
-          <w:lang w:val="ar_AE" w:bidi="ar_AE"/>
-        </w:rPr>
-      </w:r>
-    </w:p>
-    <w:p>
-      <w:pPr>
-        <w:bidi/>
-      </w:pPr>
-      <w:r>
-        <w:rPr>
-          <w:lang w:val="ar_AE" w:bidi="ar_AE"/>
-        </w:rPr>
-      </w:r>
-    </w:p>
-    <w:p>
-      <w:pPr>
-        <w:bidi/>
-      </w:pPr>
-      <w:r>
-        <w:rPr>
-          <w:lang w:val="ar_AE" w:bidi="ar_AE"/>
-        </w:rPr>
-      </w:r>
-      <w:r>
-        <w:rPr>
-          <w:vertAlign w:val="superscript"/>
+    </w:p>
+    <w:p>
+      <w:pPr>
+        <w:bidi/>
+      </w:pPr>
+      <w:r>
+        <w:rPr>
+          <w:rtl/>
+          <w:cs/>
+          <w:lang w:val="ar_AE" w:bidi="ar_AE"/>
+        </w:rPr>
+      </w:r>
+      <w:r>
+        <w:rPr>
+          <w:vertAlign w:val="superscript"/>
+          <w:rtl/>
+          <w:cs/>
           <w:lang w:val="ar_AE" w:bidi="ar_AE"/>
         </w:rPr>
         <w:t>20</w:t>
       </w:r>
       <w:r>
         <w:rPr>
+          <w:rtl/>
+          <w:cs/>
           <w:lang w:val="ar_AE" w:bidi="ar_AE"/>
         </w:rPr>
         <w:t xml:space="preserve"> وَٱلَّذِي أَكْتُبُ بِهِ إِلَيْكُمْ هُوَذَا قُدَّامَ ٱللهِ أَنِّي لَسْتُ أَكْذِبُ فِيهِ.</w:t>
       </w:r>
-      <w:r>
-        <w:rPr>
-          <w:lang w:val="ar_AE" w:bidi="ar_AE"/>
-        </w:rPr>
-      </w:r>
-      <w:r>
-        <w:rPr>
-          <w:lang w:val="ar_AE" w:bidi="ar_AE"/>
-        </w:rPr>
-      </w:r>
-    </w:p>
-    <w:p>
-      <w:pPr>
-        <w:bidi/>
-      </w:pPr>
-      <w:r>
-        <w:rPr>
-          <w:lang w:val="ar_AE" w:bidi="ar_AE"/>
-        </w:rPr>
-      </w:r>
-    </w:p>
-    <w:p>
-      <w:pPr>
-        <w:bidi/>
-      </w:pPr>
-      <w:r>
-        <w:rPr>
-          <w:lang w:val="ar_AE" w:bidi="ar_AE"/>
-        </w:rPr>
-      </w:r>
-      <w:r>
-        <w:rPr>
-          <w:vertAlign w:val="superscript"/>
+    </w:p>
+    <w:p>
+      <w:pPr>
+        <w:bidi/>
+      </w:pPr>
+      <w:r>
+        <w:rPr>
+          <w:rtl/>
+          <w:cs/>
+          <w:lang w:val="ar_AE" w:bidi="ar_AE"/>
+        </w:rPr>
+      </w:r>
+      <w:r>
+        <w:rPr>
+          <w:vertAlign w:val="superscript"/>
+          <w:rtl/>
+          <w:cs/>
           <w:lang w:val="ar_AE" w:bidi="ar_AE"/>
         </w:rPr>
         <w:t>21</w:t>
       </w:r>
       <w:r>
         <w:rPr>
+          <w:rtl/>
+          <w:cs/>
           <w:lang w:val="ar_AE" w:bidi="ar_AE"/>
         </w:rPr>
         <w:t xml:space="preserve"> وَبَعْدَ ذَلِكَ جِئْتُ إِلَى أَقَالِيمِ سُورِيَّةَ وَكِيلِيكِيَّةَ.</w:t>
       </w:r>
-      <w:r>
-        <w:rPr>
-          <w:lang w:val="ar_AE" w:bidi="ar_AE"/>
-        </w:rPr>
-      </w:r>
-      <w:r>
-        <w:rPr>
-          <w:lang w:val="ar_AE" w:bidi="ar_AE"/>
-        </w:rPr>
-      </w:r>
-    </w:p>
-    <w:p>
-      <w:pPr>
-        <w:bidi/>
-      </w:pPr>
-      <w:r>
-        <w:rPr>
-          <w:lang w:val="ar_AE" w:bidi="ar_AE"/>
-        </w:rPr>
-      </w:r>
-    </w:p>
-    <w:p>
-      <w:pPr>
-        <w:bidi/>
-      </w:pPr>
-      <w:r>
-        <w:rPr>
-          <w:lang w:val="ar_AE" w:bidi="ar_AE"/>
-        </w:rPr>
-      </w:r>
-      <w:r>
-        <w:rPr>
-          <w:vertAlign w:val="superscript"/>
+    </w:p>
+    <w:p>
+      <w:pPr>
+        <w:bidi/>
+      </w:pPr>
+      <w:r>
+        <w:rPr>
+          <w:rtl/>
+          <w:cs/>
+          <w:lang w:val="ar_AE" w:bidi="ar_AE"/>
+        </w:rPr>
+      </w:r>
+      <w:r>
+        <w:rPr>
+          <w:vertAlign w:val="superscript"/>
+          <w:rtl/>
+          <w:cs/>
           <w:lang w:val="ar_AE" w:bidi="ar_AE"/>
         </w:rPr>
         <w:t>22</w:t>
       </w:r>
       <w:r>
         <w:rPr>
+          <w:rtl/>
+          <w:cs/>
           <w:lang w:val="ar_AE" w:bidi="ar_AE"/>
         </w:rPr>
         <w:t xml:space="preserve"> وَلَكِنَّنِي كُنْتُ غَيْرَ مَعْرُوفٍ بِٱلْوَجْهِ عِنْدَ كَنَائِسِ ٱلْيَهُودِيَّةِ ٱلَّتِي فِي ٱلْمَسِيحِ.</w:t>
       </w:r>
-      <w:r>
-        <w:rPr>
-          <w:lang w:val="ar_AE" w:bidi="ar_AE"/>
-        </w:rPr>
-      </w:r>
-      <w:r>
-        <w:rPr>
-          <w:lang w:val="ar_AE" w:bidi="ar_AE"/>
-        </w:rPr>
-      </w:r>
-    </w:p>
-    <w:p>
-      <w:pPr>
-        <w:bidi/>
-      </w:pPr>
-      <w:r>
-        <w:rPr>
-          <w:lang w:val="ar_AE" w:bidi="ar_AE"/>
-        </w:rPr>
-      </w:r>
-    </w:p>
-    <w:p>
-      <w:pPr>
-        <w:bidi/>
-      </w:pPr>
-      <w:r>
-        <w:rPr>
-          <w:lang w:val="ar_AE" w:bidi="ar_AE"/>
-        </w:rPr>
-      </w:r>
-      <w:r>
-        <w:rPr>
-          <w:vertAlign w:val="superscript"/>
+    </w:p>
+    <w:p>
+      <w:pPr>
+        <w:bidi/>
+      </w:pPr>
+      <w:r>
+        <w:rPr>
+          <w:rtl/>
+          <w:cs/>
+          <w:lang w:val="ar_AE" w:bidi="ar_AE"/>
+        </w:rPr>
+      </w:r>
+      <w:r>
+        <w:rPr>
+          <w:vertAlign w:val="superscript"/>
+          <w:rtl/>
+          <w:cs/>
           <w:lang w:val="ar_AE" w:bidi="ar_AE"/>
         </w:rPr>
         <w:t>23</w:t>
       </w:r>
       <w:r>
         <w:rPr>
+          <w:rtl/>
+          <w:cs/>
           <w:lang w:val="ar_AE" w:bidi="ar_AE"/>
         </w:rPr>
         <w:t xml:space="preserve"> غَيْرَ أَنَّهُمْ كَانُوا يَسْمَعُونَ: «أَنَّ ٱلَّذِي كَانَ يَضْطَهِدُنَا قَبْلًا، يُبَشِّرُ ٱلْآنَ بِٱلْإِيمَانِ ٱلَّذِي كَانَ قَبْلًا يُتْلِفُهُ».</w:t>
       </w:r>
-      <w:r>
-        <w:rPr>
-          <w:lang w:val="ar_AE" w:bidi="ar_AE"/>
-        </w:rPr>
-      </w:r>
-      <w:r>
-        <w:rPr>
-          <w:lang w:val="ar_AE" w:bidi="ar_AE"/>
-        </w:rPr>
-      </w:r>
-    </w:p>
-    <w:p>
-      <w:pPr>
-        <w:bidi/>
-      </w:pPr>
-      <w:r>
-        <w:rPr>
-          <w:lang w:val="ar_AE" w:bidi="ar_AE"/>
-        </w:rPr>
-      </w:r>
-    </w:p>
-    <w:p>
-      <w:pPr>
-        <w:bidi/>
-      </w:pPr>
-      <w:r>
-        <w:rPr>
-          <w:lang w:val="ar_AE" w:bidi="ar_AE"/>
-        </w:rPr>
-      </w:r>
-      <w:r>
-        <w:rPr>
-          <w:vertAlign w:val="superscript"/>
+    </w:p>
+    <w:p>
+      <w:pPr>
+        <w:bidi/>
+      </w:pPr>
+      <w:r>
+        <w:rPr>
+          <w:rtl/>
+          <w:cs/>
+          <w:lang w:val="ar_AE" w:bidi="ar_AE"/>
+        </w:rPr>
+      </w:r>
+      <w:r>
+        <w:rPr>
+          <w:vertAlign w:val="superscript"/>
+          <w:rtl/>
+          <w:cs/>
           <w:lang w:val="ar_AE" w:bidi="ar_AE"/>
         </w:rPr>
         <w:t>24</w:t>
       </w:r>
       <w:r>
         <w:rPr>
+          <w:rtl/>
+          <w:cs/>
           <w:lang w:val="ar_AE" w:bidi="ar_AE"/>
         </w:rPr>
         <w:t xml:space="preserve"> فَكَانُوا يُمَجِّدُونَ ٱللهَ فِيَّ.</w:t>
       </w:r>
-      <w:r>
-        <w:rPr>
-          <w:lang w:val="ar_AE" w:bidi="ar_AE"/>
-        </w:rPr>
-      </w:r>
-      <w:r>
-        <w:rPr>
-          <w:lang w:val="ar_AE" w:bidi="ar_AE"/>
-        </w:rPr>
-      </w:r>
-    </w:p>
-    <w:p>
-      <w:pPr>
-        <w:bidi/>
-      </w:pPr>
-      <w:r>
-        <w:rPr>
-          <w:lang w:val="ar_AE" w:bidi="ar_AE"/>
-        </w:rPr>
-      </w:r>
     </w:p>
     <w:p>
       <w:pPr>
@@ -1290,918 +953,628 @@
       </w:pPr>
       <w:r>
         <w:rPr>
+          <w:rtl/>
+          <w:cs/>
           <w:lang w:val="ar_AE" w:bidi="ar_AE"/>
         </w:rPr>
         <w:t>Galatians 2:1</w:t>
       </w:r>
       <w:r>
         <w:rPr>
-          <w:lang w:val="ar_AE" w:bidi="ar_AE"/>
-        </w:rPr>
-      </w:r>
-    </w:p>
-    <w:p>
-      <w:pPr>
-        <w:bidi/>
-      </w:pPr>
-      <w:r>
-        <w:rPr>
-          <w:lang w:val="ar_AE" w:bidi="ar_AE"/>
-        </w:rPr>
-      </w:r>
-      <w:r>
-        <w:rPr>
-          <w:vertAlign w:val="superscript"/>
+          <w:rtl/>
+          <w:cs/>
+          <w:lang w:val="ar_AE" w:bidi="ar_AE"/>
+        </w:rPr>
+      </w:r>
+    </w:p>
+    <w:p>
+      <w:pPr>
+        <w:bidi/>
+      </w:pPr>
+      <w:r>
+        <w:rPr>
+          <w:rtl/>
+          <w:cs/>
+          <w:lang w:val="ar_AE" w:bidi="ar_AE"/>
+        </w:rPr>
+      </w:r>
+      <w:r>
+        <w:rPr>
+          <w:vertAlign w:val="superscript"/>
+          <w:rtl/>
+          <w:cs/>
           <w:lang w:val="ar_AE" w:bidi="ar_AE"/>
         </w:rPr>
         <w:t>1</w:t>
       </w:r>
       <w:r>
         <w:rPr>
+          <w:rtl/>
+          <w:cs/>
           <w:lang w:val="ar_AE" w:bidi="ar_AE"/>
         </w:rPr>
         <w:t xml:space="preserve"> ثُمَّ بَعْدَ أَرْبَعَ عَشْرَةَ سَنَةً صَعِدْتُ أَيْضًا إِلَى أُورُشَلِيمَ مَعَ بَرْنَابَا، آخِذًا مَعِي تِيطُسَ أَيْضًا.</w:t>
       </w:r>
-      <w:r>
-        <w:rPr>
-          <w:lang w:val="ar_AE" w:bidi="ar_AE"/>
-        </w:rPr>
-      </w:r>
-      <w:r>
-        <w:rPr>
-          <w:lang w:val="ar_AE" w:bidi="ar_AE"/>
-        </w:rPr>
-      </w:r>
-    </w:p>
-    <w:p>
-      <w:pPr>
-        <w:bidi/>
-      </w:pPr>
-      <w:r>
-        <w:rPr>
-          <w:lang w:val="ar_AE" w:bidi="ar_AE"/>
-        </w:rPr>
-      </w:r>
-    </w:p>
-    <w:p>
-      <w:pPr>
-        <w:bidi/>
-      </w:pPr>
-      <w:r>
-        <w:rPr>
-          <w:lang w:val="ar_AE" w:bidi="ar_AE"/>
-        </w:rPr>
-      </w:r>
-      <w:r>
-        <w:rPr>
-          <w:vertAlign w:val="superscript"/>
+    </w:p>
+    <w:p>
+      <w:pPr>
+        <w:bidi/>
+      </w:pPr>
+      <w:r>
+        <w:rPr>
+          <w:rtl/>
+          <w:cs/>
+          <w:lang w:val="ar_AE" w:bidi="ar_AE"/>
+        </w:rPr>
+      </w:r>
+      <w:r>
+        <w:rPr>
+          <w:vertAlign w:val="superscript"/>
+          <w:rtl/>
+          <w:cs/>
           <w:lang w:val="ar_AE" w:bidi="ar_AE"/>
         </w:rPr>
         <w:t>2</w:t>
       </w:r>
       <w:r>
         <w:rPr>
+          <w:rtl/>
+          <w:cs/>
           <w:lang w:val="ar_AE" w:bidi="ar_AE"/>
         </w:rPr>
         <w:t xml:space="preserve"> وَإِنَّمَا صَعِدْتُ بِمُوجَبِ إِعْلَانٍ، وَعَرَضْتُ عَلَيْهِمِ ٱلْإِنْجِيلَ ٱلَّذِي أَكْرِزُ بِهِ بَيْنَ ٱلْأُمَمِ، وَلَكِنْ بِٱلِٱنْفِرَادِ عَلَى ٱلْمُعْتَبَرِينَ، لِئَلَّا أَكُونَ أَسْعَى أَوْ قَدْ سَعَيْتُ بَاطِلًا.</w:t>
       </w:r>
-      <w:r>
-        <w:rPr>
-          <w:lang w:val="ar_AE" w:bidi="ar_AE"/>
-        </w:rPr>
-      </w:r>
-      <w:r>
-        <w:rPr>
-          <w:lang w:val="ar_AE" w:bidi="ar_AE"/>
-        </w:rPr>
-      </w:r>
-    </w:p>
-    <w:p>
-      <w:pPr>
-        <w:bidi/>
-      </w:pPr>
-      <w:r>
-        <w:rPr>
-          <w:lang w:val="ar_AE" w:bidi="ar_AE"/>
-        </w:rPr>
-      </w:r>
-    </w:p>
-    <w:p>
-      <w:pPr>
-        <w:bidi/>
-      </w:pPr>
-      <w:r>
-        <w:rPr>
-          <w:lang w:val="ar_AE" w:bidi="ar_AE"/>
-        </w:rPr>
-      </w:r>
-      <w:r>
-        <w:rPr>
-          <w:vertAlign w:val="superscript"/>
+    </w:p>
+    <w:p>
+      <w:pPr>
+        <w:bidi/>
+      </w:pPr>
+      <w:r>
+        <w:rPr>
+          <w:rtl/>
+          <w:cs/>
+          <w:lang w:val="ar_AE" w:bidi="ar_AE"/>
+        </w:rPr>
+      </w:r>
+      <w:r>
+        <w:rPr>
+          <w:vertAlign w:val="superscript"/>
+          <w:rtl/>
+          <w:cs/>
           <w:lang w:val="ar_AE" w:bidi="ar_AE"/>
         </w:rPr>
         <w:t>3</w:t>
       </w:r>
       <w:r>
         <w:rPr>
+          <w:rtl/>
+          <w:cs/>
           <w:lang w:val="ar_AE" w:bidi="ar_AE"/>
         </w:rPr>
         <w:t xml:space="preserve"> لَكِنْ لَمْ يُضْطَرَّ وَلَا تِيطُسُ ٱلَّذِي كَانَ مَعِي، وَهُوَ يُونَانِيٌّ، أَنْ يَخْتَتِنَ.</w:t>
       </w:r>
-      <w:r>
-        <w:rPr>
-          <w:lang w:val="ar_AE" w:bidi="ar_AE"/>
-        </w:rPr>
-      </w:r>
-      <w:r>
-        <w:rPr>
-          <w:lang w:val="ar_AE" w:bidi="ar_AE"/>
-        </w:rPr>
-      </w:r>
-    </w:p>
-    <w:p>
-      <w:pPr>
-        <w:bidi/>
-      </w:pPr>
-      <w:r>
-        <w:rPr>
-          <w:lang w:val="ar_AE" w:bidi="ar_AE"/>
-        </w:rPr>
-      </w:r>
-    </w:p>
-    <w:p>
-      <w:pPr>
-        <w:bidi/>
-      </w:pPr>
-      <w:r>
-        <w:rPr>
-          <w:lang w:val="ar_AE" w:bidi="ar_AE"/>
-        </w:rPr>
-      </w:r>
-      <w:r>
-        <w:rPr>
-          <w:vertAlign w:val="superscript"/>
+    </w:p>
+    <w:p>
+      <w:pPr>
+        <w:bidi/>
+      </w:pPr>
+      <w:r>
+        <w:rPr>
+          <w:rtl/>
+          <w:cs/>
+          <w:lang w:val="ar_AE" w:bidi="ar_AE"/>
+        </w:rPr>
+      </w:r>
+      <w:r>
+        <w:rPr>
+          <w:vertAlign w:val="superscript"/>
+          <w:rtl/>
+          <w:cs/>
           <w:lang w:val="ar_AE" w:bidi="ar_AE"/>
         </w:rPr>
         <w:t>4</w:t>
       </w:r>
       <w:r>
         <w:rPr>
+          <w:rtl/>
+          <w:cs/>
           <w:lang w:val="ar_AE" w:bidi="ar_AE"/>
         </w:rPr>
         <w:t xml:space="preserve"> وَلَكِنْ بِسَبَبِ ٱلْإِخْوَةِ ٱلْكَذَبَةِ ٱلْمُدْخَلِينَ خُفْيَةً، ٱلَّذِينَ دَخَلُوا ٱخْتِلَاسًا لِيَتَجَسَّسُوا حُرِّيَّتَنَا ٱلَّتِي لَنَا فِي ٱلْمَسِيحِ كَيْ يَسْتَعْبِدُونَا،</w:t>
       </w:r>
-      <w:r>
-        <w:rPr>
-          <w:lang w:val="ar_AE" w:bidi="ar_AE"/>
-        </w:rPr>
-      </w:r>
-      <w:r>
-        <w:rPr>
-          <w:lang w:val="ar_AE" w:bidi="ar_AE"/>
-        </w:rPr>
-      </w:r>
-    </w:p>
-    <w:p>
-      <w:pPr>
-        <w:bidi/>
-      </w:pPr>
-      <w:r>
-        <w:rPr>
-          <w:lang w:val="ar_AE" w:bidi="ar_AE"/>
-        </w:rPr>
-      </w:r>
-    </w:p>
-    <w:p>
-      <w:pPr>
-        <w:bidi/>
-      </w:pPr>
-      <w:r>
-        <w:rPr>
-          <w:lang w:val="ar_AE" w:bidi="ar_AE"/>
-        </w:rPr>
-      </w:r>
-      <w:r>
-        <w:rPr>
-          <w:vertAlign w:val="superscript"/>
+    </w:p>
+    <w:p>
+      <w:pPr>
+        <w:bidi/>
+      </w:pPr>
+      <w:r>
+        <w:rPr>
+          <w:rtl/>
+          <w:cs/>
+          <w:lang w:val="ar_AE" w:bidi="ar_AE"/>
+        </w:rPr>
+      </w:r>
+      <w:r>
+        <w:rPr>
+          <w:vertAlign w:val="superscript"/>
+          <w:rtl/>
+          <w:cs/>
           <w:lang w:val="ar_AE" w:bidi="ar_AE"/>
         </w:rPr>
         <w:t>5</w:t>
       </w:r>
       <w:r>
         <w:rPr>
+          <w:rtl/>
+          <w:cs/>
           <w:lang w:val="ar_AE" w:bidi="ar_AE"/>
         </w:rPr>
         <w:t xml:space="preserve"> الَّذِينَ لَمْ نُذْعِنْ لَهُمْ بِٱلْخُضُوعِ وَلَا سَاعَةً، لِيَبْقَى عِنْدَكُمْ حَقُّ ٱلْإِنْجِيلِ.</w:t>
       </w:r>
-      <w:r>
-        <w:rPr>
-          <w:lang w:val="ar_AE" w:bidi="ar_AE"/>
-        </w:rPr>
-      </w:r>
-      <w:r>
-        <w:rPr>
-          <w:lang w:val="ar_AE" w:bidi="ar_AE"/>
-        </w:rPr>
-      </w:r>
-    </w:p>
-    <w:p>
-      <w:pPr>
-        <w:bidi/>
-      </w:pPr>
-      <w:r>
-        <w:rPr>
-          <w:lang w:val="ar_AE" w:bidi="ar_AE"/>
-        </w:rPr>
-      </w:r>
-    </w:p>
-    <w:p>
-      <w:pPr>
-        <w:bidi/>
-      </w:pPr>
-      <w:r>
-        <w:rPr>
-          <w:lang w:val="ar_AE" w:bidi="ar_AE"/>
-        </w:rPr>
-      </w:r>
-      <w:r>
-        <w:rPr>
-          <w:vertAlign w:val="superscript"/>
+    </w:p>
+    <w:p>
+      <w:pPr>
+        <w:bidi/>
+      </w:pPr>
+      <w:r>
+        <w:rPr>
+          <w:rtl/>
+          <w:cs/>
+          <w:lang w:val="ar_AE" w:bidi="ar_AE"/>
+        </w:rPr>
+      </w:r>
+      <w:r>
+        <w:rPr>
+          <w:vertAlign w:val="superscript"/>
+          <w:rtl/>
+          <w:cs/>
           <w:lang w:val="ar_AE" w:bidi="ar_AE"/>
         </w:rPr>
         <w:t>6</w:t>
       </w:r>
       <w:r>
         <w:rPr>
+          <w:rtl/>
+          <w:cs/>
           <w:lang w:val="ar_AE" w:bidi="ar_AE"/>
         </w:rPr>
         <w:t xml:space="preserve"> وَأَمَّا ٱلْمُعْتَبَرُونَ أَنَّهُمْ شَيْءٌ - مَهْمَا كَانُوا، لَا فَرْقَ عِنْدِي، ٱللهُ لَا يَأْخُذُ بِوَجْهِ إِنْسَانٍ - فَإِنَّ هَؤُلَاءِ ٱلْمُعْتَبَرِينَ لَمْ يُشِيرُوا عَلَيَّ بِشَيْءٍ.</w:t>
       </w:r>
-      <w:r>
-        <w:rPr>
-          <w:lang w:val="ar_AE" w:bidi="ar_AE"/>
-        </w:rPr>
-      </w:r>
-      <w:r>
-        <w:rPr>
-          <w:lang w:val="ar_AE" w:bidi="ar_AE"/>
-        </w:rPr>
-      </w:r>
-    </w:p>
-    <w:p>
-      <w:pPr>
-        <w:bidi/>
-      </w:pPr>
-      <w:r>
-        <w:rPr>
-          <w:lang w:val="ar_AE" w:bidi="ar_AE"/>
-        </w:rPr>
-      </w:r>
-    </w:p>
-    <w:p>
-      <w:pPr>
-        <w:bidi/>
-      </w:pPr>
-      <w:r>
-        <w:rPr>
-          <w:lang w:val="ar_AE" w:bidi="ar_AE"/>
-        </w:rPr>
-      </w:r>
-      <w:r>
-        <w:rPr>
-          <w:vertAlign w:val="superscript"/>
+    </w:p>
+    <w:p>
+      <w:pPr>
+        <w:bidi/>
+      </w:pPr>
+      <w:r>
+        <w:rPr>
+          <w:rtl/>
+          <w:cs/>
+          <w:lang w:val="ar_AE" w:bidi="ar_AE"/>
+        </w:rPr>
+      </w:r>
+      <w:r>
+        <w:rPr>
+          <w:vertAlign w:val="superscript"/>
+          <w:rtl/>
+          <w:cs/>
           <w:lang w:val="ar_AE" w:bidi="ar_AE"/>
         </w:rPr>
         <w:t>7</w:t>
       </w:r>
       <w:r>
         <w:rPr>
+          <w:rtl/>
+          <w:cs/>
           <w:lang w:val="ar_AE" w:bidi="ar_AE"/>
         </w:rPr>
         <w:t xml:space="preserve"> بَلْ بِٱلْعَكْسِ، إِذْ رَأَوْا أَنِّي ٱؤْتُمِنْتُ عَلَى إِنْجِيلِ ٱلْغُرْلَةِ كَمَا بُطْرُسُ عَلَى إِنْجِيلِ ٱلْخِتَانِ.</w:t>
       </w:r>
-      <w:r>
-        <w:rPr>
-          <w:lang w:val="ar_AE" w:bidi="ar_AE"/>
-        </w:rPr>
-      </w:r>
-      <w:r>
-        <w:rPr>
-          <w:lang w:val="ar_AE" w:bidi="ar_AE"/>
-        </w:rPr>
-      </w:r>
-    </w:p>
-    <w:p>
-      <w:pPr>
-        <w:bidi/>
-      </w:pPr>
-      <w:r>
-        <w:rPr>
-          <w:lang w:val="ar_AE" w:bidi="ar_AE"/>
-        </w:rPr>
-      </w:r>
-    </w:p>
-    <w:p>
-      <w:pPr>
-        <w:bidi/>
-      </w:pPr>
-      <w:r>
-        <w:rPr>
-          <w:lang w:val="ar_AE" w:bidi="ar_AE"/>
-        </w:rPr>
-      </w:r>
-      <w:r>
-        <w:rPr>
-          <w:vertAlign w:val="superscript"/>
+    </w:p>
+    <w:p>
+      <w:pPr>
+        <w:bidi/>
+      </w:pPr>
+      <w:r>
+        <w:rPr>
+          <w:rtl/>
+          <w:cs/>
+          <w:lang w:val="ar_AE" w:bidi="ar_AE"/>
+        </w:rPr>
+      </w:r>
+      <w:r>
+        <w:rPr>
+          <w:vertAlign w:val="superscript"/>
+          <w:rtl/>
+          <w:cs/>
           <w:lang w:val="ar_AE" w:bidi="ar_AE"/>
         </w:rPr>
         <w:t>8</w:t>
       </w:r>
       <w:r>
         <w:rPr>
+          <w:rtl/>
+          <w:cs/>
           <w:lang w:val="ar_AE" w:bidi="ar_AE"/>
         </w:rPr>
         <w:t xml:space="preserve"> فَإِنَّ ٱلَّذِي عَمِلَ فِي بُطْرُسَ لِرِسَالَةِ ٱلْخِتَانِ عَمِلَ فِيَّ أَيْضًا لِلْأُمَمِ.</w:t>
       </w:r>
-      <w:r>
-        <w:rPr>
-          <w:lang w:val="ar_AE" w:bidi="ar_AE"/>
-        </w:rPr>
-      </w:r>
-      <w:r>
-        <w:rPr>
-          <w:lang w:val="ar_AE" w:bidi="ar_AE"/>
-        </w:rPr>
-      </w:r>
-    </w:p>
-    <w:p>
-      <w:pPr>
-        <w:bidi/>
-      </w:pPr>
-      <w:r>
-        <w:rPr>
-          <w:lang w:val="ar_AE" w:bidi="ar_AE"/>
-        </w:rPr>
-      </w:r>
-    </w:p>
-    <w:p>
-      <w:pPr>
-        <w:bidi/>
-      </w:pPr>
-      <w:r>
-        <w:rPr>
-          <w:lang w:val="ar_AE" w:bidi="ar_AE"/>
-        </w:rPr>
-      </w:r>
-      <w:r>
-        <w:rPr>
-          <w:vertAlign w:val="superscript"/>
+    </w:p>
+    <w:p>
+      <w:pPr>
+        <w:bidi/>
+      </w:pPr>
+      <w:r>
+        <w:rPr>
+          <w:rtl/>
+          <w:cs/>
+          <w:lang w:val="ar_AE" w:bidi="ar_AE"/>
+        </w:rPr>
+      </w:r>
+      <w:r>
+        <w:rPr>
+          <w:vertAlign w:val="superscript"/>
+          <w:rtl/>
+          <w:cs/>
           <w:lang w:val="ar_AE" w:bidi="ar_AE"/>
         </w:rPr>
         <w:t>9</w:t>
       </w:r>
       <w:r>
         <w:rPr>
+          <w:rtl/>
+          <w:cs/>
           <w:lang w:val="ar_AE" w:bidi="ar_AE"/>
         </w:rPr>
         <w:t xml:space="preserve"> فَإِذْ عَلِمَ بِٱلنِّعْمَةِ ٱلْمُعْطَاةِ لِي يَعْقُوبُ وَصَفَا وَيُوحَنَّا، ٱلْمُعْتَبَرُونَ أَنَّهُمْ أَعْمِدَةٌ، أَعْطَوْنِي وَبَرْنَابَا يَمِينَ ٱلشَّرِكَةِ لِنَكُونَ نَحْنُ لِلْأُمَمِ، وَأَمَّا هُمْ فَلِلْخِتَانِ.</w:t>
       </w:r>
-      <w:r>
-        <w:rPr>
-          <w:lang w:val="ar_AE" w:bidi="ar_AE"/>
-        </w:rPr>
-      </w:r>
-      <w:r>
-        <w:rPr>
-          <w:lang w:val="ar_AE" w:bidi="ar_AE"/>
-        </w:rPr>
-      </w:r>
-    </w:p>
-    <w:p>
-      <w:pPr>
-        <w:bidi/>
-      </w:pPr>
-      <w:r>
-        <w:rPr>
-          <w:lang w:val="ar_AE" w:bidi="ar_AE"/>
-        </w:rPr>
-      </w:r>
-    </w:p>
-    <w:p>
-      <w:pPr>
-        <w:bidi/>
-      </w:pPr>
-      <w:r>
-        <w:rPr>
-          <w:lang w:val="ar_AE" w:bidi="ar_AE"/>
-        </w:rPr>
-      </w:r>
-      <w:r>
-        <w:rPr>
-          <w:vertAlign w:val="superscript"/>
+    </w:p>
+    <w:p>
+      <w:pPr>
+        <w:bidi/>
+      </w:pPr>
+      <w:r>
+        <w:rPr>
+          <w:rtl/>
+          <w:cs/>
+          <w:lang w:val="ar_AE" w:bidi="ar_AE"/>
+        </w:rPr>
+      </w:r>
+      <w:r>
+        <w:rPr>
+          <w:vertAlign w:val="superscript"/>
+          <w:rtl/>
+          <w:cs/>
           <w:lang w:val="ar_AE" w:bidi="ar_AE"/>
         </w:rPr>
         <w:t>10</w:t>
       </w:r>
       <w:r>
         <w:rPr>
+          <w:rtl/>
+          <w:cs/>
           <w:lang w:val="ar_AE" w:bidi="ar_AE"/>
         </w:rPr>
         <w:t xml:space="preserve"> غَيْرَ أَنْ نَذْكُرَ ٱلْفُقَرَاءَ. وَهَذَا عَيْنُهُ كُنْتُ ٱعْتَنَيْتُ أَنْ أَفْعَلَهُ.</w:t>
       </w:r>
-      <w:r>
-        <w:rPr>
-          <w:lang w:val="ar_AE" w:bidi="ar_AE"/>
-        </w:rPr>
-      </w:r>
-      <w:r>
-        <w:rPr>
-          <w:lang w:val="ar_AE" w:bidi="ar_AE"/>
-        </w:rPr>
-      </w:r>
-    </w:p>
-    <w:p>
-      <w:pPr>
-        <w:bidi/>
-      </w:pPr>
-      <w:r>
-        <w:rPr>
-          <w:lang w:val="ar_AE" w:bidi="ar_AE"/>
-        </w:rPr>
-      </w:r>
-    </w:p>
-    <w:p>
-      <w:pPr>
-        <w:bidi/>
-      </w:pPr>
-      <w:r>
-        <w:rPr>
-          <w:lang w:val="ar_AE" w:bidi="ar_AE"/>
-        </w:rPr>
-      </w:r>
-      <w:r>
-        <w:rPr>
-          <w:vertAlign w:val="superscript"/>
+    </w:p>
+    <w:p>
+      <w:pPr>
+        <w:bidi/>
+      </w:pPr>
+      <w:r>
+        <w:rPr>
+          <w:rtl/>
+          <w:cs/>
+          <w:lang w:val="ar_AE" w:bidi="ar_AE"/>
+        </w:rPr>
+      </w:r>
+      <w:r>
+        <w:rPr>
+          <w:vertAlign w:val="superscript"/>
+          <w:rtl/>
+          <w:cs/>
           <w:lang w:val="ar_AE" w:bidi="ar_AE"/>
         </w:rPr>
         <w:t>11</w:t>
       </w:r>
       <w:r>
         <w:rPr>
+          <w:rtl/>
+          <w:cs/>
           <w:lang w:val="ar_AE" w:bidi="ar_AE"/>
         </w:rPr>
         <w:t xml:space="preserve"> وَلَكِنْ لَمَّا أَتَى بُطْرُسُ إِلَى أَنْطَاكِيَةَ قَاوَمْتُهُ مُواجَهَةً، لِأَنَّهُ كَانَ مَلُومًا.</w:t>
       </w:r>
-      <w:r>
-        <w:rPr>
-          <w:lang w:val="ar_AE" w:bidi="ar_AE"/>
-        </w:rPr>
-      </w:r>
-      <w:r>
-        <w:rPr>
-          <w:lang w:val="ar_AE" w:bidi="ar_AE"/>
-        </w:rPr>
-      </w:r>
-    </w:p>
-    <w:p>
-      <w:pPr>
-        <w:bidi/>
-      </w:pPr>
-      <w:r>
-        <w:rPr>
-          <w:lang w:val="ar_AE" w:bidi="ar_AE"/>
-        </w:rPr>
-      </w:r>
-    </w:p>
-    <w:p>
-      <w:pPr>
-        <w:bidi/>
-      </w:pPr>
-      <w:r>
-        <w:rPr>
-          <w:lang w:val="ar_AE" w:bidi="ar_AE"/>
-        </w:rPr>
-      </w:r>
-      <w:r>
-        <w:rPr>
-          <w:vertAlign w:val="superscript"/>
+    </w:p>
+    <w:p>
+      <w:pPr>
+        <w:bidi/>
+      </w:pPr>
+      <w:r>
+        <w:rPr>
+          <w:rtl/>
+          <w:cs/>
+          <w:lang w:val="ar_AE" w:bidi="ar_AE"/>
+        </w:rPr>
+      </w:r>
+      <w:r>
+        <w:rPr>
+          <w:vertAlign w:val="superscript"/>
+          <w:rtl/>
+          <w:cs/>
           <w:lang w:val="ar_AE" w:bidi="ar_AE"/>
         </w:rPr>
         <w:t>12</w:t>
       </w:r>
       <w:r>
         <w:rPr>
+          <w:rtl/>
+          <w:cs/>
           <w:lang w:val="ar_AE" w:bidi="ar_AE"/>
         </w:rPr>
         <w:t xml:space="preserve"> لِأَنَّهُ قَبْلَمَا أَتَى قَوْمٌ مِنْ عِنْدِ يَعْقُوبَ كَانَ يَأْكُلُ مَعَ ٱلْأُمَمِ، وَلَكِنْ لَمَّا أَتَوْا كَانَ يُؤَخِّرُ وَيُفْرِزُ نَفْسَهُ، خَائِفًا مِنَ ٱلَّذِينَ هُمْ مِنَ ٱلْخِتَانِ.</w:t>
       </w:r>
-      <w:r>
-        <w:rPr>
-          <w:lang w:val="ar_AE" w:bidi="ar_AE"/>
-        </w:rPr>
-      </w:r>
-      <w:r>
-        <w:rPr>
-          <w:lang w:val="ar_AE" w:bidi="ar_AE"/>
-        </w:rPr>
-      </w:r>
-    </w:p>
-    <w:p>
-      <w:pPr>
-        <w:bidi/>
-      </w:pPr>
-      <w:r>
-        <w:rPr>
-          <w:lang w:val="ar_AE" w:bidi="ar_AE"/>
-        </w:rPr>
-      </w:r>
-    </w:p>
-    <w:p>
-      <w:pPr>
-        <w:bidi/>
-      </w:pPr>
-      <w:r>
-        <w:rPr>
-          <w:lang w:val="ar_AE" w:bidi="ar_AE"/>
-        </w:rPr>
-      </w:r>
-      <w:r>
-        <w:rPr>
-          <w:vertAlign w:val="superscript"/>
+    </w:p>
+    <w:p>
+      <w:pPr>
+        <w:bidi/>
+      </w:pPr>
+      <w:r>
+        <w:rPr>
+          <w:rtl/>
+          <w:cs/>
+          <w:lang w:val="ar_AE" w:bidi="ar_AE"/>
+        </w:rPr>
+      </w:r>
+      <w:r>
+        <w:rPr>
+          <w:vertAlign w:val="superscript"/>
+          <w:rtl/>
+          <w:cs/>
           <w:lang w:val="ar_AE" w:bidi="ar_AE"/>
         </w:rPr>
         <w:t>13</w:t>
       </w:r>
       <w:r>
         <w:rPr>
+          <w:rtl/>
+          <w:cs/>
           <w:lang w:val="ar_AE" w:bidi="ar_AE"/>
         </w:rPr>
         <w:t xml:space="preserve"> وَرَاءَى مَعَهُ بَاقِي ٱلْيَهُودِ أَيْضًا، حَتَّى إِنَّ بَرْنَابَا أَيْضًا ٱنْقَادَ إِلَى رِيَائِهِمْ!</w:t>
       </w:r>
-      <w:r>
-        <w:rPr>
-          <w:lang w:val="ar_AE" w:bidi="ar_AE"/>
-        </w:rPr>
-      </w:r>
-      <w:r>
-        <w:rPr>
-          <w:lang w:val="ar_AE" w:bidi="ar_AE"/>
-        </w:rPr>
-      </w:r>
-    </w:p>
-    <w:p>
-      <w:pPr>
-        <w:bidi/>
-      </w:pPr>
-      <w:r>
-        <w:rPr>
-          <w:lang w:val="ar_AE" w:bidi="ar_AE"/>
-        </w:rPr>
-      </w:r>
-    </w:p>
-    <w:p>
-      <w:pPr>
-        <w:bidi/>
-      </w:pPr>
-      <w:r>
-        <w:rPr>
-          <w:lang w:val="ar_AE" w:bidi="ar_AE"/>
-        </w:rPr>
-      </w:r>
-      <w:r>
-        <w:rPr>
-          <w:vertAlign w:val="superscript"/>
+    </w:p>
+    <w:p>
+      <w:pPr>
+        <w:bidi/>
+      </w:pPr>
+      <w:r>
+        <w:rPr>
+          <w:rtl/>
+          <w:cs/>
+          <w:lang w:val="ar_AE" w:bidi="ar_AE"/>
+        </w:rPr>
+      </w:r>
+      <w:r>
+        <w:rPr>
+          <w:vertAlign w:val="superscript"/>
+          <w:rtl/>
+          <w:cs/>
           <w:lang w:val="ar_AE" w:bidi="ar_AE"/>
         </w:rPr>
         <w:t>14</w:t>
       </w:r>
       <w:r>
         <w:rPr>
+          <w:rtl/>
+          <w:cs/>
           <w:lang w:val="ar_AE" w:bidi="ar_AE"/>
         </w:rPr>
         <w:t xml:space="preserve"> لَكِنْ لَمَّا رَأَيْتُ أَنَّهُمْ لَا يَسْلُكُونَ بِٱسْتِقَامَةٍ حَسَبَ حَقِّ ٱلْإِنْجِيلِ، قُلْتُ لِبُطْرُسَ قُدَّامَ ٱلْجَمِيعِ: «إِنْ كُنْتَ وَأَنْتَ يَهُودِيٌّ تَعِيشُ أُمَمِيًّا لَا يَهُودِيًّا، فَلِمَاذَا تُلْزِمُ ٱلْأُمَمَ أَنْ يَتَهَوَّدُوا؟»</w:t>
       </w:r>
-      <w:r>
-        <w:rPr>
-          <w:lang w:val="ar_AE" w:bidi="ar_AE"/>
-        </w:rPr>
-      </w:r>
-      <w:r>
-        <w:rPr>
-          <w:lang w:val="ar_AE" w:bidi="ar_AE"/>
-        </w:rPr>
-      </w:r>
-    </w:p>
-    <w:p>
-      <w:pPr>
-        <w:bidi/>
-      </w:pPr>
-      <w:r>
-        <w:rPr>
-          <w:lang w:val="ar_AE" w:bidi="ar_AE"/>
-        </w:rPr>
-      </w:r>
-    </w:p>
-    <w:p>
-      <w:pPr>
-        <w:bidi/>
-      </w:pPr>
-      <w:r>
-        <w:rPr>
-          <w:lang w:val="ar_AE" w:bidi="ar_AE"/>
-        </w:rPr>
-      </w:r>
-      <w:r>
-        <w:rPr>
-          <w:vertAlign w:val="superscript"/>
+    </w:p>
+    <w:p>
+      <w:pPr>
+        <w:bidi/>
+      </w:pPr>
+      <w:r>
+        <w:rPr>
+          <w:rtl/>
+          <w:cs/>
+          <w:lang w:val="ar_AE" w:bidi="ar_AE"/>
+        </w:rPr>
+      </w:r>
+      <w:r>
+        <w:rPr>
+          <w:vertAlign w:val="superscript"/>
+          <w:rtl/>
+          <w:cs/>
           <w:lang w:val="ar_AE" w:bidi="ar_AE"/>
         </w:rPr>
         <w:t>15</w:t>
       </w:r>
       <w:r>
         <w:rPr>
+          <w:rtl/>
+          <w:cs/>
           <w:lang w:val="ar_AE" w:bidi="ar_AE"/>
         </w:rPr>
         <w:t xml:space="preserve"> نَحْنُ بِٱلطَّبِيعَةِ يَهُودٌ وَلَسْنَا مِنَ ٱلْأُمَمِ خُطَاةً،</w:t>
       </w:r>
-      <w:r>
-        <w:rPr>
-          <w:lang w:val="ar_AE" w:bidi="ar_AE"/>
-        </w:rPr>
-      </w:r>
-      <w:r>
-        <w:rPr>
-          <w:lang w:val="ar_AE" w:bidi="ar_AE"/>
-        </w:rPr>
-      </w:r>
-    </w:p>
-    <w:p>
-      <w:pPr>
-        <w:bidi/>
-      </w:pPr>
-      <w:r>
-        <w:rPr>
-          <w:lang w:val="ar_AE" w:bidi="ar_AE"/>
-        </w:rPr>
-      </w:r>
-    </w:p>
-    <w:p>
-      <w:pPr>
-        <w:bidi/>
-      </w:pPr>
-      <w:r>
-        <w:rPr>
-          <w:lang w:val="ar_AE" w:bidi="ar_AE"/>
-        </w:rPr>
-      </w:r>
-      <w:r>
-        <w:rPr>
-          <w:vertAlign w:val="superscript"/>
+    </w:p>
+    <w:p>
+      <w:pPr>
+        <w:bidi/>
+      </w:pPr>
+      <w:r>
+        <w:rPr>
+          <w:rtl/>
+          <w:cs/>
+          <w:lang w:val="ar_AE" w:bidi="ar_AE"/>
+        </w:rPr>
+      </w:r>
+      <w:r>
+        <w:rPr>
+          <w:vertAlign w:val="superscript"/>
+          <w:rtl/>
+          <w:cs/>
           <w:lang w:val="ar_AE" w:bidi="ar_AE"/>
         </w:rPr>
         <w:t>16</w:t>
       </w:r>
       <w:r>
         <w:rPr>
+          <w:rtl/>
+          <w:cs/>
           <w:lang w:val="ar_AE" w:bidi="ar_AE"/>
         </w:rPr>
         <w:t xml:space="preserve"> إِذْ نَعْلَمُ أَنَّ ٱلْإِنْسَانَ لَا يَتَبَرَّرُ بِأَعْمَالِ ٱلنَّامُوسِ، بَلْ بِإِيمَانِ يَسُوعَ ٱلْمَسِيحِ، آمَنَّا نَحْنُ أَيْضًا بِيَسُوعَ ٱلْمَسِيحِ، لِنَتَبَرَّرَ بِإِيمَانِ يَسُوعَ لَا بِأَعْمَالِ ٱلنَّامُوسِ. لِأَنَّهُ بِأَعْمَالِ ٱلنَّامُوسِ لَا يَتَبَرَّرُ جَسَدٌ مَا.</w:t>
       </w:r>
-      <w:r>
-        <w:rPr>
-          <w:lang w:val="ar_AE" w:bidi="ar_AE"/>
-        </w:rPr>
-      </w:r>
-      <w:r>
-        <w:rPr>
-          <w:lang w:val="ar_AE" w:bidi="ar_AE"/>
-        </w:rPr>
-      </w:r>
-    </w:p>
-    <w:p>
-      <w:pPr>
-        <w:bidi/>
-      </w:pPr>
-      <w:r>
-        <w:rPr>
-          <w:lang w:val="ar_AE" w:bidi="ar_AE"/>
-        </w:rPr>
-      </w:r>
-    </w:p>
-    <w:p>
-      <w:pPr>
-        <w:bidi/>
-      </w:pPr>
-      <w:r>
-        <w:rPr>
-          <w:lang w:val="ar_AE" w:bidi="ar_AE"/>
-        </w:rPr>
-      </w:r>
-      <w:r>
-        <w:rPr>
-          <w:vertAlign w:val="superscript"/>
+    </w:p>
+    <w:p>
+      <w:pPr>
+        <w:bidi/>
+      </w:pPr>
+      <w:r>
+        <w:rPr>
+          <w:rtl/>
+          <w:cs/>
+          <w:lang w:val="ar_AE" w:bidi="ar_AE"/>
+        </w:rPr>
+      </w:r>
+      <w:r>
+        <w:rPr>
+          <w:vertAlign w:val="superscript"/>
+          <w:rtl/>
+          <w:cs/>
           <w:lang w:val="ar_AE" w:bidi="ar_AE"/>
         </w:rPr>
         <w:t>17</w:t>
       </w:r>
       <w:r>
         <w:rPr>
+          <w:rtl/>
+          <w:cs/>
           <w:lang w:val="ar_AE" w:bidi="ar_AE"/>
         </w:rPr>
         <w:t xml:space="preserve"> فَإِنْ كُنَّا وَنَحْنُ طَالِبُونَ أَنْ نَتَبَرَّرَ فِي ٱلْمَسِيحِ، نُوجَدُ نَحْنُ أَنْفُسُنَا أَيْضًا خُطَاةً، أَفَٱلْمَسِيحُ خَادِمٌ لِلْخَطِيَّةِ؟ حَاشَا!</w:t>
       </w:r>
-      <w:r>
-        <w:rPr>
-          <w:lang w:val="ar_AE" w:bidi="ar_AE"/>
-        </w:rPr>
-      </w:r>
-      <w:r>
-        <w:rPr>
-          <w:lang w:val="ar_AE" w:bidi="ar_AE"/>
-        </w:rPr>
-      </w:r>
-    </w:p>
-    <w:p>
-      <w:pPr>
-        <w:bidi/>
-      </w:pPr>
-      <w:r>
-        <w:rPr>
-          <w:lang w:val="ar_AE" w:bidi="ar_AE"/>
-        </w:rPr>
-      </w:r>
-    </w:p>
-    <w:p>
-      <w:pPr>
-        <w:bidi/>
-      </w:pPr>
-      <w:r>
-        <w:rPr>
-          <w:lang w:val="ar_AE" w:bidi="ar_AE"/>
-        </w:rPr>
-      </w:r>
-      <w:r>
-        <w:rPr>
-          <w:vertAlign w:val="superscript"/>
+    </w:p>
+    <w:p>
+      <w:pPr>
+        <w:bidi/>
+      </w:pPr>
+      <w:r>
+        <w:rPr>
+          <w:rtl/>
+          <w:cs/>
+          <w:lang w:val="ar_AE" w:bidi="ar_AE"/>
+        </w:rPr>
+      </w:r>
+      <w:r>
+        <w:rPr>
+          <w:vertAlign w:val="superscript"/>
+          <w:rtl/>
+          <w:cs/>
           <w:lang w:val="ar_AE" w:bidi="ar_AE"/>
         </w:rPr>
         <w:t>18</w:t>
       </w:r>
       <w:r>
         <w:rPr>
+          <w:rtl/>
+          <w:cs/>
           <w:lang w:val="ar_AE" w:bidi="ar_AE"/>
         </w:rPr>
         <w:t xml:space="preserve"> فَإِنِّي إِنْ كُنْتُ أَبْنِي أَيْضًا هَذَا ٱلَّذِي قَدْ هَدَمْتُهُ، فَإِنِّي أُظْهِرُ نَفْسِي مُتَعَدِّيًا.</w:t>
       </w:r>
-      <w:r>
-        <w:rPr>
-          <w:lang w:val="ar_AE" w:bidi="ar_AE"/>
-        </w:rPr>
-      </w:r>
-      <w:r>
-        <w:rPr>
-          <w:lang w:val="ar_AE" w:bidi="ar_AE"/>
-        </w:rPr>
-      </w:r>
-    </w:p>
-    <w:p>
-      <w:pPr>
-        <w:bidi/>
-      </w:pPr>
-      <w:r>
-        <w:rPr>
-          <w:lang w:val="ar_AE" w:bidi="ar_AE"/>
-        </w:rPr>
-      </w:r>
-    </w:p>
-    <w:p>
-      <w:pPr>
-        <w:bidi/>
-      </w:pPr>
-      <w:r>
-        <w:rPr>
-          <w:lang w:val="ar_AE" w:bidi="ar_AE"/>
-        </w:rPr>
-      </w:r>
-      <w:r>
-        <w:rPr>
-          <w:vertAlign w:val="superscript"/>
+    </w:p>
+    <w:p>
+      <w:pPr>
+        <w:bidi/>
+      </w:pPr>
+      <w:r>
+        <w:rPr>
+          <w:rtl/>
+          <w:cs/>
+          <w:lang w:val="ar_AE" w:bidi="ar_AE"/>
+        </w:rPr>
+      </w:r>
+      <w:r>
+        <w:rPr>
+          <w:vertAlign w:val="superscript"/>
+          <w:rtl/>
+          <w:cs/>
           <w:lang w:val="ar_AE" w:bidi="ar_AE"/>
         </w:rPr>
         <w:t>19</w:t>
       </w:r>
       <w:r>
         <w:rPr>
+          <w:rtl/>
+          <w:cs/>
           <w:lang w:val="ar_AE" w:bidi="ar_AE"/>
         </w:rPr>
         <w:t xml:space="preserve"> لِأَنِّي مُتُّ بِٱلنَّامُوسِ لِلنَّامُوسِ لِأَحْيَا لِلهِ.</w:t>
       </w:r>
-      <w:r>
-        <w:rPr>
-          <w:lang w:val="ar_AE" w:bidi="ar_AE"/>
-        </w:rPr>
-      </w:r>
-      <w:r>
-        <w:rPr>
-          <w:lang w:val="ar_AE" w:bidi="ar_AE"/>
-        </w:rPr>
-      </w:r>
-    </w:p>
-    <w:p>
-      <w:pPr>
-        <w:bidi/>
-      </w:pPr>
-      <w:r>
-        <w:rPr>
-          <w:lang w:val="ar_AE" w:bidi="ar_AE"/>
-        </w:rPr>
-      </w:r>
-    </w:p>
-    <w:p>
-      <w:pPr>
-        <w:bidi/>
-      </w:pPr>
-      <w:r>
-        <w:rPr>
-          <w:lang w:val="ar_AE" w:bidi="ar_AE"/>
-        </w:rPr>
-      </w:r>
-      <w:r>
-        <w:rPr>
-          <w:vertAlign w:val="superscript"/>
+    </w:p>
+    <w:p>
+      <w:pPr>
+        <w:bidi/>
+      </w:pPr>
+      <w:r>
+        <w:rPr>
+          <w:rtl/>
+          <w:cs/>
+          <w:lang w:val="ar_AE" w:bidi="ar_AE"/>
+        </w:rPr>
+      </w:r>
+      <w:r>
+        <w:rPr>
+          <w:vertAlign w:val="superscript"/>
+          <w:rtl/>
+          <w:cs/>
           <w:lang w:val="ar_AE" w:bidi="ar_AE"/>
         </w:rPr>
         <w:t>20</w:t>
       </w:r>
       <w:r>
         <w:rPr>
+          <w:rtl/>
+          <w:cs/>
           <w:lang w:val="ar_AE" w:bidi="ar_AE"/>
         </w:rPr>
         <w:t xml:space="preserve"> مَعَ ٱلْمَسِيحِ صُلِبْتُ، فَأَحْيَا لَا أَنَا، بَلِ ٱلْمَسِيحُ يَحْيَا فِيَّ. فَمَا أَحْيَاهُ ٱلْآنَ فِي ٱلْجَسَدِ، فَإِنَّمَا أَحْيَاهُ فِي ٱلْإِيمَانِ، إِيمَانِ ٱبْنِ ٱللهِ، ٱلَّذِي أَحَبَّنِي وَأَسْلَمَ نَفْسَهُ لِأَجْلِي.</w:t>
       </w:r>
-      <w:r>
-        <w:rPr>
-          <w:lang w:val="ar_AE" w:bidi="ar_AE"/>
-        </w:rPr>
-      </w:r>
-      <w:r>
-        <w:rPr>
-          <w:lang w:val="ar_AE" w:bidi="ar_AE"/>
-        </w:rPr>
-      </w:r>
-    </w:p>
-    <w:p>
-      <w:pPr>
-        <w:bidi/>
-      </w:pPr>
-      <w:r>
-        <w:rPr>
-          <w:lang w:val="ar_AE" w:bidi="ar_AE"/>
-        </w:rPr>
-      </w:r>
-    </w:p>
-    <w:p>
-      <w:pPr>
-        <w:bidi/>
-      </w:pPr>
-      <w:r>
-        <w:rPr>
-          <w:lang w:val="ar_AE" w:bidi="ar_AE"/>
-        </w:rPr>
-      </w:r>
-      <w:r>
-        <w:rPr>
-          <w:vertAlign w:val="superscript"/>
+    </w:p>
+    <w:p>
+      <w:pPr>
+        <w:bidi/>
+      </w:pPr>
+      <w:r>
+        <w:rPr>
+          <w:rtl/>
+          <w:cs/>
+          <w:lang w:val="ar_AE" w:bidi="ar_AE"/>
+        </w:rPr>
+      </w:r>
+      <w:r>
+        <w:rPr>
+          <w:vertAlign w:val="superscript"/>
+          <w:rtl/>
+          <w:cs/>
           <w:lang w:val="ar_AE" w:bidi="ar_AE"/>
         </w:rPr>
         <w:t>21</w:t>
       </w:r>
       <w:r>
         <w:rPr>
+          <w:rtl/>
+          <w:cs/>
           <w:lang w:val="ar_AE" w:bidi="ar_AE"/>
         </w:rPr>
         <w:t xml:space="preserve"> لَسْتُ أُبْطِلُ نِعْمَةَ ٱللهِ. لِأَنَّهُ إِنْ كَانَ بِٱلنَّامُوسِ بِرٌّ، فَٱلْمَسِيحُ إِذًا مَاتَ بِلَا سَبَبٍ!</w:t>
       </w:r>
-      <w:r>
-        <w:rPr>
-          <w:lang w:val="ar_AE" w:bidi="ar_AE"/>
-        </w:rPr>
-      </w:r>
-      <w:r>
-        <w:rPr>
-          <w:lang w:val="ar_AE" w:bidi="ar_AE"/>
-        </w:rPr>
-      </w:r>
-    </w:p>
-    <w:p>
-      <w:pPr>
-        <w:bidi/>
-      </w:pPr>
-      <w:r>
-        <w:rPr>
-          <w:lang w:val="ar_AE" w:bidi="ar_AE"/>
-        </w:rPr>
-      </w:r>
     </w:p>
     <w:p>
       <w:pPr>
@@ -2210,1262 +1583,860 @@
       </w:pPr>
       <w:r>
         <w:rPr>
+          <w:rtl/>
+          <w:cs/>
           <w:lang w:val="ar_AE" w:bidi="ar_AE"/>
         </w:rPr>
         <w:t>Galatians 3:1</w:t>
       </w:r>
       <w:r>
         <w:rPr>
-          <w:lang w:val="ar_AE" w:bidi="ar_AE"/>
-        </w:rPr>
-      </w:r>
-    </w:p>
-    <w:p>
-      <w:pPr>
-        <w:bidi/>
-      </w:pPr>
-      <w:r>
-        <w:rPr>
-          <w:lang w:val="ar_AE" w:bidi="ar_AE"/>
-        </w:rPr>
-      </w:r>
-      <w:r>
-        <w:rPr>
-          <w:vertAlign w:val="superscript"/>
+          <w:rtl/>
+          <w:cs/>
+          <w:lang w:val="ar_AE" w:bidi="ar_AE"/>
+        </w:rPr>
+      </w:r>
+    </w:p>
+    <w:p>
+      <w:pPr>
+        <w:bidi/>
+      </w:pPr>
+      <w:r>
+        <w:rPr>
+          <w:rtl/>
+          <w:cs/>
+          <w:lang w:val="ar_AE" w:bidi="ar_AE"/>
+        </w:rPr>
+      </w:r>
+      <w:r>
+        <w:rPr>
+          <w:vertAlign w:val="superscript"/>
+          <w:rtl/>
+          <w:cs/>
           <w:lang w:val="ar_AE" w:bidi="ar_AE"/>
         </w:rPr>
         <w:t>1</w:t>
       </w:r>
       <w:r>
         <w:rPr>
+          <w:rtl/>
+          <w:cs/>
           <w:lang w:val="ar_AE" w:bidi="ar_AE"/>
         </w:rPr>
         <w:t xml:space="preserve"> أَيُّهَا ٱلْغَلَاطِيُّونَ ٱلْأَغْبِيَاءُ، مَنْ رَقَاكُمْ حَتَّى لَا تُذْعِنُوا لِلْحَقِّ؟ أَنْتُمُ ٱلَّذِينَ أَمَامَ عُيُونِكُمْ قَدْ رُسِمَ يَسُوعُ ٱلْمَسِيحُ بَيْنَكُمْ مَصْلُوبًا!</w:t>
       </w:r>
-      <w:r>
-        <w:rPr>
-          <w:lang w:val="ar_AE" w:bidi="ar_AE"/>
-        </w:rPr>
-      </w:r>
-      <w:r>
-        <w:rPr>
-          <w:lang w:val="ar_AE" w:bidi="ar_AE"/>
-        </w:rPr>
-      </w:r>
-    </w:p>
-    <w:p>
-      <w:pPr>
-        <w:bidi/>
-      </w:pPr>
-      <w:r>
-        <w:rPr>
-          <w:lang w:val="ar_AE" w:bidi="ar_AE"/>
-        </w:rPr>
-      </w:r>
-    </w:p>
-    <w:p>
-      <w:pPr>
-        <w:bidi/>
-      </w:pPr>
-      <w:r>
-        <w:rPr>
-          <w:lang w:val="ar_AE" w:bidi="ar_AE"/>
-        </w:rPr>
-      </w:r>
-      <w:r>
-        <w:rPr>
-          <w:vertAlign w:val="superscript"/>
+    </w:p>
+    <w:p>
+      <w:pPr>
+        <w:bidi/>
+      </w:pPr>
+      <w:r>
+        <w:rPr>
+          <w:rtl/>
+          <w:cs/>
+          <w:lang w:val="ar_AE" w:bidi="ar_AE"/>
+        </w:rPr>
+      </w:r>
+      <w:r>
+        <w:rPr>
+          <w:vertAlign w:val="superscript"/>
+          <w:rtl/>
+          <w:cs/>
           <w:lang w:val="ar_AE" w:bidi="ar_AE"/>
         </w:rPr>
         <w:t>2</w:t>
       </w:r>
       <w:r>
         <w:rPr>
+          <w:rtl/>
+          <w:cs/>
           <w:lang w:val="ar_AE" w:bidi="ar_AE"/>
         </w:rPr>
         <w:t xml:space="preserve"> أُرِيدُ أَنْ أَتَعَلَّمَ مِنْكُمْ هَذَا فَقَطْ: أَبِأَعْمَالِ ٱلنَّامُوسِ أَخَذْتُمُ ٱلرُّوحَ أَمْ بِخَبَرِ ٱلْإِيمَانِ؟</w:t>
       </w:r>
-      <w:r>
-        <w:rPr>
-          <w:lang w:val="ar_AE" w:bidi="ar_AE"/>
-        </w:rPr>
-      </w:r>
-      <w:r>
-        <w:rPr>
-          <w:lang w:val="ar_AE" w:bidi="ar_AE"/>
-        </w:rPr>
-      </w:r>
-    </w:p>
-    <w:p>
-      <w:pPr>
-        <w:bidi/>
-      </w:pPr>
-      <w:r>
-        <w:rPr>
-          <w:lang w:val="ar_AE" w:bidi="ar_AE"/>
-        </w:rPr>
-      </w:r>
-    </w:p>
-    <w:p>
-      <w:pPr>
-        <w:bidi/>
-      </w:pPr>
-      <w:r>
-        <w:rPr>
-          <w:lang w:val="ar_AE" w:bidi="ar_AE"/>
-        </w:rPr>
-      </w:r>
-      <w:r>
-        <w:rPr>
-          <w:vertAlign w:val="superscript"/>
+    </w:p>
+    <w:p>
+      <w:pPr>
+        <w:bidi/>
+      </w:pPr>
+      <w:r>
+        <w:rPr>
+          <w:rtl/>
+          <w:cs/>
+          <w:lang w:val="ar_AE" w:bidi="ar_AE"/>
+        </w:rPr>
+      </w:r>
+      <w:r>
+        <w:rPr>
+          <w:vertAlign w:val="superscript"/>
+          <w:rtl/>
+          <w:cs/>
           <w:lang w:val="ar_AE" w:bidi="ar_AE"/>
         </w:rPr>
         <w:t>3</w:t>
       </w:r>
       <w:r>
         <w:rPr>
+          <w:rtl/>
+          <w:cs/>
           <w:lang w:val="ar_AE" w:bidi="ar_AE"/>
         </w:rPr>
         <w:t xml:space="preserve"> أَهَكَذَا أَنْتُمْ أَغْبِيَاءُ! أَبَعْدَمَا ٱبْتَدَأْتُمْ بِٱلرُّوحِ تُكَمَّلُونَ ٱلْآنَ بِٱلْجَسَدِ؟</w:t>
       </w:r>
-      <w:r>
-        <w:rPr>
-          <w:lang w:val="ar_AE" w:bidi="ar_AE"/>
-        </w:rPr>
-      </w:r>
-      <w:r>
-        <w:rPr>
-          <w:lang w:val="ar_AE" w:bidi="ar_AE"/>
-        </w:rPr>
-      </w:r>
-    </w:p>
-    <w:p>
-      <w:pPr>
-        <w:bidi/>
-      </w:pPr>
-      <w:r>
-        <w:rPr>
-          <w:lang w:val="ar_AE" w:bidi="ar_AE"/>
-        </w:rPr>
-      </w:r>
-    </w:p>
-    <w:p>
-      <w:pPr>
-        <w:bidi/>
-      </w:pPr>
-      <w:r>
-        <w:rPr>
-          <w:lang w:val="ar_AE" w:bidi="ar_AE"/>
-        </w:rPr>
-      </w:r>
-      <w:r>
-        <w:rPr>
-          <w:vertAlign w:val="superscript"/>
+    </w:p>
+    <w:p>
+      <w:pPr>
+        <w:bidi/>
+      </w:pPr>
+      <w:r>
+        <w:rPr>
+          <w:rtl/>
+          <w:cs/>
+          <w:lang w:val="ar_AE" w:bidi="ar_AE"/>
+        </w:rPr>
+      </w:r>
+      <w:r>
+        <w:rPr>
+          <w:vertAlign w:val="superscript"/>
+          <w:rtl/>
+          <w:cs/>
           <w:lang w:val="ar_AE" w:bidi="ar_AE"/>
         </w:rPr>
         <w:t>4</w:t>
       </w:r>
       <w:r>
         <w:rPr>
+          <w:rtl/>
+          <w:cs/>
           <w:lang w:val="ar_AE" w:bidi="ar_AE"/>
         </w:rPr>
         <w:t xml:space="preserve"> أَهَذَا ٱلْمِقْدَارَ ٱحْتَمَلْتُمْ عَبَثًا؟ إِنْ كَانَ عَبَثًا!</w:t>
       </w:r>
-      <w:r>
-        <w:rPr>
-          <w:lang w:val="ar_AE" w:bidi="ar_AE"/>
-        </w:rPr>
-      </w:r>
-      <w:r>
-        <w:rPr>
-          <w:lang w:val="ar_AE" w:bidi="ar_AE"/>
-        </w:rPr>
-      </w:r>
-    </w:p>
-    <w:p>
-      <w:pPr>
-        <w:bidi/>
-      </w:pPr>
-      <w:r>
-        <w:rPr>
-          <w:lang w:val="ar_AE" w:bidi="ar_AE"/>
-        </w:rPr>
-      </w:r>
-    </w:p>
-    <w:p>
-      <w:pPr>
-        <w:bidi/>
-      </w:pPr>
-      <w:r>
-        <w:rPr>
-          <w:lang w:val="ar_AE" w:bidi="ar_AE"/>
-        </w:rPr>
-      </w:r>
-      <w:r>
-        <w:rPr>
-          <w:vertAlign w:val="superscript"/>
+    </w:p>
+    <w:p>
+      <w:pPr>
+        <w:bidi/>
+      </w:pPr>
+      <w:r>
+        <w:rPr>
+          <w:rtl/>
+          <w:cs/>
+          <w:lang w:val="ar_AE" w:bidi="ar_AE"/>
+        </w:rPr>
+      </w:r>
+      <w:r>
+        <w:rPr>
+          <w:vertAlign w:val="superscript"/>
+          <w:rtl/>
+          <w:cs/>
           <w:lang w:val="ar_AE" w:bidi="ar_AE"/>
         </w:rPr>
         <w:t>5</w:t>
       </w:r>
       <w:r>
         <w:rPr>
+          <w:rtl/>
+          <w:cs/>
           <w:lang w:val="ar_AE" w:bidi="ar_AE"/>
         </w:rPr>
         <w:t xml:space="preserve"> فَٱلَّذِي يَمْنَحُكُمُ ٱلرُّوحَ، وَيَعْمَلُ قُوَّاتٍ فِيكُمْ، أَبِأَعْمَالِ ٱلنَّامُوسِ أَمْ بِخَبَرِ ٱلْإِيمَانِ؟</w:t>
       </w:r>
-      <w:r>
-        <w:rPr>
-          <w:lang w:val="ar_AE" w:bidi="ar_AE"/>
-        </w:rPr>
-      </w:r>
-      <w:r>
-        <w:rPr>
-          <w:lang w:val="ar_AE" w:bidi="ar_AE"/>
-        </w:rPr>
-      </w:r>
-    </w:p>
-    <w:p>
-      <w:pPr>
-        <w:bidi/>
-      </w:pPr>
-      <w:r>
-        <w:rPr>
-          <w:lang w:val="ar_AE" w:bidi="ar_AE"/>
-        </w:rPr>
-      </w:r>
-    </w:p>
-    <w:p>
-      <w:pPr>
-        <w:bidi/>
-      </w:pPr>
-      <w:r>
-        <w:rPr>
-          <w:lang w:val="ar_AE" w:bidi="ar_AE"/>
-        </w:rPr>
-      </w:r>
-      <w:r>
-        <w:rPr>
-          <w:vertAlign w:val="superscript"/>
+    </w:p>
+    <w:p>
+      <w:pPr>
+        <w:bidi/>
+      </w:pPr>
+      <w:r>
+        <w:rPr>
+          <w:rtl/>
+          <w:cs/>
+          <w:lang w:val="ar_AE" w:bidi="ar_AE"/>
+        </w:rPr>
+      </w:r>
+      <w:r>
+        <w:rPr>
+          <w:vertAlign w:val="superscript"/>
+          <w:rtl/>
+          <w:cs/>
           <w:lang w:val="ar_AE" w:bidi="ar_AE"/>
         </w:rPr>
         <w:t>6</w:t>
       </w:r>
       <w:r>
         <w:rPr>
+          <w:rtl/>
+          <w:cs/>
           <w:lang w:val="ar_AE" w:bidi="ar_AE"/>
         </w:rPr>
         <w:t xml:space="preserve"> كَمَا «آمَنَ إِبْرَاهِيمُ بِٱللهِ فَحُسِبَ لَهُ بِرًّا».</w:t>
       </w:r>
-      <w:r>
-        <w:rPr>
-          <w:lang w:val="ar_AE" w:bidi="ar_AE"/>
-        </w:rPr>
-      </w:r>
-      <w:r>
-        <w:rPr>
-          <w:lang w:val="ar_AE" w:bidi="ar_AE"/>
-        </w:rPr>
-      </w:r>
-    </w:p>
-    <w:p>
-      <w:pPr>
-        <w:bidi/>
-      </w:pPr>
-      <w:r>
-        <w:rPr>
-          <w:lang w:val="ar_AE" w:bidi="ar_AE"/>
-        </w:rPr>
-      </w:r>
-    </w:p>
-    <w:p>
-      <w:pPr>
-        <w:bidi/>
-      </w:pPr>
-      <w:r>
-        <w:rPr>
-          <w:lang w:val="ar_AE" w:bidi="ar_AE"/>
-        </w:rPr>
-      </w:r>
-      <w:r>
-        <w:rPr>
-          <w:vertAlign w:val="superscript"/>
+    </w:p>
+    <w:p>
+      <w:pPr>
+        <w:bidi/>
+      </w:pPr>
+      <w:r>
+        <w:rPr>
+          <w:rtl/>
+          <w:cs/>
+          <w:lang w:val="ar_AE" w:bidi="ar_AE"/>
+        </w:rPr>
+      </w:r>
+      <w:r>
+        <w:rPr>
+          <w:vertAlign w:val="superscript"/>
+          <w:rtl/>
+          <w:cs/>
           <w:lang w:val="ar_AE" w:bidi="ar_AE"/>
         </w:rPr>
         <w:t>7</w:t>
       </w:r>
       <w:r>
         <w:rPr>
+          <w:rtl/>
+          <w:cs/>
           <w:lang w:val="ar_AE" w:bidi="ar_AE"/>
         </w:rPr>
         <w:t xml:space="preserve"> ٱعْلَمُوا إِذًا أَنَّ ٱلَّذِينَ هُمْ مِنَ ٱلْإِيمَانِ أُولَئِكَ هُمْ بَنُو إِبْرَاهِيمَ.</w:t>
       </w:r>
-      <w:r>
-        <w:rPr>
-          <w:lang w:val="ar_AE" w:bidi="ar_AE"/>
-        </w:rPr>
-      </w:r>
-      <w:r>
-        <w:rPr>
-          <w:lang w:val="ar_AE" w:bidi="ar_AE"/>
-        </w:rPr>
-      </w:r>
-    </w:p>
-    <w:p>
-      <w:pPr>
-        <w:bidi/>
-      </w:pPr>
-      <w:r>
-        <w:rPr>
-          <w:lang w:val="ar_AE" w:bidi="ar_AE"/>
-        </w:rPr>
-      </w:r>
-    </w:p>
-    <w:p>
-      <w:pPr>
-        <w:bidi/>
-      </w:pPr>
-      <w:r>
-        <w:rPr>
-          <w:lang w:val="ar_AE" w:bidi="ar_AE"/>
-        </w:rPr>
-      </w:r>
-      <w:r>
-        <w:rPr>
-          <w:vertAlign w:val="superscript"/>
+    </w:p>
+    <w:p>
+      <w:pPr>
+        <w:bidi/>
+      </w:pPr>
+      <w:r>
+        <w:rPr>
+          <w:rtl/>
+          <w:cs/>
+          <w:lang w:val="ar_AE" w:bidi="ar_AE"/>
+        </w:rPr>
+      </w:r>
+      <w:r>
+        <w:rPr>
+          <w:vertAlign w:val="superscript"/>
+          <w:rtl/>
+          <w:cs/>
           <w:lang w:val="ar_AE" w:bidi="ar_AE"/>
         </w:rPr>
         <w:t>8</w:t>
       </w:r>
       <w:r>
         <w:rPr>
+          <w:rtl/>
+          <w:cs/>
           <w:lang w:val="ar_AE" w:bidi="ar_AE"/>
         </w:rPr>
         <w:t xml:space="preserve"> وَٱلْكِتَابُ إِذْ سَبَقَ فَرَأَى أَنَّ ٱللهَ بِٱلْإِيمَانِ يُبَرِّرُ ٱلْأُمَمَ، سَبَقَ فَبَشَّرَ إِبْرَاهِيمَ أَنْ «فِيكَ تَتَبَارَكُ جَمِيعُ ٱلْأُمَمِ».</w:t>
       </w:r>
-      <w:r>
-        <w:rPr>
-          <w:lang w:val="ar_AE" w:bidi="ar_AE"/>
-        </w:rPr>
-      </w:r>
-      <w:r>
-        <w:rPr>
-          <w:lang w:val="ar_AE" w:bidi="ar_AE"/>
-        </w:rPr>
-      </w:r>
-    </w:p>
-    <w:p>
-      <w:pPr>
-        <w:bidi/>
-      </w:pPr>
-      <w:r>
-        <w:rPr>
-          <w:lang w:val="ar_AE" w:bidi="ar_AE"/>
-        </w:rPr>
-      </w:r>
-    </w:p>
-    <w:p>
-      <w:pPr>
-        <w:bidi/>
-      </w:pPr>
-      <w:r>
-        <w:rPr>
-          <w:lang w:val="ar_AE" w:bidi="ar_AE"/>
-        </w:rPr>
-      </w:r>
-      <w:r>
-        <w:rPr>
-          <w:vertAlign w:val="superscript"/>
+    </w:p>
+    <w:p>
+      <w:pPr>
+        <w:bidi/>
+      </w:pPr>
+      <w:r>
+        <w:rPr>
+          <w:rtl/>
+          <w:cs/>
+          <w:lang w:val="ar_AE" w:bidi="ar_AE"/>
+        </w:rPr>
+      </w:r>
+      <w:r>
+        <w:rPr>
+          <w:vertAlign w:val="superscript"/>
+          <w:rtl/>
+          <w:cs/>
           <w:lang w:val="ar_AE" w:bidi="ar_AE"/>
         </w:rPr>
         <w:t>9</w:t>
       </w:r>
       <w:r>
         <w:rPr>
+          <w:rtl/>
+          <w:cs/>
           <w:lang w:val="ar_AE" w:bidi="ar_AE"/>
         </w:rPr>
         <w:t xml:space="preserve"> إِذًا ٱلَّذِينَ هُمْ مِنَ ٱلْإِيمَانِ يَتَبَارَكُونَ مَعَ إِبْرَاهِيمَ ٱلْمُؤْمِنِ.</w:t>
       </w:r>
-      <w:r>
-        <w:rPr>
-          <w:lang w:val="ar_AE" w:bidi="ar_AE"/>
-        </w:rPr>
-      </w:r>
-      <w:r>
-        <w:rPr>
-          <w:lang w:val="ar_AE" w:bidi="ar_AE"/>
-        </w:rPr>
-      </w:r>
-    </w:p>
-    <w:p>
-      <w:pPr>
-        <w:bidi/>
-      </w:pPr>
-      <w:r>
-        <w:rPr>
-          <w:lang w:val="ar_AE" w:bidi="ar_AE"/>
-        </w:rPr>
-      </w:r>
-    </w:p>
-    <w:p>
-      <w:pPr>
-        <w:bidi/>
-      </w:pPr>
-      <w:r>
-        <w:rPr>
-          <w:lang w:val="ar_AE" w:bidi="ar_AE"/>
-        </w:rPr>
-      </w:r>
-      <w:r>
-        <w:rPr>
-          <w:vertAlign w:val="superscript"/>
+    </w:p>
+    <w:p>
+      <w:pPr>
+        <w:bidi/>
+      </w:pPr>
+      <w:r>
+        <w:rPr>
+          <w:rtl/>
+          <w:cs/>
+          <w:lang w:val="ar_AE" w:bidi="ar_AE"/>
+        </w:rPr>
+      </w:r>
+      <w:r>
+        <w:rPr>
+          <w:vertAlign w:val="superscript"/>
+          <w:rtl/>
+          <w:cs/>
           <w:lang w:val="ar_AE" w:bidi="ar_AE"/>
         </w:rPr>
         <w:t>10</w:t>
       </w:r>
       <w:r>
         <w:rPr>
+          <w:rtl/>
+          <w:cs/>
           <w:lang w:val="ar_AE" w:bidi="ar_AE"/>
         </w:rPr>
         <w:t xml:space="preserve"> لِأَنَّ جَمِيعَ ٱلَّذِينَ هُمْ مِنْ أَعْمَالِ ٱلنَّامُوسِ هُمْ تَحْتَ لَعْنَةٍ، لِأَنَّهُ مَكْتُوبٌ: «مَلْعُونٌ كُلُّ مَنْ لَا يَثْبُتُ فِي جَمِيعِ مَا هُوَ مَكْتُوبٌ فِي كِتَابِ ٱلنَّامُوسِ لِيَعْمَلَ بِهِ».</w:t>
       </w:r>
-      <w:r>
-        <w:rPr>
-          <w:lang w:val="ar_AE" w:bidi="ar_AE"/>
-        </w:rPr>
-      </w:r>
-      <w:r>
-        <w:rPr>
-          <w:lang w:val="ar_AE" w:bidi="ar_AE"/>
-        </w:rPr>
-      </w:r>
-    </w:p>
-    <w:p>
-      <w:pPr>
-        <w:bidi/>
-      </w:pPr>
-      <w:r>
-        <w:rPr>
-          <w:lang w:val="ar_AE" w:bidi="ar_AE"/>
-        </w:rPr>
-      </w:r>
-    </w:p>
-    <w:p>
-      <w:pPr>
-        <w:bidi/>
-      </w:pPr>
-      <w:r>
-        <w:rPr>
-          <w:lang w:val="ar_AE" w:bidi="ar_AE"/>
-        </w:rPr>
-      </w:r>
-      <w:r>
-        <w:rPr>
-          <w:vertAlign w:val="superscript"/>
+    </w:p>
+    <w:p>
+      <w:pPr>
+        <w:bidi/>
+      </w:pPr>
+      <w:r>
+        <w:rPr>
+          <w:rtl/>
+          <w:cs/>
+          <w:lang w:val="ar_AE" w:bidi="ar_AE"/>
+        </w:rPr>
+      </w:r>
+      <w:r>
+        <w:rPr>
+          <w:vertAlign w:val="superscript"/>
+          <w:rtl/>
+          <w:cs/>
           <w:lang w:val="ar_AE" w:bidi="ar_AE"/>
         </w:rPr>
         <w:t>11</w:t>
       </w:r>
       <w:r>
         <w:rPr>
+          <w:rtl/>
+          <w:cs/>
           <w:lang w:val="ar_AE" w:bidi="ar_AE"/>
         </w:rPr>
         <w:t xml:space="preserve"> وَلَكِنْ أَنْ لَيْسَ أَحَدٌ يَتَبَرَّرُ بِٱلنَّامُوسِ عِنْدَ ٱللهِ فَظَاهِرٌ، لِأَنَّ «ٱلْبَارَّ بِٱلْإِيمَانِ يَحْيَا».</w:t>
       </w:r>
-      <w:r>
-        <w:rPr>
-          <w:lang w:val="ar_AE" w:bidi="ar_AE"/>
-        </w:rPr>
-      </w:r>
-      <w:r>
-        <w:rPr>
-          <w:lang w:val="ar_AE" w:bidi="ar_AE"/>
-        </w:rPr>
-      </w:r>
-    </w:p>
-    <w:p>
-      <w:pPr>
-        <w:bidi/>
-      </w:pPr>
-      <w:r>
-        <w:rPr>
-          <w:lang w:val="ar_AE" w:bidi="ar_AE"/>
-        </w:rPr>
-      </w:r>
-    </w:p>
-    <w:p>
-      <w:pPr>
-        <w:bidi/>
-      </w:pPr>
-      <w:r>
-        <w:rPr>
-          <w:lang w:val="ar_AE" w:bidi="ar_AE"/>
-        </w:rPr>
-      </w:r>
-      <w:r>
-        <w:rPr>
-          <w:vertAlign w:val="superscript"/>
+    </w:p>
+    <w:p>
+      <w:pPr>
+        <w:bidi/>
+      </w:pPr>
+      <w:r>
+        <w:rPr>
+          <w:rtl/>
+          <w:cs/>
+          <w:lang w:val="ar_AE" w:bidi="ar_AE"/>
+        </w:rPr>
+      </w:r>
+      <w:r>
+        <w:rPr>
+          <w:vertAlign w:val="superscript"/>
+          <w:rtl/>
+          <w:cs/>
           <w:lang w:val="ar_AE" w:bidi="ar_AE"/>
         </w:rPr>
         <w:t>12</w:t>
       </w:r>
       <w:r>
         <w:rPr>
+          <w:rtl/>
+          <w:cs/>
           <w:lang w:val="ar_AE" w:bidi="ar_AE"/>
         </w:rPr>
         <w:t xml:space="preserve"> وَلَكِنَّ ٱلنَّامُوسَ لَيْسَ مِنَ ٱلْإِيمَانِ، بَلِ «ٱلْإِنْسَانُ ٱلَّذِي يَفْعَلُهَا سَيَحْيَا بِهَا».</w:t>
       </w:r>
-      <w:r>
-        <w:rPr>
-          <w:lang w:val="ar_AE" w:bidi="ar_AE"/>
-        </w:rPr>
-      </w:r>
-      <w:r>
-        <w:rPr>
-          <w:lang w:val="ar_AE" w:bidi="ar_AE"/>
-        </w:rPr>
-      </w:r>
-    </w:p>
-    <w:p>
-      <w:pPr>
-        <w:bidi/>
-      </w:pPr>
-      <w:r>
-        <w:rPr>
-          <w:lang w:val="ar_AE" w:bidi="ar_AE"/>
-        </w:rPr>
-      </w:r>
-    </w:p>
-    <w:p>
-      <w:pPr>
-        <w:bidi/>
-      </w:pPr>
-      <w:r>
-        <w:rPr>
-          <w:lang w:val="ar_AE" w:bidi="ar_AE"/>
-        </w:rPr>
-      </w:r>
-      <w:r>
-        <w:rPr>
-          <w:vertAlign w:val="superscript"/>
+    </w:p>
+    <w:p>
+      <w:pPr>
+        <w:bidi/>
+      </w:pPr>
+      <w:r>
+        <w:rPr>
+          <w:rtl/>
+          <w:cs/>
+          <w:lang w:val="ar_AE" w:bidi="ar_AE"/>
+        </w:rPr>
+      </w:r>
+      <w:r>
+        <w:rPr>
+          <w:vertAlign w:val="superscript"/>
+          <w:rtl/>
+          <w:cs/>
           <w:lang w:val="ar_AE" w:bidi="ar_AE"/>
         </w:rPr>
         <w:t>13</w:t>
       </w:r>
       <w:r>
         <w:rPr>
+          <w:rtl/>
+          <w:cs/>
           <w:lang w:val="ar_AE" w:bidi="ar_AE"/>
         </w:rPr>
         <w:t xml:space="preserve"> اَلْمَسِيحُ ٱفْتَدَانَا مِنْ لَعْنَةِ ٱلنَّامُوسِ، إِذْ صَارَ لَعْنَةً لِأَجْلِنَا، لِأَنَّهُ مَكْتُوبٌ: «مَلْعُونٌ كُلُّ مَنْ عُلِّقَ عَلَى خَشَبَةٍ».</w:t>
       </w:r>
-      <w:r>
-        <w:rPr>
-          <w:lang w:val="ar_AE" w:bidi="ar_AE"/>
-        </w:rPr>
-      </w:r>
-      <w:r>
-        <w:rPr>
-          <w:lang w:val="ar_AE" w:bidi="ar_AE"/>
-        </w:rPr>
-      </w:r>
-    </w:p>
-    <w:p>
-      <w:pPr>
-        <w:bidi/>
-      </w:pPr>
-      <w:r>
-        <w:rPr>
-          <w:lang w:val="ar_AE" w:bidi="ar_AE"/>
-        </w:rPr>
-      </w:r>
-    </w:p>
-    <w:p>
-      <w:pPr>
-        <w:bidi/>
-      </w:pPr>
-      <w:r>
-        <w:rPr>
-          <w:lang w:val="ar_AE" w:bidi="ar_AE"/>
-        </w:rPr>
-      </w:r>
-      <w:r>
-        <w:rPr>
-          <w:vertAlign w:val="superscript"/>
+    </w:p>
+    <w:p>
+      <w:pPr>
+        <w:bidi/>
+      </w:pPr>
+      <w:r>
+        <w:rPr>
+          <w:rtl/>
+          <w:cs/>
+          <w:lang w:val="ar_AE" w:bidi="ar_AE"/>
+        </w:rPr>
+      </w:r>
+      <w:r>
+        <w:rPr>
+          <w:vertAlign w:val="superscript"/>
+          <w:rtl/>
+          <w:cs/>
           <w:lang w:val="ar_AE" w:bidi="ar_AE"/>
         </w:rPr>
         <w:t>14</w:t>
       </w:r>
       <w:r>
         <w:rPr>
+          <w:rtl/>
+          <w:cs/>
           <w:lang w:val="ar_AE" w:bidi="ar_AE"/>
         </w:rPr>
         <w:t xml:space="preserve"> لِتَصِيرَ بَرَكَةُ إِبْرَاهِيمَ لِلْأُمَمِ فِي ٱلْمَسِيحِ يَسُوعَ، لِنَنَالَ بِٱلْإِيمَانِ مَوْعِدَ ٱلرُّوحِ.</w:t>
       </w:r>
-      <w:r>
-        <w:rPr>
-          <w:lang w:val="ar_AE" w:bidi="ar_AE"/>
-        </w:rPr>
-      </w:r>
-      <w:r>
-        <w:rPr>
-          <w:lang w:val="ar_AE" w:bidi="ar_AE"/>
-        </w:rPr>
-      </w:r>
-    </w:p>
-    <w:p>
-      <w:pPr>
-        <w:bidi/>
-      </w:pPr>
-      <w:r>
-        <w:rPr>
-          <w:lang w:val="ar_AE" w:bidi="ar_AE"/>
-        </w:rPr>
-      </w:r>
-    </w:p>
-    <w:p>
-      <w:pPr>
-        <w:bidi/>
-      </w:pPr>
-      <w:r>
-        <w:rPr>
-          <w:lang w:val="ar_AE" w:bidi="ar_AE"/>
-        </w:rPr>
-      </w:r>
-      <w:r>
-        <w:rPr>
-          <w:vertAlign w:val="superscript"/>
+    </w:p>
+    <w:p>
+      <w:pPr>
+        <w:bidi/>
+      </w:pPr>
+      <w:r>
+        <w:rPr>
+          <w:rtl/>
+          <w:cs/>
+          <w:lang w:val="ar_AE" w:bidi="ar_AE"/>
+        </w:rPr>
+      </w:r>
+      <w:r>
+        <w:rPr>
+          <w:vertAlign w:val="superscript"/>
+          <w:rtl/>
+          <w:cs/>
           <w:lang w:val="ar_AE" w:bidi="ar_AE"/>
         </w:rPr>
         <w:t>15</w:t>
       </w:r>
       <w:r>
         <w:rPr>
+          <w:rtl/>
+          <w:cs/>
           <w:lang w:val="ar_AE" w:bidi="ar_AE"/>
         </w:rPr>
         <w:t xml:space="preserve"> أَيُّهَا ٱلْإِخْوَةُ، بِحَسَبِ ٱلْإِنْسَانِ أَقُولُ: لَيْسَ أَحَدٌ يُبْطِلُ عَهْدًا قَدْ تَمَكَّنَ وَلَوْ مِنْ إِنْسَانٍ، أَوْ يَزِيدُ عَلَيْهِ.</w:t>
       </w:r>
-      <w:r>
-        <w:rPr>
-          <w:lang w:val="ar_AE" w:bidi="ar_AE"/>
-        </w:rPr>
-      </w:r>
-      <w:r>
-        <w:rPr>
-          <w:lang w:val="ar_AE" w:bidi="ar_AE"/>
-        </w:rPr>
-      </w:r>
-    </w:p>
-    <w:p>
-      <w:pPr>
-        <w:bidi/>
-      </w:pPr>
-      <w:r>
-        <w:rPr>
-          <w:lang w:val="ar_AE" w:bidi="ar_AE"/>
-        </w:rPr>
-      </w:r>
-    </w:p>
-    <w:p>
-      <w:pPr>
-        <w:bidi/>
-      </w:pPr>
-      <w:r>
-        <w:rPr>
-          <w:lang w:val="ar_AE" w:bidi="ar_AE"/>
-        </w:rPr>
-      </w:r>
-      <w:r>
-        <w:rPr>
-          <w:vertAlign w:val="superscript"/>
+    </w:p>
+    <w:p>
+      <w:pPr>
+        <w:bidi/>
+      </w:pPr>
+      <w:r>
+        <w:rPr>
+          <w:rtl/>
+          <w:cs/>
+          <w:lang w:val="ar_AE" w:bidi="ar_AE"/>
+        </w:rPr>
+      </w:r>
+      <w:r>
+        <w:rPr>
+          <w:vertAlign w:val="superscript"/>
+          <w:rtl/>
+          <w:cs/>
           <w:lang w:val="ar_AE" w:bidi="ar_AE"/>
         </w:rPr>
         <w:t>16</w:t>
       </w:r>
       <w:r>
         <w:rPr>
+          <w:rtl/>
+          <w:cs/>
           <w:lang w:val="ar_AE" w:bidi="ar_AE"/>
         </w:rPr>
         <w:t xml:space="preserve"> وَأَمَّا ٱلْمَوَاعِيدُ فَقِيلَتْ فِي إِبْرَاهِيمَ وَفِي نَسْلِهِ. لَا يَقُولُ: «وَفِي ٱلْأَنْسَالِ» كَأَنَّهُ عَنْ كَثِيرِينَ، بَلْ كَأَنَّهُ عَنْ وَاحِدٍ: «وَفِي نَسْلِكَ» ٱلَّذِي هُوَ ٱلْمَسِيحُ.</w:t>
       </w:r>
-      <w:r>
-        <w:rPr>
-          <w:lang w:val="ar_AE" w:bidi="ar_AE"/>
-        </w:rPr>
-      </w:r>
-      <w:r>
-        <w:rPr>
-          <w:lang w:val="ar_AE" w:bidi="ar_AE"/>
-        </w:rPr>
-      </w:r>
-    </w:p>
-    <w:p>
-      <w:pPr>
-        <w:bidi/>
-      </w:pPr>
-      <w:r>
-        <w:rPr>
-          <w:lang w:val="ar_AE" w:bidi="ar_AE"/>
-        </w:rPr>
-      </w:r>
-    </w:p>
-    <w:p>
-      <w:pPr>
-        <w:bidi/>
-      </w:pPr>
-      <w:r>
-        <w:rPr>
-          <w:lang w:val="ar_AE" w:bidi="ar_AE"/>
-        </w:rPr>
-      </w:r>
-      <w:r>
-        <w:rPr>
-          <w:vertAlign w:val="superscript"/>
+    </w:p>
+    <w:p>
+      <w:pPr>
+        <w:bidi/>
+      </w:pPr>
+      <w:r>
+        <w:rPr>
+          <w:rtl/>
+          <w:cs/>
+          <w:lang w:val="ar_AE" w:bidi="ar_AE"/>
+        </w:rPr>
+      </w:r>
+      <w:r>
+        <w:rPr>
+          <w:vertAlign w:val="superscript"/>
+          <w:rtl/>
+          <w:cs/>
           <w:lang w:val="ar_AE" w:bidi="ar_AE"/>
         </w:rPr>
         <w:t>17</w:t>
       </w:r>
       <w:r>
         <w:rPr>
+          <w:rtl/>
+          <w:cs/>
           <w:lang w:val="ar_AE" w:bidi="ar_AE"/>
         </w:rPr>
         <w:t xml:space="preserve"> وَإِنَّمَا أَقُولُ هَذَا: إِنَّ ٱلنَّامُوسَ ٱلَّذِي صَارَ بَعْدَ أَرْبَعِمِئَةٍ وَثَلَاثِينَ سَنَةً، لَا يَنْسَخُ عَهْدًا قَدْ سَبَقَ فَتَمَكَّنَ مِنَ ٱللهِ نَحْوَ ٱلْمَسِيحِ حَتَّى يُبَطِّلَ ٱلْمَوْعِدَ.</w:t>
       </w:r>
-      <w:r>
-        <w:rPr>
-          <w:lang w:val="ar_AE" w:bidi="ar_AE"/>
-        </w:rPr>
-      </w:r>
-      <w:r>
-        <w:rPr>
-          <w:lang w:val="ar_AE" w:bidi="ar_AE"/>
-        </w:rPr>
-      </w:r>
-    </w:p>
-    <w:p>
-      <w:pPr>
-        <w:bidi/>
-      </w:pPr>
-      <w:r>
-        <w:rPr>
-          <w:lang w:val="ar_AE" w:bidi="ar_AE"/>
-        </w:rPr>
-      </w:r>
-    </w:p>
-    <w:p>
-      <w:pPr>
-        <w:bidi/>
-      </w:pPr>
-      <w:r>
-        <w:rPr>
-          <w:lang w:val="ar_AE" w:bidi="ar_AE"/>
-        </w:rPr>
-      </w:r>
-      <w:r>
-        <w:rPr>
-          <w:vertAlign w:val="superscript"/>
+    </w:p>
+    <w:p>
+      <w:pPr>
+        <w:bidi/>
+      </w:pPr>
+      <w:r>
+        <w:rPr>
+          <w:rtl/>
+          <w:cs/>
+          <w:lang w:val="ar_AE" w:bidi="ar_AE"/>
+        </w:rPr>
+      </w:r>
+      <w:r>
+        <w:rPr>
+          <w:vertAlign w:val="superscript"/>
+          <w:rtl/>
+          <w:cs/>
           <w:lang w:val="ar_AE" w:bidi="ar_AE"/>
         </w:rPr>
         <w:t>18</w:t>
       </w:r>
       <w:r>
         <w:rPr>
+          <w:rtl/>
+          <w:cs/>
           <w:lang w:val="ar_AE" w:bidi="ar_AE"/>
         </w:rPr>
         <w:t xml:space="preserve"> لِأَنَّهُ إِنْ كَانَتِ ٱلْوِرَاثَةُ مِنَ ٱلنَّامُوسِ، فَلَمْ تَكُنْ أَيْضًا مِنْ مَوْعِدٍ. وَلَكِنَّ ٱللهَ وَهَبَهَا لِإِبْرَاهِيمَ بِمَوْعِدٍ.</w:t>
       </w:r>
-      <w:r>
-        <w:rPr>
-          <w:lang w:val="ar_AE" w:bidi="ar_AE"/>
-        </w:rPr>
-      </w:r>
-      <w:r>
-        <w:rPr>
-          <w:lang w:val="ar_AE" w:bidi="ar_AE"/>
-        </w:rPr>
-      </w:r>
-    </w:p>
-    <w:p>
-      <w:pPr>
-        <w:bidi/>
-      </w:pPr>
-      <w:r>
-        <w:rPr>
-          <w:lang w:val="ar_AE" w:bidi="ar_AE"/>
-        </w:rPr>
-      </w:r>
-    </w:p>
-    <w:p>
-      <w:pPr>
-        <w:bidi/>
-      </w:pPr>
-      <w:r>
-        <w:rPr>
-          <w:lang w:val="ar_AE" w:bidi="ar_AE"/>
-        </w:rPr>
-      </w:r>
-      <w:r>
-        <w:rPr>
-          <w:vertAlign w:val="superscript"/>
+    </w:p>
+    <w:p>
+      <w:pPr>
+        <w:bidi/>
+      </w:pPr>
+      <w:r>
+        <w:rPr>
+          <w:rtl/>
+          <w:cs/>
+          <w:lang w:val="ar_AE" w:bidi="ar_AE"/>
+        </w:rPr>
+      </w:r>
+      <w:r>
+        <w:rPr>
+          <w:vertAlign w:val="superscript"/>
+          <w:rtl/>
+          <w:cs/>
           <w:lang w:val="ar_AE" w:bidi="ar_AE"/>
         </w:rPr>
         <w:t>19</w:t>
       </w:r>
       <w:r>
         <w:rPr>
+          <w:rtl/>
+          <w:cs/>
           <w:lang w:val="ar_AE" w:bidi="ar_AE"/>
         </w:rPr>
         <w:t xml:space="preserve"> فَلِمَاذَا ٱلنَّامُوسُ؟ قَدْ زِيدَ بِسَبَبِ ٱلتَّعَدِّيَاتِ، إِلَى أَنْ يَأْتِيَ ٱلنَّسْلُ ٱلَّذِي قَدْ وُعِدَ لَهُ، مُرَتَّبًا بِمَلَائِكَةٍ فِي يَدِ وَسِيطٍ.</w:t>
       </w:r>
-      <w:r>
-        <w:rPr>
-          <w:lang w:val="ar_AE" w:bidi="ar_AE"/>
-        </w:rPr>
-      </w:r>
-      <w:r>
-        <w:rPr>
-          <w:lang w:val="ar_AE" w:bidi="ar_AE"/>
-        </w:rPr>
-      </w:r>
-    </w:p>
-    <w:p>
-      <w:pPr>
-        <w:bidi/>
-      </w:pPr>
-      <w:r>
-        <w:rPr>
-          <w:lang w:val="ar_AE" w:bidi="ar_AE"/>
-        </w:rPr>
-      </w:r>
-    </w:p>
-    <w:p>
-      <w:pPr>
-        <w:bidi/>
-      </w:pPr>
-      <w:r>
-        <w:rPr>
-          <w:lang w:val="ar_AE" w:bidi="ar_AE"/>
-        </w:rPr>
-      </w:r>
-      <w:r>
-        <w:rPr>
-          <w:vertAlign w:val="superscript"/>
+    </w:p>
+    <w:p>
+      <w:pPr>
+        <w:bidi/>
+      </w:pPr>
+      <w:r>
+        <w:rPr>
+          <w:rtl/>
+          <w:cs/>
+          <w:lang w:val="ar_AE" w:bidi="ar_AE"/>
+        </w:rPr>
+      </w:r>
+      <w:r>
+        <w:rPr>
+          <w:vertAlign w:val="superscript"/>
+          <w:rtl/>
+          <w:cs/>
           <w:lang w:val="ar_AE" w:bidi="ar_AE"/>
         </w:rPr>
         <w:t>20</w:t>
       </w:r>
       <w:r>
         <w:rPr>
+          <w:rtl/>
+          <w:cs/>
           <w:lang w:val="ar_AE" w:bidi="ar_AE"/>
         </w:rPr>
         <w:t xml:space="preserve"> وَأَمَّا ٱلْوَسِيطُ فَلَا يَكُونُ لِوَاحِدٍ. وَلَكِنَّ ٱللهَ وَاحِدٌ.</w:t>
       </w:r>
-      <w:r>
-        <w:rPr>
-          <w:lang w:val="ar_AE" w:bidi="ar_AE"/>
-        </w:rPr>
-      </w:r>
-      <w:r>
-        <w:rPr>
-          <w:lang w:val="ar_AE" w:bidi="ar_AE"/>
-        </w:rPr>
-      </w:r>
-    </w:p>
-    <w:p>
-      <w:pPr>
-        <w:bidi/>
-      </w:pPr>
-      <w:r>
-        <w:rPr>
-          <w:lang w:val="ar_AE" w:bidi="ar_AE"/>
-        </w:rPr>
-      </w:r>
-    </w:p>
-    <w:p>
-      <w:pPr>
-        <w:bidi/>
-      </w:pPr>
-      <w:r>
-        <w:rPr>
-          <w:lang w:val="ar_AE" w:bidi="ar_AE"/>
-        </w:rPr>
-      </w:r>
-      <w:r>
-        <w:rPr>
-          <w:vertAlign w:val="superscript"/>
+    </w:p>
+    <w:p>
+      <w:pPr>
+        <w:bidi/>
+      </w:pPr>
+      <w:r>
+        <w:rPr>
+          <w:rtl/>
+          <w:cs/>
+          <w:lang w:val="ar_AE" w:bidi="ar_AE"/>
+        </w:rPr>
+      </w:r>
+      <w:r>
+        <w:rPr>
+          <w:vertAlign w:val="superscript"/>
+          <w:rtl/>
+          <w:cs/>
           <w:lang w:val="ar_AE" w:bidi="ar_AE"/>
         </w:rPr>
         <w:t>21</w:t>
       </w:r>
       <w:r>
         <w:rPr>
+          <w:rtl/>
+          <w:cs/>
           <w:lang w:val="ar_AE" w:bidi="ar_AE"/>
         </w:rPr>
         <w:t xml:space="preserve"> فَهَلِ ٱلنَّامُوسُ ضِدُّ مَوَاعِيدِ ٱللهِ؟ حَاشَا! لِأَنَّهُ لَوْ أُعْطِيَ نَامُوسٌ قَادِرٌ أَنْ يُحْيِيَ، لَكَانَ بِٱلْحَقِيقَةِ ٱلْبِرُّ بِٱلنَّامُوسِ.</w:t>
       </w:r>
-      <w:r>
-        <w:rPr>
-          <w:lang w:val="ar_AE" w:bidi="ar_AE"/>
-        </w:rPr>
-      </w:r>
-      <w:r>
-        <w:rPr>
-          <w:lang w:val="ar_AE" w:bidi="ar_AE"/>
-        </w:rPr>
-      </w:r>
-    </w:p>
-    <w:p>
-      <w:pPr>
-        <w:bidi/>
-      </w:pPr>
-      <w:r>
-        <w:rPr>
-          <w:lang w:val="ar_AE" w:bidi="ar_AE"/>
-        </w:rPr>
-      </w:r>
-    </w:p>
-    <w:p>
-      <w:pPr>
-        <w:bidi/>
-      </w:pPr>
-      <w:r>
-        <w:rPr>
-          <w:lang w:val="ar_AE" w:bidi="ar_AE"/>
-        </w:rPr>
-      </w:r>
-      <w:r>
-        <w:rPr>
-          <w:vertAlign w:val="superscript"/>
+    </w:p>
+    <w:p>
+      <w:pPr>
+        <w:bidi/>
+      </w:pPr>
+      <w:r>
+        <w:rPr>
+          <w:rtl/>
+          <w:cs/>
+          <w:lang w:val="ar_AE" w:bidi="ar_AE"/>
+        </w:rPr>
+      </w:r>
+      <w:r>
+        <w:rPr>
+          <w:vertAlign w:val="superscript"/>
+          <w:rtl/>
+          <w:cs/>
           <w:lang w:val="ar_AE" w:bidi="ar_AE"/>
         </w:rPr>
         <w:t>22</w:t>
       </w:r>
       <w:r>
         <w:rPr>
+          <w:rtl/>
+          <w:cs/>
           <w:lang w:val="ar_AE" w:bidi="ar_AE"/>
         </w:rPr>
         <w:t xml:space="preserve"> لَكِنَّ ٱلْكِتَابَ أَغْلَقَ عَلَى ٱلْكُلِّ تَحْتَ ٱلْخَطِيَّةِ، لِيُعْطَى ٱلْمَوْعِدُ مِنْ إِيمَانِ يَسُوعَ ٱلْمَسِيحِ لِلَّذِينَ يُؤْمِنُونَ.</w:t>
       </w:r>
-      <w:r>
-        <w:rPr>
-          <w:lang w:val="ar_AE" w:bidi="ar_AE"/>
-        </w:rPr>
-      </w:r>
-      <w:r>
-        <w:rPr>
-          <w:lang w:val="ar_AE" w:bidi="ar_AE"/>
-        </w:rPr>
-      </w:r>
-    </w:p>
-    <w:p>
-      <w:pPr>
-        <w:bidi/>
-      </w:pPr>
-      <w:r>
-        <w:rPr>
-          <w:lang w:val="ar_AE" w:bidi="ar_AE"/>
-        </w:rPr>
-      </w:r>
-    </w:p>
-    <w:p>
-      <w:pPr>
-        <w:bidi/>
-      </w:pPr>
-      <w:r>
-        <w:rPr>
-          <w:lang w:val="ar_AE" w:bidi="ar_AE"/>
-        </w:rPr>
-      </w:r>
-      <w:r>
-        <w:rPr>
-          <w:vertAlign w:val="superscript"/>
+    </w:p>
+    <w:p>
+      <w:pPr>
+        <w:bidi/>
+      </w:pPr>
+      <w:r>
+        <w:rPr>
+          <w:rtl/>
+          <w:cs/>
+          <w:lang w:val="ar_AE" w:bidi="ar_AE"/>
+        </w:rPr>
+      </w:r>
+      <w:r>
+        <w:rPr>
+          <w:vertAlign w:val="superscript"/>
+          <w:rtl/>
+          <w:cs/>
           <w:lang w:val="ar_AE" w:bidi="ar_AE"/>
         </w:rPr>
         <w:t>23</w:t>
       </w:r>
       <w:r>
         <w:rPr>
+          <w:rtl/>
+          <w:cs/>
           <w:lang w:val="ar_AE" w:bidi="ar_AE"/>
         </w:rPr>
         <w:t xml:space="preserve"> وَلَكِنْ قَبْلَمَا جَاءَ ٱلْإِيمَانُ كُنَّا مَحْرُوسِينَ تَحْتَ ٱلنَّامُوسِ، مُغْلَقًا عَلَيْنَا إِلَى ٱلْإِيمَانِ ٱلْعَتِيدِ أَنْ يُعْلَنَ.</w:t>
       </w:r>
-      <w:r>
-        <w:rPr>
-          <w:lang w:val="ar_AE" w:bidi="ar_AE"/>
-        </w:rPr>
-      </w:r>
-      <w:r>
-        <w:rPr>
-          <w:lang w:val="ar_AE" w:bidi="ar_AE"/>
-        </w:rPr>
-      </w:r>
-    </w:p>
-    <w:p>
-      <w:pPr>
-        <w:bidi/>
-      </w:pPr>
-      <w:r>
-        <w:rPr>
-          <w:lang w:val="ar_AE" w:bidi="ar_AE"/>
-        </w:rPr>
-      </w:r>
-    </w:p>
-    <w:p>
-      <w:pPr>
-        <w:bidi/>
-      </w:pPr>
-      <w:r>
-        <w:rPr>
-          <w:lang w:val="ar_AE" w:bidi="ar_AE"/>
-        </w:rPr>
-      </w:r>
-      <w:r>
-        <w:rPr>
-          <w:vertAlign w:val="superscript"/>
+    </w:p>
+    <w:p>
+      <w:pPr>
+        <w:bidi/>
+      </w:pPr>
+      <w:r>
+        <w:rPr>
+          <w:rtl/>
+          <w:cs/>
+          <w:lang w:val="ar_AE" w:bidi="ar_AE"/>
+        </w:rPr>
+      </w:r>
+      <w:r>
+        <w:rPr>
+          <w:vertAlign w:val="superscript"/>
+          <w:rtl/>
+          <w:cs/>
           <w:lang w:val="ar_AE" w:bidi="ar_AE"/>
         </w:rPr>
         <w:t>24</w:t>
       </w:r>
       <w:r>
         <w:rPr>
+          <w:rtl/>
+          <w:cs/>
           <w:lang w:val="ar_AE" w:bidi="ar_AE"/>
         </w:rPr>
         <w:t xml:space="preserve"> إِذًا قَدْ كَانَ ٱلنَّامُوسُ مُؤَدِّبَنَا إِلَى ٱلْمَسِيحِ، لِكَيْ نَتَبَرَّرَ بِٱلْإِيمَانِ.</w:t>
       </w:r>
-      <w:r>
-        <w:rPr>
-          <w:lang w:val="ar_AE" w:bidi="ar_AE"/>
-        </w:rPr>
-      </w:r>
-      <w:r>
-        <w:rPr>
-          <w:lang w:val="ar_AE" w:bidi="ar_AE"/>
-        </w:rPr>
-      </w:r>
-    </w:p>
-    <w:p>
-      <w:pPr>
-        <w:bidi/>
-      </w:pPr>
-      <w:r>
-        <w:rPr>
-          <w:lang w:val="ar_AE" w:bidi="ar_AE"/>
-        </w:rPr>
-      </w:r>
-    </w:p>
-    <w:p>
-      <w:pPr>
-        <w:bidi/>
-      </w:pPr>
-      <w:r>
-        <w:rPr>
-          <w:lang w:val="ar_AE" w:bidi="ar_AE"/>
-        </w:rPr>
-      </w:r>
-      <w:r>
-        <w:rPr>
-          <w:vertAlign w:val="superscript"/>
+    </w:p>
+    <w:p>
+      <w:pPr>
+        <w:bidi/>
+      </w:pPr>
+      <w:r>
+        <w:rPr>
+          <w:rtl/>
+          <w:cs/>
+          <w:lang w:val="ar_AE" w:bidi="ar_AE"/>
+        </w:rPr>
+      </w:r>
+      <w:r>
+        <w:rPr>
+          <w:vertAlign w:val="superscript"/>
+          <w:rtl/>
+          <w:cs/>
           <w:lang w:val="ar_AE" w:bidi="ar_AE"/>
         </w:rPr>
         <w:t>25</w:t>
       </w:r>
       <w:r>
         <w:rPr>
+          <w:rtl/>
+          <w:cs/>
           <w:lang w:val="ar_AE" w:bidi="ar_AE"/>
         </w:rPr>
         <w:t xml:space="preserve"> وَلَكِنْ بَعْدَ مَا جَاءَ ٱلْإِيمَانُ، لَسْنَا بَعْدُ تَحْتَ مُؤَدِّبٍ.</w:t>
       </w:r>
-      <w:r>
-        <w:rPr>
-          <w:lang w:val="ar_AE" w:bidi="ar_AE"/>
-        </w:rPr>
-      </w:r>
-      <w:r>
-        <w:rPr>
-          <w:lang w:val="ar_AE" w:bidi="ar_AE"/>
-        </w:rPr>
-      </w:r>
-    </w:p>
-    <w:p>
-      <w:pPr>
-        <w:bidi/>
-      </w:pPr>
-      <w:r>
-        <w:rPr>
-          <w:lang w:val="ar_AE" w:bidi="ar_AE"/>
-        </w:rPr>
-      </w:r>
-    </w:p>
-    <w:p>
-      <w:pPr>
-        <w:bidi/>
-      </w:pPr>
-      <w:r>
-        <w:rPr>
-          <w:lang w:val="ar_AE" w:bidi="ar_AE"/>
-        </w:rPr>
-      </w:r>
-      <w:r>
-        <w:rPr>
-          <w:vertAlign w:val="superscript"/>
+    </w:p>
+    <w:p>
+      <w:pPr>
+        <w:bidi/>
+      </w:pPr>
+      <w:r>
+        <w:rPr>
+          <w:rtl/>
+          <w:cs/>
+          <w:lang w:val="ar_AE" w:bidi="ar_AE"/>
+        </w:rPr>
+      </w:r>
+      <w:r>
+        <w:rPr>
+          <w:vertAlign w:val="superscript"/>
+          <w:rtl/>
+          <w:cs/>
           <w:lang w:val="ar_AE" w:bidi="ar_AE"/>
         </w:rPr>
         <w:t>26</w:t>
       </w:r>
       <w:r>
         <w:rPr>
+          <w:rtl/>
+          <w:cs/>
           <w:lang w:val="ar_AE" w:bidi="ar_AE"/>
         </w:rPr>
         <w:t xml:space="preserve"> لِأَنَّكُمْ جَمِيعًا أَبْنَاءُ ٱللهِ بِٱلْإِيمَانِ بِٱلْمَسِيحِ يَسُوعَ.</w:t>
       </w:r>
-      <w:r>
-        <w:rPr>
-          <w:lang w:val="ar_AE" w:bidi="ar_AE"/>
-        </w:rPr>
-      </w:r>
-      <w:r>
-        <w:rPr>
-          <w:lang w:val="ar_AE" w:bidi="ar_AE"/>
-        </w:rPr>
-      </w:r>
-    </w:p>
-    <w:p>
-      <w:pPr>
-        <w:bidi/>
-      </w:pPr>
-      <w:r>
-        <w:rPr>
-          <w:lang w:val="ar_AE" w:bidi="ar_AE"/>
-        </w:rPr>
-      </w:r>
-    </w:p>
-    <w:p>
-      <w:pPr>
-        <w:bidi/>
-      </w:pPr>
-      <w:r>
-        <w:rPr>
-          <w:lang w:val="ar_AE" w:bidi="ar_AE"/>
-        </w:rPr>
-      </w:r>
-      <w:r>
-        <w:rPr>
-          <w:vertAlign w:val="superscript"/>
+    </w:p>
+    <w:p>
+      <w:pPr>
+        <w:bidi/>
+      </w:pPr>
+      <w:r>
+        <w:rPr>
+          <w:rtl/>
+          <w:cs/>
+          <w:lang w:val="ar_AE" w:bidi="ar_AE"/>
+        </w:rPr>
+      </w:r>
+      <w:r>
+        <w:rPr>
+          <w:vertAlign w:val="superscript"/>
+          <w:rtl/>
+          <w:cs/>
           <w:lang w:val="ar_AE" w:bidi="ar_AE"/>
         </w:rPr>
         <w:t>27</w:t>
       </w:r>
       <w:r>
         <w:rPr>
+          <w:rtl/>
+          <w:cs/>
           <w:lang w:val="ar_AE" w:bidi="ar_AE"/>
         </w:rPr>
         <w:t xml:space="preserve"> لِأَنَّ كُلَّكُمُ ٱلَّذِينَ ٱعْتَمَدْتُمْ بِٱلْمَسِيحِ قَدْ لَبِسْتُمُ ٱلْمَسِيحَ:</w:t>
       </w:r>
-      <w:r>
-        <w:rPr>
-          <w:lang w:val="ar_AE" w:bidi="ar_AE"/>
-        </w:rPr>
-      </w:r>
-      <w:r>
-        <w:rPr>
-          <w:lang w:val="ar_AE" w:bidi="ar_AE"/>
-        </w:rPr>
-      </w:r>
-    </w:p>
-    <w:p>
-      <w:pPr>
-        <w:bidi/>
-      </w:pPr>
-      <w:r>
-        <w:rPr>
-          <w:lang w:val="ar_AE" w:bidi="ar_AE"/>
-        </w:rPr>
-      </w:r>
-    </w:p>
-    <w:p>
-      <w:pPr>
-        <w:bidi/>
-      </w:pPr>
-      <w:r>
-        <w:rPr>
-          <w:lang w:val="ar_AE" w:bidi="ar_AE"/>
-        </w:rPr>
-      </w:r>
-      <w:r>
-        <w:rPr>
-          <w:vertAlign w:val="superscript"/>
+    </w:p>
+    <w:p>
+      <w:pPr>
+        <w:bidi/>
+      </w:pPr>
+      <w:r>
+        <w:rPr>
+          <w:rtl/>
+          <w:cs/>
+          <w:lang w:val="ar_AE" w:bidi="ar_AE"/>
+        </w:rPr>
+      </w:r>
+      <w:r>
+        <w:rPr>
+          <w:vertAlign w:val="superscript"/>
+          <w:rtl/>
+          <w:cs/>
           <w:lang w:val="ar_AE" w:bidi="ar_AE"/>
         </w:rPr>
         <w:t>28</w:t>
       </w:r>
       <w:r>
         <w:rPr>
+          <w:rtl/>
+          <w:cs/>
           <w:lang w:val="ar_AE" w:bidi="ar_AE"/>
         </w:rPr>
         <w:t xml:space="preserve"> لَيْسَ يَهُودِيٌّ وَلَا يُونَانِيٌّ. لَيْسَ عَبْدٌ وَلَا حُرٌّ. لَيْسَ ذَكَرٌ وَأُنْثَى، لِأَنَّكُمْ جَمِيعًا وَاحِدٌ فِي ٱلْمَسِيحِ يَسُوعَ.</w:t>
       </w:r>
-      <w:r>
-        <w:rPr>
-          <w:lang w:val="ar_AE" w:bidi="ar_AE"/>
-        </w:rPr>
-      </w:r>
-      <w:r>
-        <w:rPr>
-          <w:lang w:val="ar_AE" w:bidi="ar_AE"/>
-        </w:rPr>
-      </w:r>
-    </w:p>
-    <w:p>
-      <w:pPr>
-        <w:bidi/>
-      </w:pPr>
-      <w:r>
-        <w:rPr>
-          <w:lang w:val="ar_AE" w:bidi="ar_AE"/>
-        </w:rPr>
-      </w:r>
-    </w:p>
-    <w:p>
-      <w:pPr>
-        <w:bidi/>
-      </w:pPr>
-      <w:r>
-        <w:rPr>
-          <w:lang w:val="ar_AE" w:bidi="ar_AE"/>
-        </w:rPr>
-      </w:r>
-      <w:r>
-        <w:rPr>
-          <w:vertAlign w:val="superscript"/>
+    </w:p>
+    <w:p>
+      <w:pPr>
+        <w:bidi/>
+      </w:pPr>
+      <w:r>
+        <w:rPr>
+          <w:rtl/>
+          <w:cs/>
+          <w:lang w:val="ar_AE" w:bidi="ar_AE"/>
+        </w:rPr>
+      </w:r>
+      <w:r>
+        <w:rPr>
+          <w:vertAlign w:val="superscript"/>
+          <w:rtl/>
+          <w:cs/>
           <w:lang w:val="ar_AE" w:bidi="ar_AE"/>
         </w:rPr>
         <w:t>29</w:t>
       </w:r>
       <w:r>
         <w:rPr>
+          <w:rtl/>
+          <w:cs/>
           <w:lang w:val="ar_AE" w:bidi="ar_AE"/>
         </w:rPr>
         <w:t xml:space="preserve"> فَإِنْ كُنْتُمْ لِلْمَسِيحِ، فَأَنْتُمْ إِذًا نَسْلُ إِبْرَاهِيمَ، وَحَسَبَ ٱلْمَوْعِدِ وَرَثَةٌ.</w:t>
       </w:r>
-      <w:r>
-        <w:rPr>
-          <w:lang w:val="ar_AE" w:bidi="ar_AE"/>
-        </w:rPr>
-      </w:r>
-      <w:r>
-        <w:rPr>
-          <w:lang w:val="ar_AE" w:bidi="ar_AE"/>
-        </w:rPr>
-      </w:r>
-    </w:p>
-    <w:p>
-      <w:pPr>
-        <w:bidi/>
-      </w:pPr>
-      <w:r>
-        <w:rPr>
-          <w:lang w:val="ar_AE" w:bidi="ar_AE"/>
-        </w:rPr>
-      </w:r>
     </w:p>
     <w:p>
       <w:pPr>
@@ -3474,1348 +2445,918 @@
       </w:pPr>
       <w:r>
         <w:rPr>
+          <w:rtl/>
+          <w:cs/>
           <w:lang w:val="ar_AE" w:bidi="ar_AE"/>
         </w:rPr>
         <w:t>Galatians 4:1</w:t>
       </w:r>
       <w:r>
         <w:rPr>
-          <w:lang w:val="ar_AE" w:bidi="ar_AE"/>
-        </w:rPr>
-      </w:r>
-    </w:p>
-    <w:p>
-      <w:pPr>
-        <w:bidi/>
-      </w:pPr>
-      <w:r>
-        <w:rPr>
-          <w:lang w:val="ar_AE" w:bidi="ar_AE"/>
-        </w:rPr>
-      </w:r>
-      <w:r>
-        <w:rPr>
-          <w:vertAlign w:val="superscript"/>
+          <w:rtl/>
+          <w:cs/>
+          <w:lang w:val="ar_AE" w:bidi="ar_AE"/>
+        </w:rPr>
+      </w:r>
+    </w:p>
+    <w:p>
+      <w:pPr>
+        <w:bidi/>
+      </w:pPr>
+      <w:r>
+        <w:rPr>
+          <w:rtl/>
+          <w:cs/>
+          <w:lang w:val="ar_AE" w:bidi="ar_AE"/>
+        </w:rPr>
+      </w:r>
+      <w:r>
+        <w:rPr>
+          <w:vertAlign w:val="superscript"/>
+          <w:rtl/>
+          <w:cs/>
           <w:lang w:val="ar_AE" w:bidi="ar_AE"/>
         </w:rPr>
         <w:t>1</w:t>
       </w:r>
       <w:r>
         <w:rPr>
+          <w:rtl/>
+          <w:cs/>
           <w:lang w:val="ar_AE" w:bidi="ar_AE"/>
         </w:rPr>
         <w:t xml:space="preserve"> وَإِنَّمَا أَقُولُ: مَا دَامَ ٱلْوَارِثُ قَاصِرًا لَا يَفْرِقُ شَيْئًا عَنِ ٱلْعَبْدِ، مَعَ كَوْنِهِ صَاحِبَ ٱلْجَمِيعِ.</w:t>
       </w:r>
-      <w:r>
-        <w:rPr>
-          <w:lang w:val="ar_AE" w:bidi="ar_AE"/>
-        </w:rPr>
-      </w:r>
-      <w:r>
-        <w:rPr>
-          <w:lang w:val="ar_AE" w:bidi="ar_AE"/>
-        </w:rPr>
-      </w:r>
-    </w:p>
-    <w:p>
-      <w:pPr>
-        <w:bidi/>
-      </w:pPr>
-      <w:r>
-        <w:rPr>
-          <w:lang w:val="ar_AE" w:bidi="ar_AE"/>
-        </w:rPr>
-      </w:r>
-    </w:p>
-    <w:p>
-      <w:pPr>
-        <w:bidi/>
-      </w:pPr>
-      <w:r>
-        <w:rPr>
-          <w:lang w:val="ar_AE" w:bidi="ar_AE"/>
-        </w:rPr>
-      </w:r>
-      <w:r>
-        <w:rPr>
-          <w:vertAlign w:val="superscript"/>
+    </w:p>
+    <w:p>
+      <w:pPr>
+        <w:bidi/>
+      </w:pPr>
+      <w:r>
+        <w:rPr>
+          <w:rtl/>
+          <w:cs/>
+          <w:lang w:val="ar_AE" w:bidi="ar_AE"/>
+        </w:rPr>
+      </w:r>
+      <w:r>
+        <w:rPr>
+          <w:vertAlign w:val="superscript"/>
+          <w:rtl/>
+          <w:cs/>
           <w:lang w:val="ar_AE" w:bidi="ar_AE"/>
         </w:rPr>
         <w:t>2</w:t>
       </w:r>
       <w:r>
         <w:rPr>
+          <w:rtl/>
+          <w:cs/>
           <w:lang w:val="ar_AE" w:bidi="ar_AE"/>
         </w:rPr>
         <w:t xml:space="preserve"> بَلْ هُوَ تَحْتَ أَوْصِيَاءَ وَوُكَلَاءَ إِلَى ٱلْوَقْتِ ٱلْمُؤَجَّلِ مِنْ أَبِيهِ.</w:t>
       </w:r>
-      <w:r>
-        <w:rPr>
-          <w:lang w:val="ar_AE" w:bidi="ar_AE"/>
-        </w:rPr>
-      </w:r>
-      <w:r>
-        <w:rPr>
-          <w:lang w:val="ar_AE" w:bidi="ar_AE"/>
-        </w:rPr>
-      </w:r>
-    </w:p>
-    <w:p>
-      <w:pPr>
-        <w:bidi/>
-      </w:pPr>
-      <w:r>
-        <w:rPr>
-          <w:lang w:val="ar_AE" w:bidi="ar_AE"/>
-        </w:rPr>
-      </w:r>
-    </w:p>
-    <w:p>
-      <w:pPr>
-        <w:bidi/>
-      </w:pPr>
-      <w:r>
-        <w:rPr>
-          <w:lang w:val="ar_AE" w:bidi="ar_AE"/>
-        </w:rPr>
-      </w:r>
-      <w:r>
-        <w:rPr>
-          <w:vertAlign w:val="superscript"/>
+    </w:p>
+    <w:p>
+      <w:pPr>
+        <w:bidi/>
+      </w:pPr>
+      <w:r>
+        <w:rPr>
+          <w:rtl/>
+          <w:cs/>
+          <w:lang w:val="ar_AE" w:bidi="ar_AE"/>
+        </w:rPr>
+      </w:r>
+      <w:r>
+        <w:rPr>
+          <w:vertAlign w:val="superscript"/>
+          <w:rtl/>
+          <w:cs/>
           <w:lang w:val="ar_AE" w:bidi="ar_AE"/>
         </w:rPr>
         <w:t>3</w:t>
       </w:r>
       <w:r>
         <w:rPr>
+          <w:rtl/>
+          <w:cs/>
           <w:lang w:val="ar_AE" w:bidi="ar_AE"/>
         </w:rPr>
         <w:t xml:space="preserve"> هَكَذَا نَحْنُ أَيْضًا: لَمَّا كُنَّا قَاصِرِينَ، كُنَّا مُسْتَعْبَدِينَ تَحْتَ أَرْكَانِ ٱلْعَالَمِ.</w:t>
       </w:r>
-      <w:r>
-        <w:rPr>
-          <w:lang w:val="ar_AE" w:bidi="ar_AE"/>
-        </w:rPr>
-      </w:r>
-      <w:r>
-        <w:rPr>
-          <w:lang w:val="ar_AE" w:bidi="ar_AE"/>
-        </w:rPr>
-      </w:r>
-    </w:p>
-    <w:p>
-      <w:pPr>
-        <w:bidi/>
-      </w:pPr>
-      <w:r>
-        <w:rPr>
-          <w:lang w:val="ar_AE" w:bidi="ar_AE"/>
-        </w:rPr>
-      </w:r>
-    </w:p>
-    <w:p>
-      <w:pPr>
-        <w:bidi/>
-      </w:pPr>
-      <w:r>
-        <w:rPr>
-          <w:lang w:val="ar_AE" w:bidi="ar_AE"/>
-        </w:rPr>
-      </w:r>
-      <w:r>
-        <w:rPr>
-          <w:vertAlign w:val="superscript"/>
+    </w:p>
+    <w:p>
+      <w:pPr>
+        <w:bidi/>
+      </w:pPr>
+      <w:r>
+        <w:rPr>
+          <w:rtl/>
+          <w:cs/>
+          <w:lang w:val="ar_AE" w:bidi="ar_AE"/>
+        </w:rPr>
+      </w:r>
+      <w:r>
+        <w:rPr>
+          <w:vertAlign w:val="superscript"/>
+          <w:rtl/>
+          <w:cs/>
           <w:lang w:val="ar_AE" w:bidi="ar_AE"/>
         </w:rPr>
         <w:t>4</w:t>
       </w:r>
       <w:r>
         <w:rPr>
+          <w:rtl/>
+          <w:cs/>
           <w:lang w:val="ar_AE" w:bidi="ar_AE"/>
         </w:rPr>
         <w:t xml:space="preserve"> وَلَكِنْ لَمَّا جَاءَ مِلْءُ ٱلزَّمَانِ، أَرْسَلَ ٱللهُ ٱبْنَهُ مَوْلُودًا مِنِ ٱمْرَأَةٍ، مَوْلُودًا تَحْتَ ٱلنَّامُوسِ،</w:t>
       </w:r>
-      <w:r>
-        <w:rPr>
-          <w:lang w:val="ar_AE" w:bidi="ar_AE"/>
-        </w:rPr>
-      </w:r>
-      <w:r>
-        <w:rPr>
-          <w:lang w:val="ar_AE" w:bidi="ar_AE"/>
-        </w:rPr>
-      </w:r>
-    </w:p>
-    <w:p>
-      <w:pPr>
-        <w:bidi/>
-      </w:pPr>
-      <w:r>
-        <w:rPr>
-          <w:lang w:val="ar_AE" w:bidi="ar_AE"/>
-        </w:rPr>
-      </w:r>
-    </w:p>
-    <w:p>
-      <w:pPr>
-        <w:bidi/>
-      </w:pPr>
-      <w:r>
-        <w:rPr>
-          <w:lang w:val="ar_AE" w:bidi="ar_AE"/>
-        </w:rPr>
-      </w:r>
-      <w:r>
-        <w:rPr>
-          <w:vertAlign w:val="superscript"/>
+    </w:p>
+    <w:p>
+      <w:pPr>
+        <w:bidi/>
+      </w:pPr>
+      <w:r>
+        <w:rPr>
+          <w:rtl/>
+          <w:cs/>
+          <w:lang w:val="ar_AE" w:bidi="ar_AE"/>
+        </w:rPr>
+      </w:r>
+      <w:r>
+        <w:rPr>
+          <w:vertAlign w:val="superscript"/>
+          <w:rtl/>
+          <w:cs/>
           <w:lang w:val="ar_AE" w:bidi="ar_AE"/>
         </w:rPr>
         <w:t>5</w:t>
       </w:r>
       <w:r>
         <w:rPr>
+          <w:rtl/>
+          <w:cs/>
           <w:lang w:val="ar_AE" w:bidi="ar_AE"/>
         </w:rPr>
         <w:t xml:space="preserve"> لِيَفْتَدِيَ ٱلَّذِينَ تَحْتَ ٱلنَّامُوسِ، لِنَنَالَ ٱلتَّبَنِّيَ.</w:t>
       </w:r>
-      <w:r>
-        <w:rPr>
-          <w:lang w:val="ar_AE" w:bidi="ar_AE"/>
-        </w:rPr>
-      </w:r>
-      <w:r>
-        <w:rPr>
-          <w:lang w:val="ar_AE" w:bidi="ar_AE"/>
-        </w:rPr>
-      </w:r>
-    </w:p>
-    <w:p>
-      <w:pPr>
-        <w:bidi/>
-      </w:pPr>
-      <w:r>
-        <w:rPr>
-          <w:lang w:val="ar_AE" w:bidi="ar_AE"/>
-        </w:rPr>
-      </w:r>
-    </w:p>
-    <w:p>
-      <w:pPr>
-        <w:bidi/>
-      </w:pPr>
-      <w:r>
-        <w:rPr>
-          <w:lang w:val="ar_AE" w:bidi="ar_AE"/>
-        </w:rPr>
-      </w:r>
-      <w:r>
-        <w:rPr>
-          <w:vertAlign w:val="superscript"/>
+    </w:p>
+    <w:p>
+      <w:pPr>
+        <w:bidi/>
+      </w:pPr>
+      <w:r>
+        <w:rPr>
+          <w:rtl/>
+          <w:cs/>
+          <w:lang w:val="ar_AE" w:bidi="ar_AE"/>
+        </w:rPr>
+      </w:r>
+      <w:r>
+        <w:rPr>
+          <w:vertAlign w:val="superscript"/>
+          <w:rtl/>
+          <w:cs/>
           <w:lang w:val="ar_AE" w:bidi="ar_AE"/>
         </w:rPr>
         <w:t>6</w:t>
       </w:r>
       <w:r>
         <w:rPr>
+          <w:rtl/>
+          <w:cs/>
           <w:lang w:val="ar_AE" w:bidi="ar_AE"/>
         </w:rPr>
         <w:t xml:space="preserve"> ثُمَّ بِمَا أَنَّكُمْ أَبْنَاءٌ، أَرْسَلَ ٱللهُ رُوحَ ٱبْنِهِ إِلَى قُلُوبِكُمْ صَارِخًا: «يَا أَبَا ٱلْآبُ».</w:t>
       </w:r>
-      <w:r>
-        <w:rPr>
-          <w:lang w:val="ar_AE" w:bidi="ar_AE"/>
-        </w:rPr>
-      </w:r>
-      <w:r>
-        <w:rPr>
-          <w:lang w:val="ar_AE" w:bidi="ar_AE"/>
-        </w:rPr>
-      </w:r>
-    </w:p>
-    <w:p>
-      <w:pPr>
-        <w:bidi/>
-      </w:pPr>
-      <w:r>
-        <w:rPr>
-          <w:lang w:val="ar_AE" w:bidi="ar_AE"/>
-        </w:rPr>
-      </w:r>
-    </w:p>
-    <w:p>
-      <w:pPr>
-        <w:bidi/>
-      </w:pPr>
-      <w:r>
-        <w:rPr>
-          <w:lang w:val="ar_AE" w:bidi="ar_AE"/>
-        </w:rPr>
-      </w:r>
-      <w:r>
-        <w:rPr>
-          <w:vertAlign w:val="superscript"/>
+    </w:p>
+    <w:p>
+      <w:pPr>
+        <w:bidi/>
+      </w:pPr>
+      <w:r>
+        <w:rPr>
+          <w:rtl/>
+          <w:cs/>
+          <w:lang w:val="ar_AE" w:bidi="ar_AE"/>
+        </w:rPr>
+      </w:r>
+      <w:r>
+        <w:rPr>
+          <w:vertAlign w:val="superscript"/>
+          <w:rtl/>
+          <w:cs/>
           <w:lang w:val="ar_AE" w:bidi="ar_AE"/>
         </w:rPr>
         <w:t>7</w:t>
       </w:r>
       <w:r>
         <w:rPr>
+          <w:rtl/>
+          <w:cs/>
           <w:lang w:val="ar_AE" w:bidi="ar_AE"/>
         </w:rPr>
         <w:t xml:space="preserve"> إِذًا لَسْتَ بَعْدُ عَبْدًا بَلِ ٱبْنًا، وَإِنْ كُنْتَ ٱبْنًا فَوَارِثٌ لِلهِ بِٱلْمَسِيحِ.</w:t>
       </w:r>
-      <w:r>
-        <w:rPr>
-          <w:lang w:val="ar_AE" w:bidi="ar_AE"/>
-        </w:rPr>
-      </w:r>
-      <w:r>
-        <w:rPr>
-          <w:lang w:val="ar_AE" w:bidi="ar_AE"/>
-        </w:rPr>
-      </w:r>
-    </w:p>
-    <w:p>
-      <w:pPr>
-        <w:bidi/>
-      </w:pPr>
-      <w:r>
-        <w:rPr>
-          <w:lang w:val="ar_AE" w:bidi="ar_AE"/>
-        </w:rPr>
-      </w:r>
-    </w:p>
-    <w:p>
-      <w:pPr>
-        <w:bidi/>
-      </w:pPr>
-      <w:r>
-        <w:rPr>
-          <w:lang w:val="ar_AE" w:bidi="ar_AE"/>
-        </w:rPr>
-      </w:r>
-      <w:r>
-        <w:rPr>
-          <w:vertAlign w:val="superscript"/>
+    </w:p>
+    <w:p>
+      <w:pPr>
+        <w:bidi/>
+      </w:pPr>
+      <w:r>
+        <w:rPr>
+          <w:rtl/>
+          <w:cs/>
+          <w:lang w:val="ar_AE" w:bidi="ar_AE"/>
+        </w:rPr>
+      </w:r>
+      <w:r>
+        <w:rPr>
+          <w:vertAlign w:val="superscript"/>
+          <w:rtl/>
+          <w:cs/>
           <w:lang w:val="ar_AE" w:bidi="ar_AE"/>
         </w:rPr>
         <w:t>8</w:t>
       </w:r>
       <w:r>
         <w:rPr>
+          <w:rtl/>
+          <w:cs/>
           <w:lang w:val="ar_AE" w:bidi="ar_AE"/>
         </w:rPr>
         <w:t xml:space="preserve"> لَكِنْ حِينَئِذٍ إِذْ كُنْتُمْ لَا تَعْرِفُونَ ٱللهَ، ٱسْتُعْبِدْتُمْ لِلَّذِينَ لَيْسُوا بِٱلطَّبِيعَةِ آلِهَةً.</w:t>
       </w:r>
-      <w:r>
-        <w:rPr>
-          <w:lang w:val="ar_AE" w:bidi="ar_AE"/>
-        </w:rPr>
-      </w:r>
-      <w:r>
-        <w:rPr>
-          <w:lang w:val="ar_AE" w:bidi="ar_AE"/>
-        </w:rPr>
-      </w:r>
-    </w:p>
-    <w:p>
-      <w:pPr>
-        <w:bidi/>
-      </w:pPr>
-      <w:r>
-        <w:rPr>
-          <w:lang w:val="ar_AE" w:bidi="ar_AE"/>
-        </w:rPr>
-      </w:r>
-    </w:p>
-    <w:p>
-      <w:pPr>
-        <w:bidi/>
-      </w:pPr>
-      <w:r>
-        <w:rPr>
-          <w:lang w:val="ar_AE" w:bidi="ar_AE"/>
-        </w:rPr>
-      </w:r>
-      <w:r>
-        <w:rPr>
-          <w:vertAlign w:val="superscript"/>
+    </w:p>
+    <w:p>
+      <w:pPr>
+        <w:bidi/>
+      </w:pPr>
+      <w:r>
+        <w:rPr>
+          <w:rtl/>
+          <w:cs/>
+          <w:lang w:val="ar_AE" w:bidi="ar_AE"/>
+        </w:rPr>
+      </w:r>
+      <w:r>
+        <w:rPr>
+          <w:vertAlign w:val="superscript"/>
+          <w:rtl/>
+          <w:cs/>
           <w:lang w:val="ar_AE" w:bidi="ar_AE"/>
         </w:rPr>
         <w:t>9</w:t>
       </w:r>
       <w:r>
         <w:rPr>
+          <w:rtl/>
+          <w:cs/>
           <w:lang w:val="ar_AE" w:bidi="ar_AE"/>
         </w:rPr>
         <w:t xml:space="preserve"> وَأَمَّا ٱلْآنَ إِذْ عَرَفْتُمُ ٱللهَ، بَلْ بِٱلْحَرِيِّ عُرِفْتُمْ مِنَ ٱللهِ، فَكَيْفَ تَرْجِعُونَ أَيْضًا إِلَى ٱلْأَرْكَانِ ٱلضَّعِيفَةِ ٱلْفَقِيرَةِ ٱلَّتِي تُرِيدُونَ أَنْ تُسْتَعْبَدُوا لَهَا مِنْ جَدِيدٍ؟</w:t>
       </w:r>
-      <w:r>
-        <w:rPr>
-          <w:lang w:val="ar_AE" w:bidi="ar_AE"/>
-        </w:rPr>
-      </w:r>
-      <w:r>
-        <w:rPr>
-          <w:lang w:val="ar_AE" w:bidi="ar_AE"/>
-        </w:rPr>
-      </w:r>
-    </w:p>
-    <w:p>
-      <w:pPr>
-        <w:bidi/>
-      </w:pPr>
-      <w:r>
-        <w:rPr>
-          <w:lang w:val="ar_AE" w:bidi="ar_AE"/>
-        </w:rPr>
-      </w:r>
-    </w:p>
-    <w:p>
-      <w:pPr>
-        <w:bidi/>
-      </w:pPr>
-      <w:r>
-        <w:rPr>
-          <w:lang w:val="ar_AE" w:bidi="ar_AE"/>
-        </w:rPr>
-      </w:r>
-      <w:r>
-        <w:rPr>
-          <w:vertAlign w:val="superscript"/>
+    </w:p>
+    <w:p>
+      <w:pPr>
+        <w:bidi/>
+      </w:pPr>
+      <w:r>
+        <w:rPr>
+          <w:rtl/>
+          <w:cs/>
+          <w:lang w:val="ar_AE" w:bidi="ar_AE"/>
+        </w:rPr>
+      </w:r>
+      <w:r>
+        <w:rPr>
+          <w:vertAlign w:val="superscript"/>
+          <w:rtl/>
+          <w:cs/>
           <w:lang w:val="ar_AE" w:bidi="ar_AE"/>
         </w:rPr>
         <w:t>10</w:t>
       </w:r>
       <w:r>
         <w:rPr>
+          <w:rtl/>
+          <w:cs/>
           <w:lang w:val="ar_AE" w:bidi="ar_AE"/>
         </w:rPr>
         <w:t xml:space="preserve"> أَتَحْفَظُونَ أَيَّامًا وَشُهُورًا وَأَوْقَاتًا وَسِنِينَ؟</w:t>
       </w:r>
-      <w:r>
-        <w:rPr>
-          <w:lang w:val="ar_AE" w:bidi="ar_AE"/>
-        </w:rPr>
-      </w:r>
-      <w:r>
-        <w:rPr>
-          <w:lang w:val="ar_AE" w:bidi="ar_AE"/>
-        </w:rPr>
-      </w:r>
-    </w:p>
-    <w:p>
-      <w:pPr>
-        <w:bidi/>
-      </w:pPr>
-      <w:r>
-        <w:rPr>
-          <w:lang w:val="ar_AE" w:bidi="ar_AE"/>
-        </w:rPr>
-      </w:r>
-    </w:p>
-    <w:p>
-      <w:pPr>
-        <w:bidi/>
-      </w:pPr>
-      <w:r>
-        <w:rPr>
-          <w:lang w:val="ar_AE" w:bidi="ar_AE"/>
-        </w:rPr>
-      </w:r>
-      <w:r>
-        <w:rPr>
-          <w:vertAlign w:val="superscript"/>
+    </w:p>
+    <w:p>
+      <w:pPr>
+        <w:bidi/>
+      </w:pPr>
+      <w:r>
+        <w:rPr>
+          <w:rtl/>
+          <w:cs/>
+          <w:lang w:val="ar_AE" w:bidi="ar_AE"/>
+        </w:rPr>
+      </w:r>
+      <w:r>
+        <w:rPr>
+          <w:vertAlign w:val="superscript"/>
+          <w:rtl/>
+          <w:cs/>
           <w:lang w:val="ar_AE" w:bidi="ar_AE"/>
         </w:rPr>
         <w:t>11</w:t>
       </w:r>
       <w:r>
         <w:rPr>
+          <w:rtl/>
+          <w:cs/>
           <w:lang w:val="ar_AE" w:bidi="ar_AE"/>
         </w:rPr>
         <w:t xml:space="preserve"> أَخَافُ عَلَيْكُمْ أَنْ أَكُونَ قَدْ تَعِبْتُ فِيكُمْ عَبَثًا!</w:t>
       </w:r>
-      <w:r>
-        <w:rPr>
-          <w:lang w:val="ar_AE" w:bidi="ar_AE"/>
-        </w:rPr>
-      </w:r>
-      <w:r>
-        <w:rPr>
-          <w:lang w:val="ar_AE" w:bidi="ar_AE"/>
-        </w:rPr>
-      </w:r>
-    </w:p>
-    <w:p>
-      <w:pPr>
-        <w:bidi/>
-      </w:pPr>
-      <w:r>
-        <w:rPr>
-          <w:lang w:val="ar_AE" w:bidi="ar_AE"/>
-        </w:rPr>
-      </w:r>
-    </w:p>
-    <w:p>
-      <w:pPr>
-        <w:bidi/>
-      </w:pPr>
-      <w:r>
-        <w:rPr>
-          <w:lang w:val="ar_AE" w:bidi="ar_AE"/>
-        </w:rPr>
-      </w:r>
-      <w:r>
-        <w:rPr>
-          <w:vertAlign w:val="superscript"/>
+    </w:p>
+    <w:p>
+      <w:pPr>
+        <w:bidi/>
+      </w:pPr>
+      <w:r>
+        <w:rPr>
+          <w:rtl/>
+          <w:cs/>
+          <w:lang w:val="ar_AE" w:bidi="ar_AE"/>
+        </w:rPr>
+      </w:r>
+      <w:r>
+        <w:rPr>
+          <w:vertAlign w:val="superscript"/>
+          <w:rtl/>
+          <w:cs/>
           <w:lang w:val="ar_AE" w:bidi="ar_AE"/>
         </w:rPr>
         <w:t>12</w:t>
       </w:r>
       <w:r>
         <w:rPr>
+          <w:rtl/>
+          <w:cs/>
           <w:lang w:val="ar_AE" w:bidi="ar_AE"/>
         </w:rPr>
         <w:t xml:space="preserve"> أَتَضَرَّعُ إِلَيْكُمْ أَيُّهَا ٱلْإِخْوَةُ، كُونُوا كَمَا أَنَا، لِأَنِّي أَنَا أَيْضًا كَمَا أَنْتُمْ. لَمْ تَظْلِمُونِي شَيْئًا.</w:t>
       </w:r>
-      <w:r>
-        <w:rPr>
-          <w:lang w:val="ar_AE" w:bidi="ar_AE"/>
-        </w:rPr>
-      </w:r>
-      <w:r>
-        <w:rPr>
-          <w:lang w:val="ar_AE" w:bidi="ar_AE"/>
-        </w:rPr>
-      </w:r>
-    </w:p>
-    <w:p>
-      <w:pPr>
-        <w:bidi/>
-      </w:pPr>
-      <w:r>
-        <w:rPr>
-          <w:lang w:val="ar_AE" w:bidi="ar_AE"/>
-        </w:rPr>
-      </w:r>
-    </w:p>
-    <w:p>
-      <w:pPr>
-        <w:bidi/>
-      </w:pPr>
-      <w:r>
-        <w:rPr>
-          <w:lang w:val="ar_AE" w:bidi="ar_AE"/>
-        </w:rPr>
-      </w:r>
-      <w:r>
-        <w:rPr>
-          <w:vertAlign w:val="superscript"/>
+    </w:p>
+    <w:p>
+      <w:pPr>
+        <w:bidi/>
+      </w:pPr>
+      <w:r>
+        <w:rPr>
+          <w:rtl/>
+          <w:cs/>
+          <w:lang w:val="ar_AE" w:bidi="ar_AE"/>
+        </w:rPr>
+      </w:r>
+      <w:r>
+        <w:rPr>
+          <w:vertAlign w:val="superscript"/>
+          <w:rtl/>
+          <w:cs/>
           <w:lang w:val="ar_AE" w:bidi="ar_AE"/>
         </w:rPr>
         <w:t>13</w:t>
       </w:r>
       <w:r>
         <w:rPr>
+          <w:rtl/>
+          <w:cs/>
           <w:lang w:val="ar_AE" w:bidi="ar_AE"/>
         </w:rPr>
         <w:t xml:space="preserve"> وَلَكِنَّكُمْ تَعْلَمُونَ أَنِّي بِضَعْفِ ٱلْجَسَدِ بَشَّرْتُكُمْ فِي ٱلْأَوَّلِ.</w:t>
       </w:r>
-      <w:r>
-        <w:rPr>
-          <w:lang w:val="ar_AE" w:bidi="ar_AE"/>
-        </w:rPr>
-      </w:r>
-      <w:r>
-        <w:rPr>
-          <w:lang w:val="ar_AE" w:bidi="ar_AE"/>
-        </w:rPr>
-      </w:r>
-    </w:p>
-    <w:p>
-      <w:pPr>
-        <w:bidi/>
-      </w:pPr>
-      <w:r>
-        <w:rPr>
-          <w:lang w:val="ar_AE" w:bidi="ar_AE"/>
-        </w:rPr>
-      </w:r>
-    </w:p>
-    <w:p>
-      <w:pPr>
-        <w:bidi/>
-      </w:pPr>
-      <w:r>
-        <w:rPr>
-          <w:lang w:val="ar_AE" w:bidi="ar_AE"/>
-        </w:rPr>
-      </w:r>
-      <w:r>
-        <w:rPr>
-          <w:vertAlign w:val="superscript"/>
+    </w:p>
+    <w:p>
+      <w:pPr>
+        <w:bidi/>
+      </w:pPr>
+      <w:r>
+        <w:rPr>
+          <w:rtl/>
+          <w:cs/>
+          <w:lang w:val="ar_AE" w:bidi="ar_AE"/>
+        </w:rPr>
+      </w:r>
+      <w:r>
+        <w:rPr>
+          <w:vertAlign w:val="superscript"/>
+          <w:rtl/>
+          <w:cs/>
           <w:lang w:val="ar_AE" w:bidi="ar_AE"/>
         </w:rPr>
         <w:t>14</w:t>
       </w:r>
       <w:r>
         <w:rPr>
+          <w:rtl/>
+          <w:cs/>
           <w:lang w:val="ar_AE" w:bidi="ar_AE"/>
         </w:rPr>
         <w:t xml:space="preserve"> وَتَجْرِبَتِي ٱلَّتِي فِي جَسَدِي لَمْ تَزْدَرُوا بِهَا وَلَا كَرِهْتُمُوهَا، بَلْ كَمَلَاكٍ مِنَ ٱللهِ قَبِلْتُمُونِي، كَٱلْمَسِيحِ يَسُوعَ.</w:t>
       </w:r>
-      <w:r>
-        <w:rPr>
-          <w:lang w:val="ar_AE" w:bidi="ar_AE"/>
-        </w:rPr>
-      </w:r>
-      <w:r>
-        <w:rPr>
-          <w:lang w:val="ar_AE" w:bidi="ar_AE"/>
-        </w:rPr>
-      </w:r>
-    </w:p>
-    <w:p>
-      <w:pPr>
-        <w:bidi/>
-      </w:pPr>
-      <w:r>
-        <w:rPr>
-          <w:lang w:val="ar_AE" w:bidi="ar_AE"/>
-        </w:rPr>
-      </w:r>
-    </w:p>
-    <w:p>
-      <w:pPr>
-        <w:bidi/>
-      </w:pPr>
-      <w:r>
-        <w:rPr>
-          <w:lang w:val="ar_AE" w:bidi="ar_AE"/>
-        </w:rPr>
-      </w:r>
-      <w:r>
-        <w:rPr>
-          <w:vertAlign w:val="superscript"/>
+    </w:p>
+    <w:p>
+      <w:pPr>
+        <w:bidi/>
+      </w:pPr>
+      <w:r>
+        <w:rPr>
+          <w:rtl/>
+          <w:cs/>
+          <w:lang w:val="ar_AE" w:bidi="ar_AE"/>
+        </w:rPr>
+      </w:r>
+      <w:r>
+        <w:rPr>
+          <w:vertAlign w:val="superscript"/>
+          <w:rtl/>
+          <w:cs/>
           <w:lang w:val="ar_AE" w:bidi="ar_AE"/>
         </w:rPr>
         <w:t>15</w:t>
       </w:r>
       <w:r>
         <w:rPr>
+          <w:rtl/>
+          <w:cs/>
           <w:lang w:val="ar_AE" w:bidi="ar_AE"/>
         </w:rPr>
         <w:t xml:space="preserve"> فَمَاذَا كَانَ إِذًا تَطْوِيبُكُمْ؟ لِأَنِّي أَشْهَدُ لَكُمْ أَنَّهُ لَوْ أَمْكَنَ لَقَلَعْتُمْ عُيُونَكُمْ وَأَعْطَيْتُمُونِي.</w:t>
       </w:r>
-      <w:r>
-        <w:rPr>
-          <w:lang w:val="ar_AE" w:bidi="ar_AE"/>
-        </w:rPr>
-      </w:r>
-      <w:r>
-        <w:rPr>
-          <w:lang w:val="ar_AE" w:bidi="ar_AE"/>
-        </w:rPr>
-      </w:r>
-    </w:p>
-    <w:p>
-      <w:pPr>
-        <w:bidi/>
-      </w:pPr>
-      <w:r>
-        <w:rPr>
-          <w:lang w:val="ar_AE" w:bidi="ar_AE"/>
-        </w:rPr>
-      </w:r>
-    </w:p>
-    <w:p>
-      <w:pPr>
-        <w:bidi/>
-      </w:pPr>
-      <w:r>
-        <w:rPr>
-          <w:lang w:val="ar_AE" w:bidi="ar_AE"/>
-        </w:rPr>
-      </w:r>
-      <w:r>
-        <w:rPr>
-          <w:vertAlign w:val="superscript"/>
+    </w:p>
+    <w:p>
+      <w:pPr>
+        <w:bidi/>
+      </w:pPr>
+      <w:r>
+        <w:rPr>
+          <w:rtl/>
+          <w:cs/>
+          <w:lang w:val="ar_AE" w:bidi="ar_AE"/>
+        </w:rPr>
+      </w:r>
+      <w:r>
+        <w:rPr>
+          <w:vertAlign w:val="superscript"/>
+          <w:rtl/>
+          <w:cs/>
           <w:lang w:val="ar_AE" w:bidi="ar_AE"/>
         </w:rPr>
         <w:t>16</w:t>
       </w:r>
       <w:r>
         <w:rPr>
+          <w:rtl/>
+          <w:cs/>
           <w:lang w:val="ar_AE" w:bidi="ar_AE"/>
         </w:rPr>
         <w:t xml:space="preserve"> أَفَقَدْ صِرْتُ إِذًا عَدُوًّا لَكُمْ لِأَنِّي أَصْدُقُ لَكُمْ؟</w:t>
       </w:r>
-      <w:r>
-        <w:rPr>
-          <w:lang w:val="ar_AE" w:bidi="ar_AE"/>
-        </w:rPr>
-      </w:r>
-      <w:r>
-        <w:rPr>
-          <w:lang w:val="ar_AE" w:bidi="ar_AE"/>
-        </w:rPr>
-      </w:r>
-    </w:p>
-    <w:p>
-      <w:pPr>
-        <w:bidi/>
-      </w:pPr>
-      <w:r>
-        <w:rPr>
-          <w:lang w:val="ar_AE" w:bidi="ar_AE"/>
-        </w:rPr>
-      </w:r>
-    </w:p>
-    <w:p>
-      <w:pPr>
-        <w:bidi/>
-      </w:pPr>
-      <w:r>
-        <w:rPr>
-          <w:lang w:val="ar_AE" w:bidi="ar_AE"/>
-        </w:rPr>
-      </w:r>
-      <w:r>
-        <w:rPr>
-          <w:vertAlign w:val="superscript"/>
+    </w:p>
+    <w:p>
+      <w:pPr>
+        <w:bidi/>
+      </w:pPr>
+      <w:r>
+        <w:rPr>
+          <w:rtl/>
+          <w:cs/>
+          <w:lang w:val="ar_AE" w:bidi="ar_AE"/>
+        </w:rPr>
+      </w:r>
+      <w:r>
+        <w:rPr>
+          <w:vertAlign w:val="superscript"/>
+          <w:rtl/>
+          <w:cs/>
           <w:lang w:val="ar_AE" w:bidi="ar_AE"/>
         </w:rPr>
         <w:t>17</w:t>
       </w:r>
       <w:r>
         <w:rPr>
+          <w:rtl/>
+          <w:cs/>
           <w:lang w:val="ar_AE" w:bidi="ar_AE"/>
         </w:rPr>
         <w:t xml:space="preserve"> يَغَارُونَ لَكُمْ لَيْسَ حَسَنًا، بَلْ يُرِيدُونَ أَنْ يَصُدُّوكُمْ لِكَيْ تَغَارُوا لَهُمْ.</w:t>
       </w:r>
-      <w:r>
-        <w:rPr>
-          <w:lang w:val="ar_AE" w:bidi="ar_AE"/>
-        </w:rPr>
-      </w:r>
-      <w:r>
-        <w:rPr>
-          <w:lang w:val="ar_AE" w:bidi="ar_AE"/>
-        </w:rPr>
-      </w:r>
-    </w:p>
-    <w:p>
-      <w:pPr>
-        <w:bidi/>
-      </w:pPr>
-      <w:r>
-        <w:rPr>
-          <w:lang w:val="ar_AE" w:bidi="ar_AE"/>
-        </w:rPr>
-      </w:r>
-    </w:p>
-    <w:p>
-      <w:pPr>
-        <w:bidi/>
-      </w:pPr>
-      <w:r>
-        <w:rPr>
-          <w:lang w:val="ar_AE" w:bidi="ar_AE"/>
-        </w:rPr>
-      </w:r>
-      <w:r>
-        <w:rPr>
-          <w:vertAlign w:val="superscript"/>
+    </w:p>
+    <w:p>
+      <w:pPr>
+        <w:bidi/>
+      </w:pPr>
+      <w:r>
+        <w:rPr>
+          <w:rtl/>
+          <w:cs/>
+          <w:lang w:val="ar_AE" w:bidi="ar_AE"/>
+        </w:rPr>
+      </w:r>
+      <w:r>
+        <w:rPr>
+          <w:vertAlign w:val="superscript"/>
+          <w:rtl/>
+          <w:cs/>
           <w:lang w:val="ar_AE" w:bidi="ar_AE"/>
         </w:rPr>
         <w:t>18</w:t>
       </w:r>
       <w:r>
         <w:rPr>
+          <w:rtl/>
+          <w:cs/>
           <w:lang w:val="ar_AE" w:bidi="ar_AE"/>
         </w:rPr>
         <w:t xml:space="preserve"> حَسَنَةٌ هِيَ ٱلْغَيْرَةُ فِي ٱلْحُسْنَى كُلَّ حِينٍ، وَلَيْسَ حِينَ حُضُورِي عِنْدَكُمْ فَقَطْ.</w:t>
       </w:r>
-      <w:r>
-        <w:rPr>
-          <w:lang w:val="ar_AE" w:bidi="ar_AE"/>
-        </w:rPr>
-      </w:r>
-      <w:r>
-        <w:rPr>
-          <w:lang w:val="ar_AE" w:bidi="ar_AE"/>
-        </w:rPr>
-      </w:r>
-    </w:p>
-    <w:p>
-      <w:pPr>
-        <w:bidi/>
-      </w:pPr>
-      <w:r>
-        <w:rPr>
-          <w:lang w:val="ar_AE" w:bidi="ar_AE"/>
-        </w:rPr>
-      </w:r>
-    </w:p>
-    <w:p>
-      <w:pPr>
-        <w:bidi/>
-      </w:pPr>
-      <w:r>
-        <w:rPr>
-          <w:lang w:val="ar_AE" w:bidi="ar_AE"/>
-        </w:rPr>
-      </w:r>
-      <w:r>
-        <w:rPr>
-          <w:vertAlign w:val="superscript"/>
+    </w:p>
+    <w:p>
+      <w:pPr>
+        <w:bidi/>
+      </w:pPr>
+      <w:r>
+        <w:rPr>
+          <w:rtl/>
+          <w:cs/>
+          <w:lang w:val="ar_AE" w:bidi="ar_AE"/>
+        </w:rPr>
+      </w:r>
+      <w:r>
+        <w:rPr>
+          <w:vertAlign w:val="superscript"/>
+          <w:rtl/>
+          <w:cs/>
           <w:lang w:val="ar_AE" w:bidi="ar_AE"/>
         </w:rPr>
         <w:t>19</w:t>
       </w:r>
       <w:r>
         <w:rPr>
+          <w:rtl/>
+          <w:cs/>
           <w:lang w:val="ar_AE" w:bidi="ar_AE"/>
         </w:rPr>
         <w:t xml:space="preserve"> يَا أَوْلَادِي ٱلَّذِينَ أَتَمَخَّضُ بِكُمْ أَيْضًا إِلَى أَنْ يَتَصَوَّرَ ٱلْمَسِيحُ فِيكُمْ.</w:t>
       </w:r>
-      <w:r>
-        <w:rPr>
-          <w:lang w:val="ar_AE" w:bidi="ar_AE"/>
-        </w:rPr>
-      </w:r>
-      <w:r>
-        <w:rPr>
-          <w:lang w:val="ar_AE" w:bidi="ar_AE"/>
-        </w:rPr>
-      </w:r>
-    </w:p>
-    <w:p>
-      <w:pPr>
-        <w:bidi/>
-      </w:pPr>
-      <w:r>
-        <w:rPr>
-          <w:lang w:val="ar_AE" w:bidi="ar_AE"/>
-        </w:rPr>
-      </w:r>
-    </w:p>
-    <w:p>
-      <w:pPr>
-        <w:bidi/>
-      </w:pPr>
-      <w:r>
-        <w:rPr>
-          <w:lang w:val="ar_AE" w:bidi="ar_AE"/>
-        </w:rPr>
-      </w:r>
-      <w:r>
-        <w:rPr>
-          <w:vertAlign w:val="superscript"/>
+    </w:p>
+    <w:p>
+      <w:pPr>
+        <w:bidi/>
+      </w:pPr>
+      <w:r>
+        <w:rPr>
+          <w:rtl/>
+          <w:cs/>
+          <w:lang w:val="ar_AE" w:bidi="ar_AE"/>
+        </w:rPr>
+      </w:r>
+      <w:r>
+        <w:rPr>
+          <w:vertAlign w:val="superscript"/>
+          <w:rtl/>
+          <w:cs/>
           <w:lang w:val="ar_AE" w:bidi="ar_AE"/>
         </w:rPr>
         <w:t>20</w:t>
       </w:r>
       <w:r>
         <w:rPr>
+          <w:rtl/>
+          <w:cs/>
           <w:lang w:val="ar_AE" w:bidi="ar_AE"/>
         </w:rPr>
         <w:t xml:space="preserve"> وَلَكِنِّي كُنْتُ أُرِيدُ أَنْ أَكُونَ حَاضِرًا عِنْدَكُمُ ٱلْآنَ وَأُغَيِّرَ صَوْتِي، لِأَنِّي مُتَحَيِّرٌ فِيكُمْ!</w:t>
       </w:r>
-      <w:r>
-        <w:rPr>
-          <w:lang w:val="ar_AE" w:bidi="ar_AE"/>
-        </w:rPr>
-      </w:r>
-      <w:r>
-        <w:rPr>
-          <w:lang w:val="ar_AE" w:bidi="ar_AE"/>
-        </w:rPr>
-      </w:r>
-    </w:p>
-    <w:p>
-      <w:pPr>
-        <w:bidi/>
-      </w:pPr>
-      <w:r>
-        <w:rPr>
-          <w:lang w:val="ar_AE" w:bidi="ar_AE"/>
-        </w:rPr>
-      </w:r>
-    </w:p>
-    <w:p>
-      <w:pPr>
-        <w:bidi/>
-      </w:pPr>
-      <w:r>
-        <w:rPr>
-          <w:lang w:val="ar_AE" w:bidi="ar_AE"/>
-        </w:rPr>
-      </w:r>
-      <w:r>
-        <w:rPr>
-          <w:vertAlign w:val="superscript"/>
+    </w:p>
+    <w:p>
+      <w:pPr>
+        <w:bidi/>
+      </w:pPr>
+      <w:r>
+        <w:rPr>
+          <w:rtl/>
+          <w:cs/>
+          <w:lang w:val="ar_AE" w:bidi="ar_AE"/>
+        </w:rPr>
+      </w:r>
+      <w:r>
+        <w:rPr>
+          <w:vertAlign w:val="superscript"/>
+          <w:rtl/>
+          <w:cs/>
           <w:lang w:val="ar_AE" w:bidi="ar_AE"/>
         </w:rPr>
         <w:t>21</w:t>
       </w:r>
       <w:r>
         <w:rPr>
+          <w:rtl/>
+          <w:cs/>
           <w:lang w:val="ar_AE" w:bidi="ar_AE"/>
         </w:rPr>
         <w:t xml:space="preserve"> قُولُوا لِي، أَنْتُمُ ٱلَّذِينَ تُرِيدُونَ أَنْ تَكُونُوا تَحْتَ ٱلنَّامُوسِ: أَلَسْتُمْ تَسْمَعُونَ ٱلنَّامُوسَ؟</w:t>
       </w:r>
-      <w:r>
-        <w:rPr>
-          <w:lang w:val="ar_AE" w:bidi="ar_AE"/>
-        </w:rPr>
-      </w:r>
-      <w:r>
-        <w:rPr>
-          <w:lang w:val="ar_AE" w:bidi="ar_AE"/>
-        </w:rPr>
-      </w:r>
-    </w:p>
-    <w:p>
-      <w:pPr>
-        <w:bidi/>
-      </w:pPr>
-      <w:r>
-        <w:rPr>
-          <w:lang w:val="ar_AE" w:bidi="ar_AE"/>
-        </w:rPr>
-      </w:r>
-    </w:p>
-    <w:p>
-      <w:pPr>
-        <w:bidi/>
-      </w:pPr>
-      <w:r>
-        <w:rPr>
-          <w:lang w:val="ar_AE" w:bidi="ar_AE"/>
-        </w:rPr>
-      </w:r>
-      <w:r>
-        <w:rPr>
-          <w:vertAlign w:val="superscript"/>
+    </w:p>
+    <w:p>
+      <w:pPr>
+        <w:bidi/>
+      </w:pPr>
+      <w:r>
+        <w:rPr>
+          <w:rtl/>
+          <w:cs/>
+          <w:lang w:val="ar_AE" w:bidi="ar_AE"/>
+        </w:rPr>
+      </w:r>
+      <w:r>
+        <w:rPr>
+          <w:vertAlign w:val="superscript"/>
+          <w:rtl/>
+          <w:cs/>
           <w:lang w:val="ar_AE" w:bidi="ar_AE"/>
         </w:rPr>
         <w:t>22</w:t>
       </w:r>
       <w:r>
         <w:rPr>
+          <w:rtl/>
+          <w:cs/>
           <w:lang w:val="ar_AE" w:bidi="ar_AE"/>
         </w:rPr>
         <w:t xml:space="preserve"> فَإِنَّهُ مَكْتُوبٌ: أَنَّهُ كَانَ لِإِبْرَاهِيمَ ٱبْنَانِ، وَاحِدٌ مِنَ ٱلْجَارِيَةِ وَٱلْآخَرُ مِنَ ٱلْحُرَّةِ.</w:t>
       </w:r>
-      <w:r>
-        <w:rPr>
-          <w:lang w:val="ar_AE" w:bidi="ar_AE"/>
-        </w:rPr>
-      </w:r>
-      <w:r>
-        <w:rPr>
-          <w:lang w:val="ar_AE" w:bidi="ar_AE"/>
-        </w:rPr>
-      </w:r>
-    </w:p>
-    <w:p>
-      <w:pPr>
-        <w:bidi/>
-      </w:pPr>
-      <w:r>
-        <w:rPr>
-          <w:lang w:val="ar_AE" w:bidi="ar_AE"/>
-        </w:rPr>
-      </w:r>
-    </w:p>
-    <w:p>
-      <w:pPr>
-        <w:bidi/>
-      </w:pPr>
-      <w:r>
-        <w:rPr>
-          <w:lang w:val="ar_AE" w:bidi="ar_AE"/>
-        </w:rPr>
-      </w:r>
-      <w:r>
-        <w:rPr>
-          <w:vertAlign w:val="superscript"/>
+    </w:p>
+    <w:p>
+      <w:pPr>
+        <w:bidi/>
+      </w:pPr>
+      <w:r>
+        <w:rPr>
+          <w:rtl/>
+          <w:cs/>
+          <w:lang w:val="ar_AE" w:bidi="ar_AE"/>
+        </w:rPr>
+      </w:r>
+      <w:r>
+        <w:rPr>
+          <w:vertAlign w:val="superscript"/>
+          <w:rtl/>
+          <w:cs/>
           <w:lang w:val="ar_AE" w:bidi="ar_AE"/>
         </w:rPr>
         <w:t>23</w:t>
       </w:r>
       <w:r>
         <w:rPr>
+          <w:rtl/>
+          <w:cs/>
           <w:lang w:val="ar_AE" w:bidi="ar_AE"/>
         </w:rPr>
         <w:t xml:space="preserve"> لَكِنَّ ٱلَّذِي مِنَ ٱلْجَارِيَةِ وُلِدَ حَسَبَ ٱلْجَسَدِ، وَأَمَّا ٱلَّذِي مِنَ ٱلْحُرَّةِ فَبِالْمَوْعِدِ.</w:t>
       </w:r>
-      <w:r>
-        <w:rPr>
-          <w:lang w:val="ar_AE" w:bidi="ar_AE"/>
-        </w:rPr>
-      </w:r>
-      <w:r>
-        <w:rPr>
-          <w:lang w:val="ar_AE" w:bidi="ar_AE"/>
-        </w:rPr>
-      </w:r>
-    </w:p>
-    <w:p>
-      <w:pPr>
-        <w:bidi/>
-      </w:pPr>
-      <w:r>
-        <w:rPr>
-          <w:lang w:val="ar_AE" w:bidi="ar_AE"/>
-        </w:rPr>
-      </w:r>
-    </w:p>
-    <w:p>
-      <w:pPr>
-        <w:bidi/>
-      </w:pPr>
-      <w:r>
-        <w:rPr>
-          <w:lang w:val="ar_AE" w:bidi="ar_AE"/>
-        </w:rPr>
-      </w:r>
-      <w:r>
-        <w:rPr>
-          <w:vertAlign w:val="superscript"/>
+    </w:p>
+    <w:p>
+      <w:pPr>
+        <w:bidi/>
+      </w:pPr>
+      <w:r>
+        <w:rPr>
+          <w:rtl/>
+          <w:cs/>
+          <w:lang w:val="ar_AE" w:bidi="ar_AE"/>
+        </w:rPr>
+      </w:r>
+      <w:r>
+        <w:rPr>
+          <w:vertAlign w:val="superscript"/>
+          <w:rtl/>
+          <w:cs/>
           <w:lang w:val="ar_AE" w:bidi="ar_AE"/>
         </w:rPr>
         <w:t>24</w:t>
       </w:r>
       <w:r>
         <w:rPr>
+          <w:rtl/>
+          <w:cs/>
           <w:lang w:val="ar_AE" w:bidi="ar_AE"/>
         </w:rPr>
         <w:t xml:space="preserve"> وَكُلُّ ذَلِكَ رَمْزٌ، لِأَنَّ هَاتَيْنِ هُمَا ٱلْعَهْدَانِ، أَحَدُهُمَا مِنْ جَبَلِ سِينَاءَ، ٱلْوَالِدُ لِلْعُبُودِيَّةِ، ٱلَّذِي هُوَ هَاجَرُ.</w:t>
       </w:r>
-      <w:r>
-        <w:rPr>
-          <w:lang w:val="ar_AE" w:bidi="ar_AE"/>
-        </w:rPr>
-      </w:r>
-      <w:r>
-        <w:rPr>
-          <w:lang w:val="ar_AE" w:bidi="ar_AE"/>
-        </w:rPr>
-      </w:r>
-    </w:p>
-    <w:p>
-      <w:pPr>
-        <w:bidi/>
-      </w:pPr>
-      <w:r>
-        <w:rPr>
-          <w:lang w:val="ar_AE" w:bidi="ar_AE"/>
-        </w:rPr>
-      </w:r>
-    </w:p>
-    <w:p>
-      <w:pPr>
-        <w:bidi/>
-      </w:pPr>
-      <w:r>
-        <w:rPr>
-          <w:lang w:val="ar_AE" w:bidi="ar_AE"/>
-        </w:rPr>
-      </w:r>
-      <w:r>
-        <w:rPr>
-          <w:vertAlign w:val="superscript"/>
+    </w:p>
+    <w:p>
+      <w:pPr>
+        <w:bidi/>
+      </w:pPr>
+      <w:r>
+        <w:rPr>
+          <w:rtl/>
+          <w:cs/>
+          <w:lang w:val="ar_AE" w:bidi="ar_AE"/>
+        </w:rPr>
+      </w:r>
+      <w:r>
+        <w:rPr>
+          <w:vertAlign w:val="superscript"/>
+          <w:rtl/>
+          <w:cs/>
           <w:lang w:val="ar_AE" w:bidi="ar_AE"/>
         </w:rPr>
         <w:t>25</w:t>
       </w:r>
       <w:r>
         <w:rPr>
+          <w:rtl/>
+          <w:cs/>
           <w:lang w:val="ar_AE" w:bidi="ar_AE"/>
         </w:rPr>
         <w:t xml:space="preserve"> لِأَنَّ هَاجَرَ جَبَلُ سِينَاءَ فِي ٱلْعَرَبِيَّةِ. وَلَكِنَّهُ يُقَابِلُ أُورُشَلِيمَ ٱلْحَاضِرَةَ، فَإِنَّهَا مُسْتَعْبَدَةٌ مَعَ بَنِيهَا.</w:t>
       </w:r>
-      <w:r>
-        <w:rPr>
-          <w:lang w:val="ar_AE" w:bidi="ar_AE"/>
-        </w:rPr>
-      </w:r>
-      <w:r>
-        <w:rPr>
-          <w:lang w:val="ar_AE" w:bidi="ar_AE"/>
-        </w:rPr>
-      </w:r>
-    </w:p>
-    <w:p>
-      <w:pPr>
-        <w:bidi/>
-      </w:pPr>
-      <w:r>
-        <w:rPr>
-          <w:lang w:val="ar_AE" w:bidi="ar_AE"/>
-        </w:rPr>
-      </w:r>
-    </w:p>
-    <w:p>
-      <w:pPr>
-        <w:bidi/>
-      </w:pPr>
-      <w:r>
-        <w:rPr>
-          <w:lang w:val="ar_AE" w:bidi="ar_AE"/>
-        </w:rPr>
-      </w:r>
-      <w:r>
-        <w:rPr>
-          <w:vertAlign w:val="superscript"/>
+    </w:p>
+    <w:p>
+      <w:pPr>
+        <w:bidi/>
+      </w:pPr>
+      <w:r>
+        <w:rPr>
+          <w:rtl/>
+          <w:cs/>
+          <w:lang w:val="ar_AE" w:bidi="ar_AE"/>
+        </w:rPr>
+      </w:r>
+      <w:r>
+        <w:rPr>
+          <w:vertAlign w:val="superscript"/>
+          <w:rtl/>
+          <w:cs/>
           <w:lang w:val="ar_AE" w:bidi="ar_AE"/>
         </w:rPr>
         <w:t>26</w:t>
       </w:r>
       <w:r>
         <w:rPr>
+          <w:rtl/>
+          <w:cs/>
           <w:lang w:val="ar_AE" w:bidi="ar_AE"/>
         </w:rPr>
         <w:t xml:space="preserve"> وَأَمَّا أُورُشَلِيمُ ٱلْعُلْيَا، ٱلَّتِي هِيَ أُمُّنَا جَمِيعًا، فَهِيَ حُرَّةٌ.</w:t>
       </w:r>
-      <w:r>
-        <w:rPr>
-          <w:lang w:val="ar_AE" w:bidi="ar_AE"/>
-        </w:rPr>
-      </w:r>
-      <w:r>
-        <w:rPr>
-          <w:lang w:val="ar_AE" w:bidi="ar_AE"/>
-        </w:rPr>
-      </w:r>
-    </w:p>
-    <w:p>
-      <w:pPr>
-        <w:bidi/>
-      </w:pPr>
-      <w:r>
-        <w:rPr>
-          <w:lang w:val="ar_AE" w:bidi="ar_AE"/>
-        </w:rPr>
-      </w:r>
-    </w:p>
-    <w:p>
-      <w:pPr>
-        <w:bidi/>
-      </w:pPr>
-      <w:r>
-        <w:rPr>
-          <w:lang w:val="ar_AE" w:bidi="ar_AE"/>
-        </w:rPr>
-      </w:r>
-      <w:r>
-        <w:rPr>
-          <w:vertAlign w:val="superscript"/>
+    </w:p>
+    <w:p>
+      <w:pPr>
+        <w:bidi/>
+      </w:pPr>
+      <w:r>
+        <w:rPr>
+          <w:rtl/>
+          <w:cs/>
+          <w:lang w:val="ar_AE" w:bidi="ar_AE"/>
+        </w:rPr>
+      </w:r>
+      <w:r>
+        <w:rPr>
+          <w:vertAlign w:val="superscript"/>
+          <w:rtl/>
+          <w:cs/>
           <w:lang w:val="ar_AE" w:bidi="ar_AE"/>
         </w:rPr>
         <w:t>27</w:t>
       </w:r>
       <w:r>
         <w:rPr>
+          <w:rtl/>
+          <w:cs/>
           <w:lang w:val="ar_AE" w:bidi="ar_AE"/>
         </w:rPr>
         <w:t xml:space="preserve"> لِأَنَّهُ مَكْتُوبٌ: «ٱفْرَحِي أَيَّتُهَا ٱلْعَاقِرُ ٱلَّتِي لَمْ تَلِدْ. اِهْتِفِي وَٱصْرُخِي أَيَّتُهَا ٱلَّتِي لَمْ تَتَمَخَّضْ، فَإِنَّ أَوْلَادَ ٱلْمُوحِشَةِ أَكْثَرُ مِنَ ٱلَّتِي لَهَا زَوْجٌ».</w:t>
       </w:r>
-      <w:r>
-        <w:rPr>
-          <w:lang w:val="ar_AE" w:bidi="ar_AE"/>
-        </w:rPr>
-      </w:r>
-      <w:r>
-        <w:rPr>
-          <w:lang w:val="ar_AE" w:bidi="ar_AE"/>
-        </w:rPr>
-      </w:r>
-    </w:p>
-    <w:p>
-      <w:pPr>
-        <w:bidi/>
-      </w:pPr>
-      <w:r>
-        <w:rPr>
-          <w:lang w:val="ar_AE" w:bidi="ar_AE"/>
-        </w:rPr>
-      </w:r>
-    </w:p>
-    <w:p>
-      <w:pPr>
-        <w:bidi/>
-      </w:pPr>
-      <w:r>
-        <w:rPr>
-          <w:lang w:val="ar_AE" w:bidi="ar_AE"/>
-        </w:rPr>
-      </w:r>
-      <w:r>
-        <w:rPr>
-          <w:vertAlign w:val="superscript"/>
+    </w:p>
+    <w:p>
+      <w:pPr>
+        <w:bidi/>
+      </w:pPr>
+      <w:r>
+        <w:rPr>
+          <w:rtl/>
+          <w:cs/>
+          <w:lang w:val="ar_AE" w:bidi="ar_AE"/>
+        </w:rPr>
+      </w:r>
+      <w:r>
+        <w:rPr>
+          <w:vertAlign w:val="superscript"/>
+          <w:rtl/>
+          <w:cs/>
           <w:lang w:val="ar_AE" w:bidi="ar_AE"/>
         </w:rPr>
         <w:t>28</w:t>
       </w:r>
       <w:r>
         <w:rPr>
+          <w:rtl/>
+          <w:cs/>
           <w:lang w:val="ar_AE" w:bidi="ar_AE"/>
         </w:rPr>
         <w:t xml:space="preserve"> وَأَمَّا نَحْنُ أَيُّهَا ٱلْإِخْوَةُ فَنَظِيرُ إِسْحَاقَ، أَوْلَادُ ٱلْمَوْعِدِ.</w:t>
       </w:r>
-      <w:r>
-        <w:rPr>
-          <w:lang w:val="ar_AE" w:bidi="ar_AE"/>
-        </w:rPr>
-      </w:r>
-      <w:r>
-        <w:rPr>
-          <w:lang w:val="ar_AE" w:bidi="ar_AE"/>
-        </w:rPr>
-      </w:r>
-    </w:p>
-    <w:p>
-      <w:pPr>
-        <w:bidi/>
-      </w:pPr>
-      <w:r>
-        <w:rPr>
-          <w:lang w:val="ar_AE" w:bidi="ar_AE"/>
-        </w:rPr>
-      </w:r>
-    </w:p>
-    <w:p>
-      <w:pPr>
-        <w:bidi/>
-      </w:pPr>
-      <w:r>
-        <w:rPr>
-          <w:lang w:val="ar_AE" w:bidi="ar_AE"/>
-        </w:rPr>
-      </w:r>
-      <w:r>
-        <w:rPr>
-          <w:vertAlign w:val="superscript"/>
+    </w:p>
+    <w:p>
+      <w:pPr>
+        <w:bidi/>
+      </w:pPr>
+      <w:r>
+        <w:rPr>
+          <w:rtl/>
+          <w:cs/>
+          <w:lang w:val="ar_AE" w:bidi="ar_AE"/>
+        </w:rPr>
+      </w:r>
+      <w:r>
+        <w:rPr>
+          <w:vertAlign w:val="superscript"/>
+          <w:rtl/>
+          <w:cs/>
           <w:lang w:val="ar_AE" w:bidi="ar_AE"/>
         </w:rPr>
         <w:t>29</w:t>
       </w:r>
       <w:r>
         <w:rPr>
+          <w:rtl/>
+          <w:cs/>
           <w:lang w:val="ar_AE" w:bidi="ar_AE"/>
         </w:rPr>
         <w:t xml:space="preserve"> وَلَكِنْ كَمَا كَانَ حِينَئِذٍ ٱلَّذِي وُلِدَ حَسَبَ ٱلْجَسَدِ يَضْطَهِدُ ٱلَّذِي حَسَبَ ٱلرُّوحِ، هَكَذَا ٱلْآنَ أَيْضًا.</w:t>
       </w:r>
-      <w:r>
-        <w:rPr>
-          <w:lang w:val="ar_AE" w:bidi="ar_AE"/>
-        </w:rPr>
-      </w:r>
-      <w:r>
-        <w:rPr>
-          <w:lang w:val="ar_AE" w:bidi="ar_AE"/>
-        </w:rPr>
-      </w:r>
-    </w:p>
-    <w:p>
-      <w:pPr>
-        <w:bidi/>
-      </w:pPr>
-      <w:r>
-        <w:rPr>
-          <w:lang w:val="ar_AE" w:bidi="ar_AE"/>
-        </w:rPr>
-      </w:r>
-    </w:p>
-    <w:p>
-      <w:pPr>
-        <w:bidi/>
-      </w:pPr>
-      <w:r>
-        <w:rPr>
-          <w:lang w:val="ar_AE" w:bidi="ar_AE"/>
-        </w:rPr>
-      </w:r>
-      <w:r>
-        <w:rPr>
-          <w:vertAlign w:val="superscript"/>
+    </w:p>
+    <w:p>
+      <w:pPr>
+        <w:bidi/>
+      </w:pPr>
+      <w:r>
+        <w:rPr>
+          <w:rtl/>
+          <w:cs/>
+          <w:lang w:val="ar_AE" w:bidi="ar_AE"/>
+        </w:rPr>
+      </w:r>
+      <w:r>
+        <w:rPr>
+          <w:vertAlign w:val="superscript"/>
+          <w:rtl/>
+          <w:cs/>
           <w:lang w:val="ar_AE" w:bidi="ar_AE"/>
         </w:rPr>
         <w:t>30</w:t>
       </w:r>
       <w:r>
         <w:rPr>
+          <w:rtl/>
+          <w:cs/>
           <w:lang w:val="ar_AE" w:bidi="ar_AE"/>
         </w:rPr>
         <w:t xml:space="preserve"> لَكِنْ مَاذَا يَقُولُ ٱلْكِتَابُ؟ «ٱطْرُدِ ٱلْجَارِيَةَ وَٱبْنَهَا، لِأَنَّهُ لَا يَرِثُ ٱبْنُ ٱلْجَارِيَةِ مَعَ ٱبْنِ ٱلْحُرَّةِ».</w:t>
       </w:r>
-      <w:r>
-        <w:rPr>
-          <w:lang w:val="ar_AE" w:bidi="ar_AE"/>
-        </w:rPr>
-      </w:r>
-      <w:r>
-        <w:rPr>
-          <w:lang w:val="ar_AE" w:bidi="ar_AE"/>
-        </w:rPr>
-      </w:r>
-    </w:p>
-    <w:p>
-      <w:pPr>
-        <w:bidi/>
-      </w:pPr>
-      <w:r>
-        <w:rPr>
-          <w:lang w:val="ar_AE" w:bidi="ar_AE"/>
-        </w:rPr>
-      </w:r>
-    </w:p>
-    <w:p>
-      <w:pPr>
-        <w:bidi/>
-      </w:pPr>
-      <w:r>
-        <w:rPr>
-          <w:lang w:val="ar_AE" w:bidi="ar_AE"/>
-        </w:rPr>
-      </w:r>
-      <w:r>
-        <w:rPr>
-          <w:vertAlign w:val="superscript"/>
+    </w:p>
+    <w:p>
+      <w:pPr>
+        <w:bidi/>
+      </w:pPr>
+      <w:r>
+        <w:rPr>
+          <w:rtl/>
+          <w:cs/>
+          <w:lang w:val="ar_AE" w:bidi="ar_AE"/>
+        </w:rPr>
+      </w:r>
+      <w:r>
+        <w:rPr>
+          <w:vertAlign w:val="superscript"/>
+          <w:rtl/>
+          <w:cs/>
           <w:lang w:val="ar_AE" w:bidi="ar_AE"/>
         </w:rPr>
         <w:t>31</w:t>
       </w:r>
       <w:r>
         <w:rPr>
+          <w:rtl/>
+          <w:cs/>
           <w:lang w:val="ar_AE" w:bidi="ar_AE"/>
         </w:rPr>
         <w:t xml:space="preserve"> إِذًا أَيُّهَا ٱلْإِخْوَةُ لَسْنَا أَوْلَادَ جَارِيَةٍ بَلْ أَوْلَادُ ٱلْحُرَّةِ.</w:t>
       </w:r>
-      <w:r>
-        <w:rPr>
-          <w:lang w:val="ar_AE" w:bidi="ar_AE"/>
-        </w:rPr>
-      </w:r>
-      <w:r>
-        <w:rPr>
-          <w:lang w:val="ar_AE" w:bidi="ar_AE"/>
-        </w:rPr>
-      </w:r>
-    </w:p>
-    <w:p>
-      <w:pPr>
-        <w:bidi/>
-      </w:pPr>
-      <w:r>
-        <w:rPr>
-          <w:lang w:val="ar_AE" w:bidi="ar_AE"/>
-        </w:rPr>
-      </w:r>
     </w:p>
     <w:p>
       <w:pPr>
@@ -4824,1133 +3365,773 @@
       </w:pPr>
       <w:r>
         <w:rPr>
+          <w:rtl/>
+          <w:cs/>
           <w:lang w:val="ar_AE" w:bidi="ar_AE"/>
         </w:rPr>
         <w:t>Galatians 5:1</w:t>
       </w:r>
       <w:r>
         <w:rPr>
-          <w:lang w:val="ar_AE" w:bidi="ar_AE"/>
-        </w:rPr>
-      </w:r>
-    </w:p>
-    <w:p>
-      <w:pPr>
-        <w:bidi/>
-      </w:pPr>
-      <w:r>
-        <w:rPr>
-          <w:lang w:val="ar_AE" w:bidi="ar_AE"/>
-        </w:rPr>
-      </w:r>
-      <w:r>
-        <w:rPr>
-          <w:vertAlign w:val="superscript"/>
+          <w:rtl/>
+          <w:cs/>
+          <w:lang w:val="ar_AE" w:bidi="ar_AE"/>
+        </w:rPr>
+      </w:r>
+    </w:p>
+    <w:p>
+      <w:pPr>
+        <w:bidi/>
+      </w:pPr>
+      <w:r>
+        <w:rPr>
+          <w:rtl/>
+          <w:cs/>
+          <w:lang w:val="ar_AE" w:bidi="ar_AE"/>
+        </w:rPr>
+      </w:r>
+      <w:r>
+        <w:rPr>
+          <w:vertAlign w:val="superscript"/>
+          <w:rtl/>
+          <w:cs/>
           <w:lang w:val="ar_AE" w:bidi="ar_AE"/>
         </w:rPr>
         <w:t>1</w:t>
       </w:r>
       <w:r>
         <w:rPr>
+          <w:rtl/>
+          <w:cs/>
           <w:lang w:val="ar_AE" w:bidi="ar_AE"/>
         </w:rPr>
         <w:t xml:space="preserve"> فَٱثْبُتُوا إِذًا فِي ٱلْحُرِّيَّةِ ٱلَّتِي قَدْ حَرَّرَنَا ٱلْمَسِيحُ بِهَا، وَلَا تَرْتَبِكُوا أَيْضًا بِنِيرِ عُبُودِيَّةٍ.</w:t>
       </w:r>
-      <w:r>
-        <w:rPr>
-          <w:lang w:val="ar_AE" w:bidi="ar_AE"/>
-        </w:rPr>
-      </w:r>
-      <w:r>
-        <w:rPr>
-          <w:lang w:val="ar_AE" w:bidi="ar_AE"/>
-        </w:rPr>
-      </w:r>
-    </w:p>
-    <w:p>
-      <w:pPr>
-        <w:bidi/>
-      </w:pPr>
-      <w:r>
-        <w:rPr>
-          <w:lang w:val="ar_AE" w:bidi="ar_AE"/>
-        </w:rPr>
-      </w:r>
-    </w:p>
-    <w:p>
-      <w:pPr>
-        <w:bidi/>
-      </w:pPr>
-      <w:r>
-        <w:rPr>
-          <w:lang w:val="ar_AE" w:bidi="ar_AE"/>
-        </w:rPr>
-      </w:r>
-      <w:r>
-        <w:rPr>
-          <w:vertAlign w:val="superscript"/>
+    </w:p>
+    <w:p>
+      <w:pPr>
+        <w:bidi/>
+      </w:pPr>
+      <w:r>
+        <w:rPr>
+          <w:rtl/>
+          <w:cs/>
+          <w:lang w:val="ar_AE" w:bidi="ar_AE"/>
+        </w:rPr>
+      </w:r>
+      <w:r>
+        <w:rPr>
+          <w:vertAlign w:val="superscript"/>
+          <w:rtl/>
+          <w:cs/>
           <w:lang w:val="ar_AE" w:bidi="ar_AE"/>
         </w:rPr>
         <w:t>2</w:t>
       </w:r>
       <w:r>
         <w:rPr>
+          <w:rtl/>
+          <w:cs/>
           <w:lang w:val="ar_AE" w:bidi="ar_AE"/>
         </w:rPr>
         <w:t xml:space="preserve"> هَا أَنَا بُولُسُ أَقُولُ لَكُمْ: إِنَّهُ إِنِ ٱخْتَتَنْتُمْ لَا يَنْفَعُكُمُ ٱلْمَسِيحُ شَيْئًا!</w:t>
       </w:r>
-      <w:r>
-        <w:rPr>
-          <w:lang w:val="ar_AE" w:bidi="ar_AE"/>
-        </w:rPr>
-      </w:r>
-      <w:r>
-        <w:rPr>
-          <w:lang w:val="ar_AE" w:bidi="ar_AE"/>
-        </w:rPr>
-      </w:r>
-    </w:p>
-    <w:p>
-      <w:pPr>
-        <w:bidi/>
-      </w:pPr>
-      <w:r>
-        <w:rPr>
-          <w:lang w:val="ar_AE" w:bidi="ar_AE"/>
-        </w:rPr>
-      </w:r>
-    </w:p>
-    <w:p>
-      <w:pPr>
-        <w:bidi/>
-      </w:pPr>
-      <w:r>
-        <w:rPr>
-          <w:lang w:val="ar_AE" w:bidi="ar_AE"/>
-        </w:rPr>
-      </w:r>
-      <w:r>
-        <w:rPr>
-          <w:vertAlign w:val="superscript"/>
+    </w:p>
+    <w:p>
+      <w:pPr>
+        <w:bidi/>
+      </w:pPr>
+      <w:r>
+        <w:rPr>
+          <w:rtl/>
+          <w:cs/>
+          <w:lang w:val="ar_AE" w:bidi="ar_AE"/>
+        </w:rPr>
+      </w:r>
+      <w:r>
+        <w:rPr>
+          <w:vertAlign w:val="superscript"/>
+          <w:rtl/>
+          <w:cs/>
           <w:lang w:val="ar_AE" w:bidi="ar_AE"/>
         </w:rPr>
         <w:t>3</w:t>
       </w:r>
       <w:r>
         <w:rPr>
+          <w:rtl/>
+          <w:cs/>
           <w:lang w:val="ar_AE" w:bidi="ar_AE"/>
         </w:rPr>
         <w:t xml:space="preserve"> لَكِنْ أَشْهَدُ أَيْضًا لِكُلِّ إِنْسَانٍ مُخْتَتِنٍ أَنَّهُ مُلْتَزِمٌ أَنْ يَعْمَلَ بِكُلِّ ٱلنَّامُوسِ.</w:t>
       </w:r>
-      <w:r>
-        <w:rPr>
-          <w:lang w:val="ar_AE" w:bidi="ar_AE"/>
-        </w:rPr>
-      </w:r>
-      <w:r>
-        <w:rPr>
-          <w:lang w:val="ar_AE" w:bidi="ar_AE"/>
-        </w:rPr>
-      </w:r>
-    </w:p>
-    <w:p>
-      <w:pPr>
-        <w:bidi/>
-      </w:pPr>
-      <w:r>
-        <w:rPr>
-          <w:lang w:val="ar_AE" w:bidi="ar_AE"/>
-        </w:rPr>
-      </w:r>
-    </w:p>
-    <w:p>
-      <w:pPr>
-        <w:bidi/>
-      </w:pPr>
-      <w:r>
-        <w:rPr>
-          <w:lang w:val="ar_AE" w:bidi="ar_AE"/>
-        </w:rPr>
-      </w:r>
-      <w:r>
-        <w:rPr>
-          <w:vertAlign w:val="superscript"/>
+    </w:p>
+    <w:p>
+      <w:pPr>
+        <w:bidi/>
+      </w:pPr>
+      <w:r>
+        <w:rPr>
+          <w:rtl/>
+          <w:cs/>
+          <w:lang w:val="ar_AE" w:bidi="ar_AE"/>
+        </w:rPr>
+      </w:r>
+      <w:r>
+        <w:rPr>
+          <w:vertAlign w:val="superscript"/>
+          <w:rtl/>
+          <w:cs/>
           <w:lang w:val="ar_AE" w:bidi="ar_AE"/>
         </w:rPr>
         <w:t>4</w:t>
       </w:r>
       <w:r>
         <w:rPr>
+          <w:rtl/>
+          <w:cs/>
           <w:lang w:val="ar_AE" w:bidi="ar_AE"/>
         </w:rPr>
         <w:t xml:space="preserve"> قَدْ تَبَطَّلْتُمْ عَنِ ٱلْمَسِيحِ أَيُّهَا ٱلَّذِينَ تَتَبَرَّرُونَ بِٱلنَّامُوسِ. سَقَطْتُمْ مِنَ ٱلنِّعْمَةِ.</w:t>
       </w:r>
-      <w:r>
-        <w:rPr>
-          <w:lang w:val="ar_AE" w:bidi="ar_AE"/>
-        </w:rPr>
-      </w:r>
-      <w:r>
-        <w:rPr>
-          <w:lang w:val="ar_AE" w:bidi="ar_AE"/>
-        </w:rPr>
-      </w:r>
-    </w:p>
-    <w:p>
-      <w:pPr>
-        <w:bidi/>
-      </w:pPr>
-      <w:r>
-        <w:rPr>
-          <w:lang w:val="ar_AE" w:bidi="ar_AE"/>
-        </w:rPr>
-      </w:r>
-    </w:p>
-    <w:p>
-      <w:pPr>
-        <w:bidi/>
-      </w:pPr>
-      <w:r>
-        <w:rPr>
-          <w:lang w:val="ar_AE" w:bidi="ar_AE"/>
-        </w:rPr>
-      </w:r>
-      <w:r>
-        <w:rPr>
-          <w:vertAlign w:val="superscript"/>
+    </w:p>
+    <w:p>
+      <w:pPr>
+        <w:bidi/>
+      </w:pPr>
+      <w:r>
+        <w:rPr>
+          <w:rtl/>
+          <w:cs/>
+          <w:lang w:val="ar_AE" w:bidi="ar_AE"/>
+        </w:rPr>
+      </w:r>
+      <w:r>
+        <w:rPr>
+          <w:vertAlign w:val="superscript"/>
+          <w:rtl/>
+          <w:cs/>
           <w:lang w:val="ar_AE" w:bidi="ar_AE"/>
         </w:rPr>
         <w:t>5</w:t>
       </w:r>
       <w:r>
         <w:rPr>
+          <w:rtl/>
+          <w:cs/>
           <w:lang w:val="ar_AE" w:bidi="ar_AE"/>
         </w:rPr>
         <w:t xml:space="preserve"> فَإِنَّنَا بِٱلرُّوحِ مِنَ ٱلْإِيمَانِ نَتَوَقَّعُ رَجَاءَ بِرٍّ.</w:t>
       </w:r>
-      <w:r>
-        <w:rPr>
-          <w:lang w:val="ar_AE" w:bidi="ar_AE"/>
-        </w:rPr>
-      </w:r>
-      <w:r>
-        <w:rPr>
-          <w:lang w:val="ar_AE" w:bidi="ar_AE"/>
-        </w:rPr>
-      </w:r>
-    </w:p>
-    <w:p>
-      <w:pPr>
-        <w:bidi/>
-      </w:pPr>
-      <w:r>
-        <w:rPr>
-          <w:lang w:val="ar_AE" w:bidi="ar_AE"/>
-        </w:rPr>
-      </w:r>
-    </w:p>
-    <w:p>
-      <w:pPr>
-        <w:bidi/>
-      </w:pPr>
-      <w:r>
-        <w:rPr>
-          <w:lang w:val="ar_AE" w:bidi="ar_AE"/>
-        </w:rPr>
-      </w:r>
-      <w:r>
-        <w:rPr>
-          <w:vertAlign w:val="superscript"/>
+    </w:p>
+    <w:p>
+      <w:pPr>
+        <w:bidi/>
+      </w:pPr>
+      <w:r>
+        <w:rPr>
+          <w:rtl/>
+          <w:cs/>
+          <w:lang w:val="ar_AE" w:bidi="ar_AE"/>
+        </w:rPr>
+      </w:r>
+      <w:r>
+        <w:rPr>
+          <w:vertAlign w:val="superscript"/>
+          <w:rtl/>
+          <w:cs/>
           <w:lang w:val="ar_AE" w:bidi="ar_AE"/>
         </w:rPr>
         <w:t>6</w:t>
       </w:r>
       <w:r>
         <w:rPr>
+          <w:rtl/>
+          <w:cs/>
           <w:lang w:val="ar_AE" w:bidi="ar_AE"/>
         </w:rPr>
         <w:t xml:space="preserve"> لِأَنَّهُ فِي ٱلْمَسِيحِ يَسُوعَ لَا ٱلْخِتَانُ يَنْفَعُ شَيْئًا وَلَا ٱلْغُرْلَةُ، بَلِ ٱلْإِيمَانُ ٱلْعَامِلُ بِٱلْمَحَبَّةِ.</w:t>
       </w:r>
-      <w:r>
-        <w:rPr>
-          <w:lang w:val="ar_AE" w:bidi="ar_AE"/>
-        </w:rPr>
-      </w:r>
-      <w:r>
-        <w:rPr>
-          <w:lang w:val="ar_AE" w:bidi="ar_AE"/>
-        </w:rPr>
-      </w:r>
-    </w:p>
-    <w:p>
-      <w:pPr>
-        <w:bidi/>
-      </w:pPr>
-      <w:r>
-        <w:rPr>
-          <w:lang w:val="ar_AE" w:bidi="ar_AE"/>
-        </w:rPr>
-      </w:r>
-    </w:p>
-    <w:p>
-      <w:pPr>
-        <w:bidi/>
-      </w:pPr>
-      <w:r>
-        <w:rPr>
-          <w:lang w:val="ar_AE" w:bidi="ar_AE"/>
-        </w:rPr>
-      </w:r>
-      <w:r>
-        <w:rPr>
-          <w:vertAlign w:val="superscript"/>
+    </w:p>
+    <w:p>
+      <w:pPr>
+        <w:bidi/>
+      </w:pPr>
+      <w:r>
+        <w:rPr>
+          <w:rtl/>
+          <w:cs/>
+          <w:lang w:val="ar_AE" w:bidi="ar_AE"/>
+        </w:rPr>
+      </w:r>
+      <w:r>
+        <w:rPr>
+          <w:vertAlign w:val="superscript"/>
+          <w:rtl/>
+          <w:cs/>
           <w:lang w:val="ar_AE" w:bidi="ar_AE"/>
         </w:rPr>
         <w:t>7</w:t>
       </w:r>
       <w:r>
         <w:rPr>
+          <w:rtl/>
+          <w:cs/>
           <w:lang w:val="ar_AE" w:bidi="ar_AE"/>
         </w:rPr>
         <w:t xml:space="preserve"> كُنْتُمْ تَسْعَوْنَ حَسَنًا. فَمَنْ صَدَّكُمْ حَتَّى لَا تُطَاوِعُوا لِلْحَقِّ؟</w:t>
       </w:r>
-      <w:r>
-        <w:rPr>
-          <w:lang w:val="ar_AE" w:bidi="ar_AE"/>
-        </w:rPr>
-      </w:r>
-      <w:r>
-        <w:rPr>
-          <w:lang w:val="ar_AE" w:bidi="ar_AE"/>
-        </w:rPr>
-      </w:r>
-    </w:p>
-    <w:p>
-      <w:pPr>
-        <w:bidi/>
-      </w:pPr>
-      <w:r>
-        <w:rPr>
-          <w:lang w:val="ar_AE" w:bidi="ar_AE"/>
-        </w:rPr>
-      </w:r>
-    </w:p>
-    <w:p>
-      <w:pPr>
-        <w:bidi/>
-      </w:pPr>
-      <w:r>
-        <w:rPr>
-          <w:lang w:val="ar_AE" w:bidi="ar_AE"/>
-        </w:rPr>
-      </w:r>
-      <w:r>
-        <w:rPr>
-          <w:vertAlign w:val="superscript"/>
+    </w:p>
+    <w:p>
+      <w:pPr>
+        <w:bidi/>
+      </w:pPr>
+      <w:r>
+        <w:rPr>
+          <w:rtl/>
+          <w:cs/>
+          <w:lang w:val="ar_AE" w:bidi="ar_AE"/>
+        </w:rPr>
+      </w:r>
+      <w:r>
+        <w:rPr>
+          <w:vertAlign w:val="superscript"/>
+          <w:rtl/>
+          <w:cs/>
           <w:lang w:val="ar_AE" w:bidi="ar_AE"/>
         </w:rPr>
         <w:t>8</w:t>
       </w:r>
       <w:r>
         <w:rPr>
+          <w:rtl/>
+          <w:cs/>
           <w:lang w:val="ar_AE" w:bidi="ar_AE"/>
         </w:rPr>
         <w:t xml:space="preserve"> هَذِهِ ٱلْمُطَاوَعَةُ لَيْسَتْ مِنَ ٱلَّذِي دَعَاكُمْ.</w:t>
       </w:r>
-      <w:r>
-        <w:rPr>
-          <w:lang w:val="ar_AE" w:bidi="ar_AE"/>
-        </w:rPr>
-      </w:r>
-      <w:r>
-        <w:rPr>
-          <w:lang w:val="ar_AE" w:bidi="ar_AE"/>
-        </w:rPr>
-      </w:r>
-    </w:p>
-    <w:p>
-      <w:pPr>
-        <w:bidi/>
-      </w:pPr>
-      <w:r>
-        <w:rPr>
-          <w:lang w:val="ar_AE" w:bidi="ar_AE"/>
-        </w:rPr>
-      </w:r>
-    </w:p>
-    <w:p>
-      <w:pPr>
-        <w:bidi/>
-      </w:pPr>
-      <w:r>
-        <w:rPr>
-          <w:lang w:val="ar_AE" w:bidi="ar_AE"/>
-        </w:rPr>
-      </w:r>
-      <w:r>
-        <w:rPr>
-          <w:vertAlign w:val="superscript"/>
+    </w:p>
+    <w:p>
+      <w:pPr>
+        <w:bidi/>
+      </w:pPr>
+      <w:r>
+        <w:rPr>
+          <w:rtl/>
+          <w:cs/>
+          <w:lang w:val="ar_AE" w:bidi="ar_AE"/>
+        </w:rPr>
+      </w:r>
+      <w:r>
+        <w:rPr>
+          <w:vertAlign w:val="superscript"/>
+          <w:rtl/>
+          <w:cs/>
           <w:lang w:val="ar_AE" w:bidi="ar_AE"/>
         </w:rPr>
         <w:t>9</w:t>
       </w:r>
       <w:r>
         <w:rPr>
+          <w:rtl/>
+          <w:cs/>
           <w:lang w:val="ar_AE" w:bidi="ar_AE"/>
         </w:rPr>
         <w:t xml:space="preserve"> «خَمِيرَةٌ صَغِيرَةٌ تُخَمِّرُ ٱلْعَجِينَ كُلَّهُ».</w:t>
       </w:r>
-      <w:r>
-        <w:rPr>
-          <w:lang w:val="ar_AE" w:bidi="ar_AE"/>
-        </w:rPr>
-      </w:r>
-      <w:r>
-        <w:rPr>
-          <w:lang w:val="ar_AE" w:bidi="ar_AE"/>
-        </w:rPr>
-      </w:r>
-    </w:p>
-    <w:p>
-      <w:pPr>
-        <w:bidi/>
-      </w:pPr>
-      <w:r>
-        <w:rPr>
-          <w:lang w:val="ar_AE" w:bidi="ar_AE"/>
-        </w:rPr>
-      </w:r>
-    </w:p>
-    <w:p>
-      <w:pPr>
-        <w:bidi/>
-      </w:pPr>
-      <w:r>
-        <w:rPr>
-          <w:lang w:val="ar_AE" w:bidi="ar_AE"/>
-        </w:rPr>
-      </w:r>
-      <w:r>
-        <w:rPr>
-          <w:vertAlign w:val="superscript"/>
+    </w:p>
+    <w:p>
+      <w:pPr>
+        <w:bidi/>
+      </w:pPr>
+      <w:r>
+        <w:rPr>
+          <w:rtl/>
+          <w:cs/>
+          <w:lang w:val="ar_AE" w:bidi="ar_AE"/>
+        </w:rPr>
+      </w:r>
+      <w:r>
+        <w:rPr>
+          <w:vertAlign w:val="superscript"/>
+          <w:rtl/>
+          <w:cs/>
           <w:lang w:val="ar_AE" w:bidi="ar_AE"/>
         </w:rPr>
         <w:t>10</w:t>
       </w:r>
       <w:r>
         <w:rPr>
+          <w:rtl/>
+          <w:cs/>
           <w:lang w:val="ar_AE" w:bidi="ar_AE"/>
         </w:rPr>
         <w:t xml:space="preserve"> وَلَكِنَّنِي أَثِقُ بِكُمْ فِي ٱلرَّبِّ أَنَّكُمْ لَا تَفْتَكِرُونَ شَيْئًا آخَرَ. وَلَكِنَّ ٱلَّذِي يُزْعِجُكُمْ سَيَحْمِلُ ٱلدَّيْنُونَةَ أَيَّ مَنْ كَانَ.</w:t>
       </w:r>
-      <w:r>
-        <w:rPr>
-          <w:lang w:val="ar_AE" w:bidi="ar_AE"/>
-        </w:rPr>
-      </w:r>
-      <w:r>
-        <w:rPr>
-          <w:lang w:val="ar_AE" w:bidi="ar_AE"/>
-        </w:rPr>
-      </w:r>
-    </w:p>
-    <w:p>
-      <w:pPr>
-        <w:bidi/>
-      </w:pPr>
-      <w:r>
-        <w:rPr>
-          <w:lang w:val="ar_AE" w:bidi="ar_AE"/>
-        </w:rPr>
-      </w:r>
-    </w:p>
-    <w:p>
-      <w:pPr>
-        <w:bidi/>
-      </w:pPr>
-      <w:r>
-        <w:rPr>
-          <w:lang w:val="ar_AE" w:bidi="ar_AE"/>
-        </w:rPr>
-      </w:r>
-      <w:r>
-        <w:rPr>
-          <w:vertAlign w:val="superscript"/>
+    </w:p>
+    <w:p>
+      <w:pPr>
+        <w:bidi/>
+      </w:pPr>
+      <w:r>
+        <w:rPr>
+          <w:rtl/>
+          <w:cs/>
+          <w:lang w:val="ar_AE" w:bidi="ar_AE"/>
+        </w:rPr>
+      </w:r>
+      <w:r>
+        <w:rPr>
+          <w:vertAlign w:val="superscript"/>
+          <w:rtl/>
+          <w:cs/>
           <w:lang w:val="ar_AE" w:bidi="ar_AE"/>
         </w:rPr>
         <w:t>11</w:t>
       </w:r>
       <w:r>
         <w:rPr>
+          <w:rtl/>
+          <w:cs/>
           <w:lang w:val="ar_AE" w:bidi="ar_AE"/>
         </w:rPr>
         <w:t xml:space="preserve"> وَأَمَّا أَنَا أَيُّهَا ٱلْإِخْوَةُ فَإِنْ كُنْتُ بَعْدُ أَكْرِزُ بِٱلْخِتَانِ، فَلِمَاذَا أُضْطَهَدُ بَعْدُ؟ إِذًا عَثْرَةُ ٱلصَّلِيبِ قَدْ بَطَلَتْ.</w:t>
       </w:r>
-      <w:r>
-        <w:rPr>
-          <w:lang w:val="ar_AE" w:bidi="ar_AE"/>
-        </w:rPr>
-      </w:r>
-      <w:r>
-        <w:rPr>
-          <w:lang w:val="ar_AE" w:bidi="ar_AE"/>
-        </w:rPr>
-      </w:r>
-    </w:p>
-    <w:p>
-      <w:pPr>
-        <w:bidi/>
-      </w:pPr>
-      <w:r>
-        <w:rPr>
-          <w:lang w:val="ar_AE" w:bidi="ar_AE"/>
-        </w:rPr>
-      </w:r>
-    </w:p>
-    <w:p>
-      <w:pPr>
-        <w:bidi/>
-      </w:pPr>
-      <w:r>
-        <w:rPr>
-          <w:lang w:val="ar_AE" w:bidi="ar_AE"/>
-        </w:rPr>
-      </w:r>
-      <w:r>
-        <w:rPr>
-          <w:vertAlign w:val="superscript"/>
+    </w:p>
+    <w:p>
+      <w:pPr>
+        <w:bidi/>
+      </w:pPr>
+      <w:r>
+        <w:rPr>
+          <w:rtl/>
+          <w:cs/>
+          <w:lang w:val="ar_AE" w:bidi="ar_AE"/>
+        </w:rPr>
+      </w:r>
+      <w:r>
+        <w:rPr>
+          <w:vertAlign w:val="superscript"/>
+          <w:rtl/>
+          <w:cs/>
           <w:lang w:val="ar_AE" w:bidi="ar_AE"/>
         </w:rPr>
         <w:t>12</w:t>
       </w:r>
       <w:r>
         <w:rPr>
+          <w:rtl/>
+          <w:cs/>
           <w:lang w:val="ar_AE" w:bidi="ar_AE"/>
         </w:rPr>
         <w:t xml:space="preserve"> يَالَيْتَ ٱلَّذِينَ يُقْلِقُونَكُمْ يَقْطَعُونَ أَيْضًا!</w:t>
       </w:r>
-      <w:r>
-        <w:rPr>
-          <w:lang w:val="ar_AE" w:bidi="ar_AE"/>
-        </w:rPr>
-      </w:r>
-      <w:r>
-        <w:rPr>
-          <w:lang w:val="ar_AE" w:bidi="ar_AE"/>
-        </w:rPr>
-      </w:r>
-    </w:p>
-    <w:p>
-      <w:pPr>
-        <w:bidi/>
-      </w:pPr>
-      <w:r>
-        <w:rPr>
-          <w:lang w:val="ar_AE" w:bidi="ar_AE"/>
-        </w:rPr>
-      </w:r>
-    </w:p>
-    <w:p>
-      <w:pPr>
-        <w:bidi/>
-      </w:pPr>
-      <w:r>
-        <w:rPr>
-          <w:lang w:val="ar_AE" w:bidi="ar_AE"/>
-        </w:rPr>
-      </w:r>
-      <w:r>
-        <w:rPr>
-          <w:vertAlign w:val="superscript"/>
+    </w:p>
+    <w:p>
+      <w:pPr>
+        <w:bidi/>
+      </w:pPr>
+      <w:r>
+        <w:rPr>
+          <w:rtl/>
+          <w:cs/>
+          <w:lang w:val="ar_AE" w:bidi="ar_AE"/>
+        </w:rPr>
+      </w:r>
+      <w:r>
+        <w:rPr>
+          <w:vertAlign w:val="superscript"/>
+          <w:rtl/>
+          <w:cs/>
           <w:lang w:val="ar_AE" w:bidi="ar_AE"/>
         </w:rPr>
         <w:t>13</w:t>
       </w:r>
       <w:r>
         <w:rPr>
+          <w:rtl/>
+          <w:cs/>
           <w:lang w:val="ar_AE" w:bidi="ar_AE"/>
         </w:rPr>
         <w:t xml:space="preserve"> فَإِنَّكُمْ إِنَّمَا دُعِيتُمْ لِلْحُرِّيَّةِ أَيُّهَا ٱلْإِخْوَةُ. غَيْرَ أَنَّهُ لَا تُصَيِّرُوا ٱلْحُرِّيَّةَ فُرْصَةً لِلْجَسَدِ، بَلْ بِٱلْمَحَبَّةِ ٱخْدِمُوا بَعْضُكُمْ بَعْضًا.</w:t>
       </w:r>
-      <w:r>
-        <w:rPr>
-          <w:lang w:val="ar_AE" w:bidi="ar_AE"/>
-        </w:rPr>
-      </w:r>
-      <w:r>
-        <w:rPr>
-          <w:lang w:val="ar_AE" w:bidi="ar_AE"/>
-        </w:rPr>
-      </w:r>
-    </w:p>
-    <w:p>
-      <w:pPr>
-        <w:bidi/>
-      </w:pPr>
-      <w:r>
-        <w:rPr>
-          <w:lang w:val="ar_AE" w:bidi="ar_AE"/>
-        </w:rPr>
-      </w:r>
-    </w:p>
-    <w:p>
-      <w:pPr>
-        <w:bidi/>
-      </w:pPr>
-      <w:r>
-        <w:rPr>
-          <w:lang w:val="ar_AE" w:bidi="ar_AE"/>
-        </w:rPr>
-      </w:r>
-      <w:r>
-        <w:rPr>
-          <w:vertAlign w:val="superscript"/>
+    </w:p>
+    <w:p>
+      <w:pPr>
+        <w:bidi/>
+      </w:pPr>
+      <w:r>
+        <w:rPr>
+          <w:rtl/>
+          <w:cs/>
+          <w:lang w:val="ar_AE" w:bidi="ar_AE"/>
+        </w:rPr>
+      </w:r>
+      <w:r>
+        <w:rPr>
+          <w:vertAlign w:val="superscript"/>
+          <w:rtl/>
+          <w:cs/>
           <w:lang w:val="ar_AE" w:bidi="ar_AE"/>
         </w:rPr>
         <w:t>14</w:t>
       </w:r>
       <w:r>
         <w:rPr>
+          <w:rtl/>
+          <w:cs/>
           <w:lang w:val="ar_AE" w:bidi="ar_AE"/>
         </w:rPr>
         <w:t xml:space="preserve"> لِأَنَّ كُلَّ ٱلنَّامُوسِ فِي كَلِمَةٍ وَاحِدَةٍ يُكْمَلُ: «تُحِبُّ قَرِيبَكَ كَنَفْسِكَ».</w:t>
       </w:r>
-      <w:r>
-        <w:rPr>
-          <w:lang w:val="ar_AE" w:bidi="ar_AE"/>
-        </w:rPr>
-      </w:r>
-      <w:r>
-        <w:rPr>
-          <w:lang w:val="ar_AE" w:bidi="ar_AE"/>
-        </w:rPr>
-      </w:r>
-    </w:p>
-    <w:p>
-      <w:pPr>
-        <w:bidi/>
-      </w:pPr>
-      <w:r>
-        <w:rPr>
-          <w:lang w:val="ar_AE" w:bidi="ar_AE"/>
-        </w:rPr>
-      </w:r>
-    </w:p>
-    <w:p>
-      <w:pPr>
-        <w:bidi/>
-      </w:pPr>
-      <w:r>
-        <w:rPr>
-          <w:lang w:val="ar_AE" w:bidi="ar_AE"/>
-        </w:rPr>
-      </w:r>
-      <w:r>
-        <w:rPr>
-          <w:vertAlign w:val="superscript"/>
+    </w:p>
+    <w:p>
+      <w:pPr>
+        <w:bidi/>
+      </w:pPr>
+      <w:r>
+        <w:rPr>
+          <w:rtl/>
+          <w:cs/>
+          <w:lang w:val="ar_AE" w:bidi="ar_AE"/>
+        </w:rPr>
+      </w:r>
+      <w:r>
+        <w:rPr>
+          <w:vertAlign w:val="superscript"/>
+          <w:rtl/>
+          <w:cs/>
           <w:lang w:val="ar_AE" w:bidi="ar_AE"/>
         </w:rPr>
         <w:t>15</w:t>
       </w:r>
       <w:r>
         <w:rPr>
+          <w:rtl/>
+          <w:cs/>
           <w:lang w:val="ar_AE" w:bidi="ar_AE"/>
         </w:rPr>
         <w:t xml:space="preserve"> فَإِذَا كُنْتُمْ تَنْهَشُونَ وَتَأْكُلُونَ بَعْضُكُمْ بَعْضًا، فَٱنْظُرُوا لِئَلَّا تُفْنُوا بَعْضُكُمْ بَعْضًا.</w:t>
       </w:r>
-      <w:r>
-        <w:rPr>
-          <w:lang w:val="ar_AE" w:bidi="ar_AE"/>
-        </w:rPr>
-      </w:r>
-      <w:r>
-        <w:rPr>
-          <w:lang w:val="ar_AE" w:bidi="ar_AE"/>
-        </w:rPr>
-      </w:r>
-    </w:p>
-    <w:p>
-      <w:pPr>
-        <w:bidi/>
-      </w:pPr>
-      <w:r>
-        <w:rPr>
-          <w:lang w:val="ar_AE" w:bidi="ar_AE"/>
-        </w:rPr>
-      </w:r>
-    </w:p>
-    <w:p>
-      <w:pPr>
-        <w:bidi/>
-      </w:pPr>
-      <w:r>
-        <w:rPr>
-          <w:lang w:val="ar_AE" w:bidi="ar_AE"/>
-        </w:rPr>
-      </w:r>
-      <w:r>
-        <w:rPr>
-          <w:vertAlign w:val="superscript"/>
+    </w:p>
+    <w:p>
+      <w:pPr>
+        <w:bidi/>
+      </w:pPr>
+      <w:r>
+        <w:rPr>
+          <w:rtl/>
+          <w:cs/>
+          <w:lang w:val="ar_AE" w:bidi="ar_AE"/>
+        </w:rPr>
+      </w:r>
+      <w:r>
+        <w:rPr>
+          <w:vertAlign w:val="superscript"/>
+          <w:rtl/>
+          <w:cs/>
           <w:lang w:val="ar_AE" w:bidi="ar_AE"/>
         </w:rPr>
         <w:t>16</w:t>
       </w:r>
       <w:r>
         <w:rPr>
+          <w:rtl/>
+          <w:cs/>
           <w:lang w:val="ar_AE" w:bidi="ar_AE"/>
         </w:rPr>
         <w:t xml:space="preserve"> وَإِنَّمَا أَقُولُ: ٱسْلُكُوا بِٱلرُّوحِ فَلَا تُكَمِّلُوا شَهْوَةَ ٱلْجَسَدِ.</w:t>
       </w:r>
-      <w:r>
-        <w:rPr>
-          <w:lang w:val="ar_AE" w:bidi="ar_AE"/>
-        </w:rPr>
-      </w:r>
-      <w:r>
-        <w:rPr>
-          <w:lang w:val="ar_AE" w:bidi="ar_AE"/>
-        </w:rPr>
-      </w:r>
-    </w:p>
-    <w:p>
-      <w:pPr>
-        <w:bidi/>
-      </w:pPr>
-      <w:r>
-        <w:rPr>
-          <w:lang w:val="ar_AE" w:bidi="ar_AE"/>
-        </w:rPr>
-      </w:r>
-    </w:p>
-    <w:p>
-      <w:pPr>
-        <w:bidi/>
-      </w:pPr>
-      <w:r>
-        <w:rPr>
-          <w:lang w:val="ar_AE" w:bidi="ar_AE"/>
-        </w:rPr>
-      </w:r>
-      <w:r>
-        <w:rPr>
-          <w:vertAlign w:val="superscript"/>
+    </w:p>
+    <w:p>
+      <w:pPr>
+        <w:bidi/>
+      </w:pPr>
+      <w:r>
+        <w:rPr>
+          <w:rtl/>
+          <w:cs/>
+          <w:lang w:val="ar_AE" w:bidi="ar_AE"/>
+        </w:rPr>
+      </w:r>
+      <w:r>
+        <w:rPr>
+          <w:vertAlign w:val="superscript"/>
+          <w:rtl/>
+          <w:cs/>
           <w:lang w:val="ar_AE" w:bidi="ar_AE"/>
         </w:rPr>
         <w:t>17</w:t>
       </w:r>
       <w:r>
         <w:rPr>
+          <w:rtl/>
+          <w:cs/>
           <w:lang w:val="ar_AE" w:bidi="ar_AE"/>
         </w:rPr>
         <w:t xml:space="preserve"> لِأَنَّ ٱلْجَسَدَ يَشْتَهِي ضِدَّ ٱلرُّوحِ وَٱلرُّوحُ ضِدَّ ٱلْجَسَدِ، وَهَذَانِ يُقَاوِمُ أَحَدُهُمَا ٱلْآخَرَ، حَتَّى تَفْعَلُونَ مَا لَا تُرِيدُونَ.</w:t>
       </w:r>
-      <w:r>
-        <w:rPr>
-          <w:lang w:val="ar_AE" w:bidi="ar_AE"/>
-        </w:rPr>
-      </w:r>
-      <w:r>
-        <w:rPr>
-          <w:lang w:val="ar_AE" w:bidi="ar_AE"/>
-        </w:rPr>
-      </w:r>
-    </w:p>
-    <w:p>
-      <w:pPr>
-        <w:bidi/>
-      </w:pPr>
-      <w:r>
-        <w:rPr>
-          <w:lang w:val="ar_AE" w:bidi="ar_AE"/>
-        </w:rPr>
-      </w:r>
-    </w:p>
-    <w:p>
-      <w:pPr>
-        <w:bidi/>
-      </w:pPr>
-      <w:r>
-        <w:rPr>
-          <w:lang w:val="ar_AE" w:bidi="ar_AE"/>
-        </w:rPr>
-      </w:r>
-      <w:r>
-        <w:rPr>
-          <w:vertAlign w:val="superscript"/>
+    </w:p>
+    <w:p>
+      <w:pPr>
+        <w:bidi/>
+      </w:pPr>
+      <w:r>
+        <w:rPr>
+          <w:rtl/>
+          <w:cs/>
+          <w:lang w:val="ar_AE" w:bidi="ar_AE"/>
+        </w:rPr>
+      </w:r>
+      <w:r>
+        <w:rPr>
+          <w:vertAlign w:val="superscript"/>
+          <w:rtl/>
+          <w:cs/>
           <w:lang w:val="ar_AE" w:bidi="ar_AE"/>
         </w:rPr>
         <w:t>18</w:t>
       </w:r>
       <w:r>
         <w:rPr>
+          <w:rtl/>
+          <w:cs/>
           <w:lang w:val="ar_AE" w:bidi="ar_AE"/>
         </w:rPr>
         <w:t xml:space="preserve"> وَلَكِنْ إِذَا ٱنْقَدْتُمْ بِٱلرُّوحِ فَلَسْتُمْ تَحْتَ ٱلنَّامُوسِ.</w:t>
       </w:r>
-      <w:r>
-        <w:rPr>
-          <w:lang w:val="ar_AE" w:bidi="ar_AE"/>
-        </w:rPr>
-      </w:r>
-      <w:r>
-        <w:rPr>
-          <w:lang w:val="ar_AE" w:bidi="ar_AE"/>
-        </w:rPr>
-      </w:r>
-    </w:p>
-    <w:p>
-      <w:pPr>
-        <w:bidi/>
-      </w:pPr>
-      <w:r>
-        <w:rPr>
-          <w:lang w:val="ar_AE" w:bidi="ar_AE"/>
-        </w:rPr>
-      </w:r>
-    </w:p>
-    <w:p>
-      <w:pPr>
-        <w:bidi/>
-      </w:pPr>
-      <w:r>
-        <w:rPr>
-          <w:lang w:val="ar_AE" w:bidi="ar_AE"/>
-        </w:rPr>
-      </w:r>
-      <w:r>
-        <w:rPr>
-          <w:vertAlign w:val="superscript"/>
+    </w:p>
+    <w:p>
+      <w:pPr>
+        <w:bidi/>
+      </w:pPr>
+      <w:r>
+        <w:rPr>
+          <w:rtl/>
+          <w:cs/>
+          <w:lang w:val="ar_AE" w:bidi="ar_AE"/>
+        </w:rPr>
+      </w:r>
+      <w:r>
+        <w:rPr>
+          <w:vertAlign w:val="superscript"/>
+          <w:rtl/>
+          <w:cs/>
           <w:lang w:val="ar_AE" w:bidi="ar_AE"/>
         </w:rPr>
         <w:t>19</w:t>
       </w:r>
       <w:r>
         <w:rPr>
+          <w:rtl/>
+          <w:cs/>
           <w:lang w:val="ar_AE" w:bidi="ar_AE"/>
         </w:rPr>
         <w:t xml:space="preserve"> وَأَعْمَالُ ٱلْجَسَدِ ظَاهِرَةٌ، ٱلَّتِي هِيَ: زِنًى، عَهَارَةٌ، نَجَاسَةٌ، دَعَارَةٌ،</w:t>
       </w:r>
-      <w:r>
-        <w:rPr>
-          <w:lang w:val="ar_AE" w:bidi="ar_AE"/>
-        </w:rPr>
-      </w:r>
-      <w:r>
-        <w:rPr>
-          <w:lang w:val="ar_AE" w:bidi="ar_AE"/>
-        </w:rPr>
-      </w:r>
-    </w:p>
-    <w:p>
-      <w:pPr>
-        <w:bidi/>
-      </w:pPr>
-      <w:r>
-        <w:rPr>
-          <w:lang w:val="ar_AE" w:bidi="ar_AE"/>
-        </w:rPr>
-      </w:r>
-    </w:p>
-    <w:p>
-      <w:pPr>
-        <w:bidi/>
-      </w:pPr>
-      <w:r>
-        <w:rPr>
-          <w:lang w:val="ar_AE" w:bidi="ar_AE"/>
-        </w:rPr>
-      </w:r>
-      <w:r>
-        <w:rPr>
-          <w:vertAlign w:val="superscript"/>
+    </w:p>
+    <w:p>
+      <w:pPr>
+        <w:bidi/>
+      </w:pPr>
+      <w:r>
+        <w:rPr>
+          <w:rtl/>
+          <w:cs/>
+          <w:lang w:val="ar_AE" w:bidi="ar_AE"/>
+        </w:rPr>
+      </w:r>
+      <w:r>
+        <w:rPr>
+          <w:vertAlign w:val="superscript"/>
+          <w:rtl/>
+          <w:cs/>
           <w:lang w:val="ar_AE" w:bidi="ar_AE"/>
         </w:rPr>
         <w:t>20</w:t>
       </w:r>
       <w:r>
         <w:rPr>
+          <w:rtl/>
+          <w:cs/>
           <w:lang w:val="ar_AE" w:bidi="ar_AE"/>
         </w:rPr>
         <w:t xml:space="preserve"> عِبَادَةُ ٱلْأَوْثَانِ، سِحْرٌ، عَدَاوَةٌ، خِصَامٌ، غَيْرَةٌ، سَخَطٌ، تَحَزُّبٌ، شِقَاقٌ، بِدْعَةٌ،</w:t>
       </w:r>
-      <w:r>
-        <w:rPr>
-          <w:lang w:val="ar_AE" w:bidi="ar_AE"/>
-        </w:rPr>
-      </w:r>
-      <w:r>
-        <w:rPr>
-          <w:lang w:val="ar_AE" w:bidi="ar_AE"/>
-        </w:rPr>
-      </w:r>
-    </w:p>
-    <w:p>
-      <w:pPr>
-        <w:bidi/>
-      </w:pPr>
-      <w:r>
-        <w:rPr>
-          <w:lang w:val="ar_AE" w:bidi="ar_AE"/>
-        </w:rPr>
-      </w:r>
-    </w:p>
-    <w:p>
-      <w:pPr>
-        <w:bidi/>
-      </w:pPr>
-      <w:r>
-        <w:rPr>
-          <w:lang w:val="ar_AE" w:bidi="ar_AE"/>
-        </w:rPr>
-      </w:r>
-      <w:r>
-        <w:rPr>
-          <w:vertAlign w:val="superscript"/>
+    </w:p>
+    <w:p>
+      <w:pPr>
+        <w:bidi/>
+      </w:pPr>
+      <w:r>
+        <w:rPr>
+          <w:rtl/>
+          <w:cs/>
+          <w:lang w:val="ar_AE" w:bidi="ar_AE"/>
+        </w:rPr>
+      </w:r>
+      <w:r>
+        <w:rPr>
+          <w:vertAlign w:val="superscript"/>
+          <w:rtl/>
+          <w:cs/>
           <w:lang w:val="ar_AE" w:bidi="ar_AE"/>
         </w:rPr>
         <w:t>21</w:t>
       </w:r>
       <w:r>
         <w:rPr>
+          <w:rtl/>
+          <w:cs/>
           <w:lang w:val="ar_AE" w:bidi="ar_AE"/>
         </w:rPr>
         <w:t xml:space="preserve"> حَسَدٌ، قَتْلٌ، سُكْرٌ، بَطَرٌ، وَأَمْثَالُ هَذِهِ ٱلَّتِي أَسْبِقُ فَأَقُولُ لَكُمْ عَنْهَا كَمَا سَبَقْتُ فَقُلْتُ أَيْضًا: إِنَّ ٱلَّذِينَ يَفْعَلُونَ مِثْلَ هَذِهِ لَا يَرِثُونَ مَلَكُوتَ ٱللهِ.</w:t>
       </w:r>
-      <w:r>
-        <w:rPr>
-          <w:lang w:val="ar_AE" w:bidi="ar_AE"/>
-        </w:rPr>
-      </w:r>
-      <w:r>
-        <w:rPr>
-          <w:lang w:val="ar_AE" w:bidi="ar_AE"/>
-        </w:rPr>
-      </w:r>
-    </w:p>
-    <w:p>
-      <w:pPr>
-        <w:bidi/>
-      </w:pPr>
-      <w:r>
-        <w:rPr>
-          <w:lang w:val="ar_AE" w:bidi="ar_AE"/>
-        </w:rPr>
-      </w:r>
-    </w:p>
-    <w:p>
-      <w:pPr>
-        <w:bidi/>
-      </w:pPr>
-      <w:r>
-        <w:rPr>
-          <w:lang w:val="ar_AE" w:bidi="ar_AE"/>
-        </w:rPr>
-      </w:r>
-      <w:r>
-        <w:rPr>
-          <w:vertAlign w:val="superscript"/>
+    </w:p>
+    <w:p>
+      <w:pPr>
+        <w:bidi/>
+      </w:pPr>
+      <w:r>
+        <w:rPr>
+          <w:rtl/>
+          <w:cs/>
+          <w:lang w:val="ar_AE" w:bidi="ar_AE"/>
+        </w:rPr>
+      </w:r>
+      <w:r>
+        <w:rPr>
+          <w:vertAlign w:val="superscript"/>
+          <w:rtl/>
+          <w:cs/>
           <w:lang w:val="ar_AE" w:bidi="ar_AE"/>
         </w:rPr>
         <w:t>22</w:t>
       </w:r>
       <w:r>
         <w:rPr>
+          <w:rtl/>
+          <w:cs/>
           <w:lang w:val="ar_AE" w:bidi="ar_AE"/>
         </w:rPr>
         <w:t xml:space="preserve"> وَأَمَّا ثَمَرُ ٱلرُّوحِ فَهُوَ: مَحَبَّةٌ، فَرَحٌ، سَلَامٌ، طُولُ أَنَاةٍ، لُطْفٌ، صَلَاحٌ، إِيمَانٌ،</w:t>
       </w:r>
-      <w:r>
-        <w:rPr>
-          <w:lang w:val="ar_AE" w:bidi="ar_AE"/>
-        </w:rPr>
-      </w:r>
-      <w:r>
-        <w:rPr>
-          <w:lang w:val="ar_AE" w:bidi="ar_AE"/>
-        </w:rPr>
-      </w:r>
-    </w:p>
-    <w:p>
-      <w:pPr>
-        <w:bidi/>
-      </w:pPr>
-      <w:r>
-        <w:rPr>
-          <w:lang w:val="ar_AE" w:bidi="ar_AE"/>
-        </w:rPr>
-      </w:r>
-    </w:p>
-    <w:p>
-      <w:pPr>
-        <w:bidi/>
-      </w:pPr>
-      <w:r>
-        <w:rPr>
-          <w:lang w:val="ar_AE" w:bidi="ar_AE"/>
-        </w:rPr>
-      </w:r>
-      <w:r>
-        <w:rPr>
-          <w:vertAlign w:val="superscript"/>
+    </w:p>
+    <w:p>
+      <w:pPr>
+        <w:bidi/>
+      </w:pPr>
+      <w:r>
+        <w:rPr>
+          <w:rtl/>
+          <w:cs/>
+          <w:lang w:val="ar_AE" w:bidi="ar_AE"/>
+        </w:rPr>
+      </w:r>
+      <w:r>
+        <w:rPr>
+          <w:vertAlign w:val="superscript"/>
+          <w:rtl/>
+          <w:cs/>
           <w:lang w:val="ar_AE" w:bidi="ar_AE"/>
         </w:rPr>
         <w:t>23</w:t>
       </w:r>
       <w:r>
         <w:rPr>
+          <w:rtl/>
+          <w:cs/>
           <w:lang w:val="ar_AE" w:bidi="ar_AE"/>
         </w:rPr>
         <w:t xml:space="preserve"> وَدَاعَةٌ، تَعَفُّفٌ. ضِدَّ أَمْثَالِ هَذِهِ لَيْسَ نَامُوسٌ.</w:t>
       </w:r>
-      <w:r>
-        <w:rPr>
-          <w:lang w:val="ar_AE" w:bidi="ar_AE"/>
-        </w:rPr>
-      </w:r>
-      <w:r>
-        <w:rPr>
-          <w:lang w:val="ar_AE" w:bidi="ar_AE"/>
-        </w:rPr>
-      </w:r>
-    </w:p>
-    <w:p>
-      <w:pPr>
-        <w:bidi/>
-      </w:pPr>
-      <w:r>
-        <w:rPr>
-          <w:lang w:val="ar_AE" w:bidi="ar_AE"/>
-        </w:rPr>
-      </w:r>
-    </w:p>
-    <w:p>
-      <w:pPr>
-        <w:bidi/>
-      </w:pPr>
-      <w:r>
-        <w:rPr>
-          <w:lang w:val="ar_AE" w:bidi="ar_AE"/>
-        </w:rPr>
-      </w:r>
-      <w:r>
-        <w:rPr>
-          <w:vertAlign w:val="superscript"/>
+    </w:p>
+    <w:p>
+      <w:pPr>
+        <w:bidi/>
+      </w:pPr>
+      <w:r>
+        <w:rPr>
+          <w:rtl/>
+          <w:cs/>
+          <w:lang w:val="ar_AE" w:bidi="ar_AE"/>
+        </w:rPr>
+      </w:r>
+      <w:r>
+        <w:rPr>
+          <w:vertAlign w:val="superscript"/>
+          <w:rtl/>
+          <w:cs/>
           <w:lang w:val="ar_AE" w:bidi="ar_AE"/>
         </w:rPr>
         <w:t>24</w:t>
       </w:r>
       <w:r>
         <w:rPr>
+          <w:rtl/>
+          <w:cs/>
           <w:lang w:val="ar_AE" w:bidi="ar_AE"/>
         </w:rPr>
         <w:t xml:space="preserve"> وَلَكِنَّ ٱلَّذِينَ هُمْ لِلْمَسِيحِ قَدْ صَلَبُوا ٱلْجَسَدَ مَعَ ٱلْأَهْوَاءِ وَٱلشَّهَوَاتِ.</w:t>
       </w:r>
-      <w:r>
-        <w:rPr>
-          <w:lang w:val="ar_AE" w:bidi="ar_AE"/>
-        </w:rPr>
-      </w:r>
-      <w:r>
-        <w:rPr>
-          <w:lang w:val="ar_AE" w:bidi="ar_AE"/>
-        </w:rPr>
-      </w:r>
-    </w:p>
-    <w:p>
-      <w:pPr>
-        <w:bidi/>
-      </w:pPr>
-      <w:r>
-        <w:rPr>
-          <w:lang w:val="ar_AE" w:bidi="ar_AE"/>
-        </w:rPr>
-      </w:r>
-    </w:p>
-    <w:p>
-      <w:pPr>
-        <w:bidi/>
-      </w:pPr>
-      <w:r>
-        <w:rPr>
-          <w:lang w:val="ar_AE" w:bidi="ar_AE"/>
-        </w:rPr>
-      </w:r>
-      <w:r>
-        <w:rPr>
-          <w:vertAlign w:val="superscript"/>
+    </w:p>
+    <w:p>
+      <w:pPr>
+        <w:bidi/>
+      </w:pPr>
+      <w:r>
+        <w:rPr>
+          <w:rtl/>
+          <w:cs/>
+          <w:lang w:val="ar_AE" w:bidi="ar_AE"/>
+        </w:rPr>
+      </w:r>
+      <w:r>
+        <w:rPr>
+          <w:vertAlign w:val="superscript"/>
+          <w:rtl/>
+          <w:cs/>
           <w:lang w:val="ar_AE" w:bidi="ar_AE"/>
         </w:rPr>
         <w:t>25</w:t>
       </w:r>
       <w:r>
         <w:rPr>
+          <w:rtl/>
+          <w:cs/>
           <w:lang w:val="ar_AE" w:bidi="ar_AE"/>
         </w:rPr>
         <w:t xml:space="preserve"> إِنْ كُنَّا نَعِيشُ بِٱلرُّوحِ، فَلْنَسْلُكْ أَيْضًا بِحَسَبِ ٱلرُّوحِ.</w:t>
       </w:r>
-      <w:r>
-        <w:rPr>
-          <w:lang w:val="ar_AE" w:bidi="ar_AE"/>
-        </w:rPr>
-      </w:r>
-      <w:r>
-        <w:rPr>
-          <w:lang w:val="ar_AE" w:bidi="ar_AE"/>
-        </w:rPr>
-      </w:r>
-    </w:p>
-    <w:p>
-      <w:pPr>
-        <w:bidi/>
-      </w:pPr>
-      <w:r>
-        <w:rPr>
-          <w:lang w:val="ar_AE" w:bidi="ar_AE"/>
-        </w:rPr>
-      </w:r>
-    </w:p>
-    <w:p>
-      <w:pPr>
-        <w:bidi/>
-      </w:pPr>
-      <w:r>
-        <w:rPr>
-          <w:lang w:val="ar_AE" w:bidi="ar_AE"/>
-        </w:rPr>
-      </w:r>
-      <w:r>
-        <w:rPr>
-          <w:vertAlign w:val="superscript"/>
+    </w:p>
+    <w:p>
+      <w:pPr>
+        <w:bidi/>
+      </w:pPr>
+      <w:r>
+        <w:rPr>
+          <w:rtl/>
+          <w:cs/>
+          <w:lang w:val="ar_AE" w:bidi="ar_AE"/>
+        </w:rPr>
+      </w:r>
+      <w:r>
+        <w:rPr>
+          <w:vertAlign w:val="superscript"/>
+          <w:rtl/>
+          <w:cs/>
           <w:lang w:val="ar_AE" w:bidi="ar_AE"/>
         </w:rPr>
         <w:t>26</w:t>
       </w:r>
       <w:r>
         <w:rPr>
+          <w:rtl/>
+          <w:cs/>
           <w:lang w:val="ar_AE" w:bidi="ar_AE"/>
         </w:rPr>
         <w:t xml:space="preserve"> لَا نَكُنْ مُعْجِبِينَ نُغَاضِبُ بَعْضُنَا بَعْضًا، وَنَحْسِدُ بَعْضُنَا بَعْضًا.</w:t>
       </w:r>
-      <w:r>
-        <w:rPr>
-          <w:lang w:val="ar_AE" w:bidi="ar_AE"/>
-        </w:rPr>
-      </w:r>
-      <w:r>
-        <w:rPr>
-          <w:lang w:val="ar_AE" w:bidi="ar_AE"/>
-        </w:rPr>
-      </w:r>
-    </w:p>
-    <w:p>
-      <w:pPr>
-        <w:bidi/>
-      </w:pPr>
-      <w:r>
-        <w:rPr>
-          <w:lang w:val="ar_AE" w:bidi="ar_AE"/>
-        </w:rPr>
-      </w:r>
     </w:p>
     <w:p>
       <w:pPr>
@@ -5959,778 +4140,540 @@
       </w:pPr>
       <w:r>
         <w:rPr>
+          <w:rtl/>
+          <w:cs/>
           <w:lang w:val="ar_AE" w:bidi="ar_AE"/>
         </w:rPr>
         <w:t>Galatians 6:1</w:t>
       </w:r>
       <w:r>
         <w:rPr>
-          <w:lang w:val="ar_AE" w:bidi="ar_AE"/>
-        </w:rPr>
-      </w:r>
-    </w:p>
-    <w:p>
-      <w:pPr>
-        <w:bidi/>
-      </w:pPr>
-      <w:r>
-        <w:rPr>
-          <w:lang w:val="ar_AE" w:bidi="ar_AE"/>
-        </w:rPr>
-      </w:r>
-      <w:r>
-        <w:rPr>
-          <w:vertAlign w:val="superscript"/>
+          <w:rtl/>
+          <w:cs/>
+          <w:lang w:val="ar_AE" w:bidi="ar_AE"/>
+        </w:rPr>
+      </w:r>
+    </w:p>
+    <w:p>
+      <w:pPr>
+        <w:bidi/>
+      </w:pPr>
+      <w:r>
+        <w:rPr>
+          <w:rtl/>
+          <w:cs/>
+          <w:lang w:val="ar_AE" w:bidi="ar_AE"/>
+        </w:rPr>
+      </w:r>
+      <w:r>
+        <w:rPr>
+          <w:vertAlign w:val="superscript"/>
+          <w:rtl/>
+          <w:cs/>
           <w:lang w:val="ar_AE" w:bidi="ar_AE"/>
         </w:rPr>
         <w:t>1</w:t>
       </w:r>
       <w:r>
         <w:rPr>
+          <w:rtl/>
+          <w:cs/>
           <w:lang w:val="ar_AE" w:bidi="ar_AE"/>
         </w:rPr>
         <w:t xml:space="preserve"> أَيُّهَا ٱلْإِخْوَةُ، إِنِ ٱنْسَبَقَ إِنْسَانٌ فَأُخِذَ فِي زَلَّةٍ مَا، فَأَصْلِحُوا أَنْتُمُ ٱلرُّوحَانِيِّينَ مِثْلَ هَذَا بِرُوحِ ٱلْوَدَاعَةِ، نَاظِرًا إِلَى نَفْسِكَ لِئَلَّا تُجَرَّبَ أَنْتَ أَيْضًا.</w:t>
       </w:r>
-      <w:r>
-        <w:rPr>
-          <w:lang w:val="ar_AE" w:bidi="ar_AE"/>
-        </w:rPr>
-      </w:r>
-      <w:r>
-        <w:rPr>
-          <w:lang w:val="ar_AE" w:bidi="ar_AE"/>
-        </w:rPr>
-      </w:r>
-    </w:p>
-    <w:p>
-      <w:pPr>
-        <w:bidi/>
-      </w:pPr>
-      <w:r>
-        <w:rPr>
-          <w:lang w:val="ar_AE" w:bidi="ar_AE"/>
-        </w:rPr>
-      </w:r>
-    </w:p>
-    <w:p>
-      <w:pPr>
-        <w:bidi/>
-      </w:pPr>
-      <w:r>
-        <w:rPr>
-          <w:lang w:val="ar_AE" w:bidi="ar_AE"/>
-        </w:rPr>
-      </w:r>
-      <w:r>
-        <w:rPr>
-          <w:vertAlign w:val="superscript"/>
+    </w:p>
+    <w:p>
+      <w:pPr>
+        <w:bidi/>
+      </w:pPr>
+      <w:r>
+        <w:rPr>
+          <w:rtl/>
+          <w:cs/>
+          <w:lang w:val="ar_AE" w:bidi="ar_AE"/>
+        </w:rPr>
+      </w:r>
+      <w:r>
+        <w:rPr>
+          <w:vertAlign w:val="superscript"/>
+          <w:rtl/>
+          <w:cs/>
           <w:lang w:val="ar_AE" w:bidi="ar_AE"/>
         </w:rPr>
         <w:t>2</w:t>
       </w:r>
       <w:r>
         <w:rPr>
+          <w:rtl/>
+          <w:cs/>
           <w:lang w:val="ar_AE" w:bidi="ar_AE"/>
         </w:rPr>
         <w:t xml:space="preserve"> اِحْمِلُوا بَعْضُكُمْ أَثْقَالَ بَعْضٍ، وَهَكَذَا تَمِّمُوا نَامُوسَ ٱلْمَسِيحِ.</w:t>
       </w:r>
-      <w:r>
-        <w:rPr>
-          <w:lang w:val="ar_AE" w:bidi="ar_AE"/>
-        </w:rPr>
-      </w:r>
-      <w:r>
-        <w:rPr>
-          <w:lang w:val="ar_AE" w:bidi="ar_AE"/>
-        </w:rPr>
-      </w:r>
-    </w:p>
-    <w:p>
-      <w:pPr>
-        <w:bidi/>
-      </w:pPr>
-      <w:r>
-        <w:rPr>
-          <w:lang w:val="ar_AE" w:bidi="ar_AE"/>
-        </w:rPr>
-      </w:r>
-    </w:p>
-    <w:p>
-      <w:pPr>
-        <w:bidi/>
-      </w:pPr>
-      <w:r>
-        <w:rPr>
-          <w:lang w:val="ar_AE" w:bidi="ar_AE"/>
-        </w:rPr>
-      </w:r>
-      <w:r>
-        <w:rPr>
-          <w:vertAlign w:val="superscript"/>
+    </w:p>
+    <w:p>
+      <w:pPr>
+        <w:bidi/>
+      </w:pPr>
+      <w:r>
+        <w:rPr>
+          <w:rtl/>
+          <w:cs/>
+          <w:lang w:val="ar_AE" w:bidi="ar_AE"/>
+        </w:rPr>
+      </w:r>
+      <w:r>
+        <w:rPr>
+          <w:vertAlign w:val="superscript"/>
+          <w:rtl/>
+          <w:cs/>
           <w:lang w:val="ar_AE" w:bidi="ar_AE"/>
         </w:rPr>
         <w:t>3</w:t>
       </w:r>
       <w:r>
         <w:rPr>
+          <w:rtl/>
+          <w:cs/>
           <w:lang w:val="ar_AE" w:bidi="ar_AE"/>
         </w:rPr>
         <w:t xml:space="preserve"> لِأَنَّهُ إِنْ ظَنَّ أَحَدٌ أَنَّهُ شَيْءٌ وَهُوَ لَيْسَ شَيْئًا، فَإِنَّهُ يَغُشُّ نَفْسَهُ.</w:t>
       </w:r>
-      <w:r>
-        <w:rPr>
-          <w:lang w:val="ar_AE" w:bidi="ar_AE"/>
-        </w:rPr>
-      </w:r>
-      <w:r>
-        <w:rPr>
-          <w:lang w:val="ar_AE" w:bidi="ar_AE"/>
-        </w:rPr>
-      </w:r>
-    </w:p>
-    <w:p>
-      <w:pPr>
-        <w:bidi/>
-      </w:pPr>
-      <w:r>
-        <w:rPr>
-          <w:lang w:val="ar_AE" w:bidi="ar_AE"/>
-        </w:rPr>
-      </w:r>
-    </w:p>
-    <w:p>
-      <w:pPr>
-        <w:bidi/>
-      </w:pPr>
-      <w:r>
-        <w:rPr>
-          <w:lang w:val="ar_AE" w:bidi="ar_AE"/>
-        </w:rPr>
-      </w:r>
-      <w:r>
-        <w:rPr>
-          <w:vertAlign w:val="superscript"/>
+    </w:p>
+    <w:p>
+      <w:pPr>
+        <w:bidi/>
+      </w:pPr>
+      <w:r>
+        <w:rPr>
+          <w:rtl/>
+          <w:cs/>
+          <w:lang w:val="ar_AE" w:bidi="ar_AE"/>
+        </w:rPr>
+      </w:r>
+      <w:r>
+        <w:rPr>
+          <w:vertAlign w:val="superscript"/>
+          <w:rtl/>
+          <w:cs/>
           <w:lang w:val="ar_AE" w:bidi="ar_AE"/>
         </w:rPr>
         <w:t>4</w:t>
       </w:r>
       <w:r>
         <w:rPr>
+          <w:rtl/>
+          <w:cs/>
           <w:lang w:val="ar_AE" w:bidi="ar_AE"/>
         </w:rPr>
         <w:t xml:space="preserve"> وَلَكِنْ لِيَمْتَحِنْ كُلُّ وَاحِدٍ عَمَلَهُ، وَحِينَئِذٍ يَكُونُ لَهُ ٱلْفَخْرُ مِنْ جِهَةِ نَفْسِهِ فَقَطْ، لَا مِنْ جِهَةِ غَيْرِهِ.</w:t>
       </w:r>
-      <w:r>
-        <w:rPr>
-          <w:lang w:val="ar_AE" w:bidi="ar_AE"/>
-        </w:rPr>
-      </w:r>
-      <w:r>
-        <w:rPr>
-          <w:lang w:val="ar_AE" w:bidi="ar_AE"/>
-        </w:rPr>
-      </w:r>
-    </w:p>
-    <w:p>
-      <w:pPr>
-        <w:bidi/>
-      </w:pPr>
-      <w:r>
-        <w:rPr>
-          <w:lang w:val="ar_AE" w:bidi="ar_AE"/>
-        </w:rPr>
-      </w:r>
-    </w:p>
-    <w:p>
-      <w:pPr>
-        <w:bidi/>
-      </w:pPr>
-      <w:r>
-        <w:rPr>
-          <w:lang w:val="ar_AE" w:bidi="ar_AE"/>
-        </w:rPr>
-      </w:r>
-      <w:r>
-        <w:rPr>
-          <w:vertAlign w:val="superscript"/>
+    </w:p>
+    <w:p>
+      <w:pPr>
+        <w:bidi/>
+      </w:pPr>
+      <w:r>
+        <w:rPr>
+          <w:rtl/>
+          <w:cs/>
+          <w:lang w:val="ar_AE" w:bidi="ar_AE"/>
+        </w:rPr>
+      </w:r>
+      <w:r>
+        <w:rPr>
+          <w:vertAlign w:val="superscript"/>
+          <w:rtl/>
+          <w:cs/>
           <w:lang w:val="ar_AE" w:bidi="ar_AE"/>
         </w:rPr>
         <w:t>5</w:t>
       </w:r>
       <w:r>
         <w:rPr>
+          <w:rtl/>
+          <w:cs/>
           <w:lang w:val="ar_AE" w:bidi="ar_AE"/>
         </w:rPr>
         <w:t xml:space="preserve"> لِأَنَّ كُلَّ وَاحِدٍ سَيَحْمِلُ حِمْلَ نَفْسِهِ.</w:t>
       </w:r>
-      <w:r>
-        <w:rPr>
-          <w:lang w:val="ar_AE" w:bidi="ar_AE"/>
-        </w:rPr>
-      </w:r>
-      <w:r>
-        <w:rPr>
-          <w:lang w:val="ar_AE" w:bidi="ar_AE"/>
-        </w:rPr>
-      </w:r>
-    </w:p>
-    <w:p>
-      <w:pPr>
-        <w:bidi/>
-      </w:pPr>
-      <w:r>
-        <w:rPr>
-          <w:lang w:val="ar_AE" w:bidi="ar_AE"/>
-        </w:rPr>
-      </w:r>
-    </w:p>
-    <w:p>
-      <w:pPr>
-        <w:bidi/>
-      </w:pPr>
-      <w:r>
-        <w:rPr>
-          <w:lang w:val="ar_AE" w:bidi="ar_AE"/>
-        </w:rPr>
-      </w:r>
-      <w:r>
-        <w:rPr>
-          <w:vertAlign w:val="superscript"/>
+    </w:p>
+    <w:p>
+      <w:pPr>
+        <w:bidi/>
+      </w:pPr>
+      <w:r>
+        <w:rPr>
+          <w:rtl/>
+          <w:cs/>
+          <w:lang w:val="ar_AE" w:bidi="ar_AE"/>
+        </w:rPr>
+      </w:r>
+      <w:r>
+        <w:rPr>
+          <w:vertAlign w:val="superscript"/>
+          <w:rtl/>
+          <w:cs/>
           <w:lang w:val="ar_AE" w:bidi="ar_AE"/>
         </w:rPr>
         <w:t>6</w:t>
       </w:r>
       <w:r>
         <w:rPr>
+          <w:rtl/>
+          <w:cs/>
           <w:lang w:val="ar_AE" w:bidi="ar_AE"/>
         </w:rPr>
         <w:t xml:space="preserve"> وَلَكِنْ لِيُشَارِكِ ٱلَّذِي يَتَعَلَّمُ ٱلْكَلِمَةَ ٱلْمُعَلِّمَ فِي جَمِيعِ ٱلْخَيْرَاتِ.</w:t>
       </w:r>
-      <w:r>
-        <w:rPr>
-          <w:lang w:val="ar_AE" w:bidi="ar_AE"/>
-        </w:rPr>
-      </w:r>
-      <w:r>
-        <w:rPr>
-          <w:lang w:val="ar_AE" w:bidi="ar_AE"/>
-        </w:rPr>
-      </w:r>
-    </w:p>
-    <w:p>
-      <w:pPr>
-        <w:bidi/>
-      </w:pPr>
-      <w:r>
-        <w:rPr>
-          <w:lang w:val="ar_AE" w:bidi="ar_AE"/>
-        </w:rPr>
-      </w:r>
-    </w:p>
-    <w:p>
-      <w:pPr>
-        <w:bidi/>
-      </w:pPr>
-      <w:r>
-        <w:rPr>
-          <w:lang w:val="ar_AE" w:bidi="ar_AE"/>
-        </w:rPr>
-      </w:r>
-      <w:r>
-        <w:rPr>
-          <w:vertAlign w:val="superscript"/>
+    </w:p>
+    <w:p>
+      <w:pPr>
+        <w:bidi/>
+      </w:pPr>
+      <w:r>
+        <w:rPr>
+          <w:rtl/>
+          <w:cs/>
+          <w:lang w:val="ar_AE" w:bidi="ar_AE"/>
+        </w:rPr>
+      </w:r>
+      <w:r>
+        <w:rPr>
+          <w:vertAlign w:val="superscript"/>
+          <w:rtl/>
+          <w:cs/>
           <w:lang w:val="ar_AE" w:bidi="ar_AE"/>
         </w:rPr>
         <w:t>7</w:t>
       </w:r>
       <w:r>
         <w:rPr>
+          <w:rtl/>
+          <w:cs/>
           <w:lang w:val="ar_AE" w:bidi="ar_AE"/>
         </w:rPr>
         <w:t xml:space="preserve"> لَا تَضِلُّوا! ٱللهُ لَا يُشْمَخُ عَلَيْهِ. فَإِنَّ ٱلَّذِي يَزْرَعُهُ ٱلْإِنْسَانُ إِيَّاهُ يَحْصُدُ أَيْضًا.</w:t>
       </w:r>
-      <w:r>
-        <w:rPr>
-          <w:lang w:val="ar_AE" w:bidi="ar_AE"/>
-        </w:rPr>
-      </w:r>
-      <w:r>
-        <w:rPr>
-          <w:lang w:val="ar_AE" w:bidi="ar_AE"/>
-        </w:rPr>
-      </w:r>
-    </w:p>
-    <w:p>
-      <w:pPr>
-        <w:bidi/>
-      </w:pPr>
-      <w:r>
-        <w:rPr>
-          <w:lang w:val="ar_AE" w:bidi="ar_AE"/>
-        </w:rPr>
-      </w:r>
-    </w:p>
-    <w:p>
-      <w:pPr>
-        <w:bidi/>
-      </w:pPr>
-      <w:r>
-        <w:rPr>
-          <w:lang w:val="ar_AE" w:bidi="ar_AE"/>
-        </w:rPr>
-      </w:r>
-      <w:r>
-        <w:rPr>
-          <w:vertAlign w:val="superscript"/>
+    </w:p>
+    <w:p>
+      <w:pPr>
+        <w:bidi/>
+      </w:pPr>
+      <w:r>
+        <w:rPr>
+          <w:rtl/>
+          <w:cs/>
+          <w:lang w:val="ar_AE" w:bidi="ar_AE"/>
+        </w:rPr>
+      </w:r>
+      <w:r>
+        <w:rPr>
+          <w:vertAlign w:val="superscript"/>
+          <w:rtl/>
+          <w:cs/>
           <w:lang w:val="ar_AE" w:bidi="ar_AE"/>
         </w:rPr>
         <w:t>8</w:t>
       </w:r>
       <w:r>
         <w:rPr>
+          <w:rtl/>
+          <w:cs/>
           <w:lang w:val="ar_AE" w:bidi="ar_AE"/>
         </w:rPr>
         <w:t xml:space="preserve"> لِأَنَّ مَنْ يَزْرَعُ لِجَسَدِهِ فَمِنَ ٱلْجَسَدِ يَحْصُدُ فَسَادًا، وَمَنْ يَزْرَعُ لِلرُّوحِ فَمِنَ ٱلرُّوحِ يَحْصُدُ حَيَاةً أَبَدِيَّةً.</w:t>
       </w:r>
-      <w:r>
-        <w:rPr>
-          <w:lang w:val="ar_AE" w:bidi="ar_AE"/>
-        </w:rPr>
-      </w:r>
-      <w:r>
-        <w:rPr>
-          <w:lang w:val="ar_AE" w:bidi="ar_AE"/>
-        </w:rPr>
-      </w:r>
-    </w:p>
-    <w:p>
-      <w:pPr>
-        <w:bidi/>
-      </w:pPr>
-      <w:r>
-        <w:rPr>
-          <w:lang w:val="ar_AE" w:bidi="ar_AE"/>
-        </w:rPr>
-      </w:r>
-    </w:p>
-    <w:p>
-      <w:pPr>
-        <w:bidi/>
-      </w:pPr>
-      <w:r>
-        <w:rPr>
-          <w:lang w:val="ar_AE" w:bidi="ar_AE"/>
-        </w:rPr>
-      </w:r>
-      <w:r>
-        <w:rPr>
-          <w:vertAlign w:val="superscript"/>
+    </w:p>
+    <w:p>
+      <w:pPr>
+        <w:bidi/>
+      </w:pPr>
+      <w:r>
+        <w:rPr>
+          <w:rtl/>
+          <w:cs/>
+          <w:lang w:val="ar_AE" w:bidi="ar_AE"/>
+        </w:rPr>
+      </w:r>
+      <w:r>
+        <w:rPr>
+          <w:vertAlign w:val="superscript"/>
+          <w:rtl/>
+          <w:cs/>
           <w:lang w:val="ar_AE" w:bidi="ar_AE"/>
         </w:rPr>
         <w:t>9</w:t>
       </w:r>
       <w:r>
         <w:rPr>
+          <w:rtl/>
+          <w:cs/>
           <w:lang w:val="ar_AE" w:bidi="ar_AE"/>
         </w:rPr>
         <w:t xml:space="preserve"> فَلَا نَفْشَلْ فِي عَمَلِ ٱلْخَيْرِ لِأَنَّنَا سَنَحْصُدُ فِي وَقْتِهِ إِنْ كُنَّا لَا نَكِلُّ.</w:t>
       </w:r>
-      <w:r>
-        <w:rPr>
-          <w:lang w:val="ar_AE" w:bidi="ar_AE"/>
-        </w:rPr>
-      </w:r>
-      <w:r>
-        <w:rPr>
-          <w:lang w:val="ar_AE" w:bidi="ar_AE"/>
-        </w:rPr>
-      </w:r>
-    </w:p>
-    <w:p>
-      <w:pPr>
-        <w:bidi/>
-      </w:pPr>
-      <w:r>
-        <w:rPr>
-          <w:lang w:val="ar_AE" w:bidi="ar_AE"/>
-        </w:rPr>
-      </w:r>
-    </w:p>
-    <w:p>
-      <w:pPr>
-        <w:bidi/>
-      </w:pPr>
-      <w:r>
-        <w:rPr>
-          <w:lang w:val="ar_AE" w:bidi="ar_AE"/>
-        </w:rPr>
-      </w:r>
-      <w:r>
-        <w:rPr>
-          <w:vertAlign w:val="superscript"/>
+    </w:p>
+    <w:p>
+      <w:pPr>
+        <w:bidi/>
+      </w:pPr>
+      <w:r>
+        <w:rPr>
+          <w:rtl/>
+          <w:cs/>
+          <w:lang w:val="ar_AE" w:bidi="ar_AE"/>
+        </w:rPr>
+      </w:r>
+      <w:r>
+        <w:rPr>
+          <w:vertAlign w:val="superscript"/>
+          <w:rtl/>
+          <w:cs/>
           <w:lang w:val="ar_AE" w:bidi="ar_AE"/>
         </w:rPr>
         <w:t>10</w:t>
       </w:r>
       <w:r>
         <w:rPr>
+          <w:rtl/>
+          <w:cs/>
           <w:lang w:val="ar_AE" w:bidi="ar_AE"/>
         </w:rPr>
         <w:t xml:space="preserve"> فَإِذًا حَسْبَمَا لَنَا فُرْصَةٌ، فَلْنَعْمَلِ ٱلْخَيْرَ لِلْجَمِيعِ، وَلَا سِيَّمَا لِأَهْلِ ٱلْإِيمَانِ.</w:t>
       </w:r>
-      <w:r>
-        <w:rPr>
-          <w:lang w:val="ar_AE" w:bidi="ar_AE"/>
-        </w:rPr>
-      </w:r>
-      <w:r>
-        <w:rPr>
-          <w:lang w:val="ar_AE" w:bidi="ar_AE"/>
-        </w:rPr>
-      </w:r>
-    </w:p>
-    <w:p>
-      <w:pPr>
-        <w:bidi/>
-      </w:pPr>
-      <w:r>
-        <w:rPr>
-          <w:lang w:val="ar_AE" w:bidi="ar_AE"/>
-        </w:rPr>
-      </w:r>
-    </w:p>
-    <w:p>
-      <w:pPr>
-        <w:bidi/>
-      </w:pPr>
-      <w:r>
-        <w:rPr>
-          <w:lang w:val="ar_AE" w:bidi="ar_AE"/>
-        </w:rPr>
-      </w:r>
-      <w:r>
-        <w:rPr>
-          <w:vertAlign w:val="superscript"/>
+    </w:p>
+    <w:p>
+      <w:pPr>
+        <w:bidi/>
+      </w:pPr>
+      <w:r>
+        <w:rPr>
+          <w:rtl/>
+          <w:cs/>
+          <w:lang w:val="ar_AE" w:bidi="ar_AE"/>
+        </w:rPr>
+      </w:r>
+      <w:r>
+        <w:rPr>
+          <w:vertAlign w:val="superscript"/>
+          <w:rtl/>
+          <w:cs/>
           <w:lang w:val="ar_AE" w:bidi="ar_AE"/>
         </w:rPr>
         <w:t>11</w:t>
       </w:r>
       <w:r>
         <w:rPr>
+          <w:rtl/>
+          <w:cs/>
           <w:lang w:val="ar_AE" w:bidi="ar_AE"/>
         </w:rPr>
         <w:t xml:space="preserve"> اُنْظُرُوا، مَا أَكْبَرَ ٱلْأَحْرُفَ ٱلَّتِي كَتَبْتُهَا إِلَيْكُمْ بِيَدِي!</w:t>
       </w:r>
-      <w:r>
-        <w:rPr>
-          <w:lang w:val="ar_AE" w:bidi="ar_AE"/>
-        </w:rPr>
-      </w:r>
-      <w:r>
-        <w:rPr>
-          <w:lang w:val="ar_AE" w:bidi="ar_AE"/>
-        </w:rPr>
-      </w:r>
-    </w:p>
-    <w:p>
-      <w:pPr>
-        <w:bidi/>
-      </w:pPr>
-      <w:r>
-        <w:rPr>
-          <w:lang w:val="ar_AE" w:bidi="ar_AE"/>
-        </w:rPr>
-      </w:r>
-    </w:p>
-    <w:p>
-      <w:pPr>
-        <w:bidi/>
-      </w:pPr>
-      <w:r>
-        <w:rPr>
-          <w:lang w:val="ar_AE" w:bidi="ar_AE"/>
-        </w:rPr>
-      </w:r>
-      <w:r>
-        <w:rPr>
-          <w:vertAlign w:val="superscript"/>
+    </w:p>
+    <w:p>
+      <w:pPr>
+        <w:bidi/>
+      </w:pPr>
+      <w:r>
+        <w:rPr>
+          <w:rtl/>
+          <w:cs/>
+          <w:lang w:val="ar_AE" w:bidi="ar_AE"/>
+        </w:rPr>
+      </w:r>
+      <w:r>
+        <w:rPr>
+          <w:vertAlign w:val="superscript"/>
+          <w:rtl/>
+          <w:cs/>
           <w:lang w:val="ar_AE" w:bidi="ar_AE"/>
         </w:rPr>
         <w:t>12</w:t>
       </w:r>
       <w:r>
         <w:rPr>
+          <w:rtl/>
+          <w:cs/>
           <w:lang w:val="ar_AE" w:bidi="ar_AE"/>
         </w:rPr>
         <w:t xml:space="preserve"> جَمِيعُ ٱلَّذِينَ يُرِيدُونَ أَنْ يَعْمَلُوا مَنْظَرًا حَسَنًا فِي ٱلْجَسَدِ، هَؤُلَاءِ يُلْزِمُونَكُمْ أَنْ تَخْتَتِنُوا، لِئَلَّا يُضْطَهَدُوا لِأَجْلِ صَلِيبِ ٱلْمَسِيحِ فَقَطْ.</w:t>
       </w:r>
-      <w:r>
-        <w:rPr>
-          <w:lang w:val="ar_AE" w:bidi="ar_AE"/>
-        </w:rPr>
-      </w:r>
-      <w:r>
-        <w:rPr>
-          <w:lang w:val="ar_AE" w:bidi="ar_AE"/>
-        </w:rPr>
-      </w:r>
-    </w:p>
-    <w:p>
-      <w:pPr>
-        <w:bidi/>
-      </w:pPr>
-      <w:r>
-        <w:rPr>
-          <w:lang w:val="ar_AE" w:bidi="ar_AE"/>
-        </w:rPr>
-      </w:r>
-    </w:p>
-    <w:p>
-      <w:pPr>
-        <w:bidi/>
-      </w:pPr>
-      <w:r>
-        <w:rPr>
-          <w:lang w:val="ar_AE" w:bidi="ar_AE"/>
-        </w:rPr>
-      </w:r>
-      <w:r>
-        <w:rPr>
-          <w:vertAlign w:val="superscript"/>
+    </w:p>
+    <w:p>
+      <w:pPr>
+        <w:bidi/>
+      </w:pPr>
+      <w:r>
+        <w:rPr>
+          <w:rtl/>
+          <w:cs/>
+          <w:lang w:val="ar_AE" w:bidi="ar_AE"/>
+        </w:rPr>
+      </w:r>
+      <w:r>
+        <w:rPr>
+          <w:vertAlign w:val="superscript"/>
+          <w:rtl/>
+          <w:cs/>
           <w:lang w:val="ar_AE" w:bidi="ar_AE"/>
         </w:rPr>
         <w:t>13</w:t>
       </w:r>
       <w:r>
         <w:rPr>
+          <w:rtl/>
+          <w:cs/>
           <w:lang w:val="ar_AE" w:bidi="ar_AE"/>
         </w:rPr>
         <w:t xml:space="preserve"> لِأَنَّ ٱلَّذِينَ يَخْتَتِنُونَ هُمْ لَا يَحْفَظُونَ ٱلنَّامُوسَ، بَلْ يُرِيدُونَ أَنْ تَخْتَتِنُوا أَنْتُمْ لِكَيْ يَفْتَخِرُوا فِي جَسَدِكُمْ.</w:t>
       </w:r>
-      <w:r>
-        <w:rPr>
-          <w:lang w:val="ar_AE" w:bidi="ar_AE"/>
-        </w:rPr>
-      </w:r>
-      <w:r>
-        <w:rPr>
-          <w:lang w:val="ar_AE" w:bidi="ar_AE"/>
-        </w:rPr>
-      </w:r>
-    </w:p>
-    <w:p>
-      <w:pPr>
-        <w:bidi/>
-      </w:pPr>
-      <w:r>
-        <w:rPr>
-          <w:lang w:val="ar_AE" w:bidi="ar_AE"/>
-        </w:rPr>
-      </w:r>
-    </w:p>
-    <w:p>
-      <w:pPr>
-        <w:bidi/>
-      </w:pPr>
-      <w:r>
-        <w:rPr>
-          <w:lang w:val="ar_AE" w:bidi="ar_AE"/>
-        </w:rPr>
-      </w:r>
-      <w:r>
-        <w:rPr>
-          <w:vertAlign w:val="superscript"/>
+    </w:p>
+    <w:p>
+      <w:pPr>
+        <w:bidi/>
+      </w:pPr>
+      <w:r>
+        <w:rPr>
+          <w:rtl/>
+          <w:cs/>
+          <w:lang w:val="ar_AE" w:bidi="ar_AE"/>
+        </w:rPr>
+      </w:r>
+      <w:r>
+        <w:rPr>
+          <w:vertAlign w:val="superscript"/>
+          <w:rtl/>
+          <w:cs/>
           <w:lang w:val="ar_AE" w:bidi="ar_AE"/>
         </w:rPr>
         <w:t>14</w:t>
       </w:r>
       <w:r>
         <w:rPr>
+          <w:rtl/>
+          <w:cs/>
           <w:lang w:val="ar_AE" w:bidi="ar_AE"/>
         </w:rPr>
         <w:t xml:space="preserve"> وَأَمَّا مِنْ جِهَتِي، فَحَاشَا لِي أَنْ أَفْتَخِرَ إِلَّا بِصَلِيبِ رَبِّنَا يَسُوعَ ٱلْمَسِيحِ، ٱلَّذِي بِهِ قَدْ صُلِبَ ٱلْعَالَمُ لِي وَأَنَا لِلْعَالَمِ.</w:t>
       </w:r>
-      <w:r>
-        <w:rPr>
-          <w:lang w:val="ar_AE" w:bidi="ar_AE"/>
-        </w:rPr>
-      </w:r>
-      <w:r>
-        <w:rPr>
-          <w:lang w:val="ar_AE" w:bidi="ar_AE"/>
-        </w:rPr>
-      </w:r>
-    </w:p>
-    <w:p>
-      <w:pPr>
-        <w:bidi/>
-      </w:pPr>
-      <w:r>
-        <w:rPr>
-          <w:lang w:val="ar_AE" w:bidi="ar_AE"/>
-        </w:rPr>
-      </w:r>
-    </w:p>
-    <w:p>
-      <w:pPr>
-        <w:bidi/>
-      </w:pPr>
-      <w:r>
-        <w:rPr>
-          <w:lang w:val="ar_AE" w:bidi="ar_AE"/>
-        </w:rPr>
-      </w:r>
-      <w:r>
-        <w:rPr>
-          <w:vertAlign w:val="superscript"/>
+    </w:p>
+    <w:p>
+      <w:pPr>
+        <w:bidi/>
+      </w:pPr>
+      <w:r>
+        <w:rPr>
+          <w:rtl/>
+          <w:cs/>
+          <w:lang w:val="ar_AE" w:bidi="ar_AE"/>
+        </w:rPr>
+      </w:r>
+      <w:r>
+        <w:rPr>
+          <w:vertAlign w:val="superscript"/>
+          <w:rtl/>
+          <w:cs/>
           <w:lang w:val="ar_AE" w:bidi="ar_AE"/>
         </w:rPr>
         <w:t>15</w:t>
       </w:r>
       <w:r>
         <w:rPr>
+          <w:rtl/>
+          <w:cs/>
           <w:lang w:val="ar_AE" w:bidi="ar_AE"/>
         </w:rPr>
         <w:t xml:space="preserve"> لِأَنَّهُ فِي ٱلْمَسِيحِ يَسُوعَ لَيْسَ ٱلْخِتَانُ يَنْفَعُ شَيْئًا وَلَا ٱلْغُرْلَةُ، بَلِ ٱلْخَلِيقَةُ ٱلْجَدِيدَةُ.</w:t>
       </w:r>
-      <w:r>
-        <w:rPr>
-          <w:lang w:val="ar_AE" w:bidi="ar_AE"/>
-        </w:rPr>
-      </w:r>
-      <w:r>
-        <w:rPr>
-          <w:lang w:val="ar_AE" w:bidi="ar_AE"/>
-        </w:rPr>
-      </w:r>
-    </w:p>
-    <w:p>
-      <w:pPr>
-        <w:bidi/>
-      </w:pPr>
-      <w:r>
-        <w:rPr>
-          <w:lang w:val="ar_AE" w:bidi="ar_AE"/>
-        </w:rPr>
-      </w:r>
-    </w:p>
-    <w:p>
-      <w:pPr>
-        <w:bidi/>
-      </w:pPr>
-      <w:r>
-        <w:rPr>
-          <w:lang w:val="ar_AE" w:bidi="ar_AE"/>
-        </w:rPr>
-      </w:r>
-      <w:r>
-        <w:rPr>
-          <w:vertAlign w:val="superscript"/>
+    </w:p>
+    <w:p>
+      <w:pPr>
+        <w:bidi/>
+      </w:pPr>
+      <w:r>
+        <w:rPr>
+          <w:rtl/>
+          <w:cs/>
+          <w:lang w:val="ar_AE" w:bidi="ar_AE"/>
+        </w:rPr>
+      </w:r>
+      <w:r>
+        <w:rPr>
+          <w:vertAlign w:val="superscript"/>
+          <w:rtl/>
+          <w:cs/>
           <w:lang w:val="ar_AE" w:bidi="ar_AE"/>
         </w:rPr>
         <w:t>16</w:t>
       </w:r>
       <w:r>
         <w:rPr>
+          <w:rtl/>
+          <w:cs/>
           <w:lang w:val="ar_AE" w:bidi="ar_AE"/>
         </w:rPr>
         <w:t xml:space="preserve"> فَكُلُّ ٱلَّذِينَ يَسْلُكُونَ بِحَسَبِ هَذَا ٱلْقَانُونِ عَلَيْهِمْ سَلَامٌ وَرَحْمَةٌ، وَعَلَى إِسْرَائِيلِ ٱللهِ.</w:t>
       </w:r>
-      <w:r>
-        <w:rPr>
-          <w:lang w:val="ar_AE" w:bidi="ar_AE"/>
-        </w:rPr>
-      </w:r>
-      <w:r>
-        <w:rPr>
-          <w:lang w:val="ar_AE" w:bidi="ar_AE"/>
-        </w:rPr>
-      </w:r>
-    </w:p>
-    <w:p>
-      <w:pPr>
-        <w:bidi/>
-      </w:pPr>
-      <w:r>
-        <w:rPr>
-          <w:lang w:val="ar_AE" w:bidi="ar_AE"/>
-        </w:rPr>
-      </w:r>
-    </w:p>
-    <w:p>
-      <w:pPr>
-        <w:bidi/>
-      </w:pPr>
-      <w:r>
-        <w:rPr>
-          <w:lang w:val="ar_AE" w:bidi="ar_AE"/>
-        </w:rPr>
-      </w:r>
-      <w:r>
-        <w:rPr>
-          <w:vertAlign w:val="superscript"/>
+    </w:p>
+    <w:p>
+      <w:pPr>
+        <w:bidi/>
+      </w:pPr>
+      <w:r>
+        <w:rPr>
+          <w:rtl/>
+          <w:cs/>
+          <w:lang w:val="ar_AE" w:bidi="ar_AE"/>
+        </w:rPr>
+      </w:r>
+      <w:r>
+        <w:rPr>
+          <w:vertAlign w:val="superscript"/>
+          <w:rtl/>
+          <w:cs/>
           <w:lang w:val="ar_AE" w:bidi="ar_AE"/>
         </w:rPr>
         <w:t>17</w:t>
       </w:r>
       <w:r>
         <w:rPr>
+          <w:rtl/>
+          <w:cs/>
           <w:lang w:val="ar_AE" w:bidi="ar_AE"/>
         </w:rPr>
         <w:t xml:space="preserve"> فِي مَا بَعْدُ لَا يَجْلِبُ أَحَدٌ عَلَيَّ أَتْعَابًا، لِأَنِّي حَامِلٌ فِي جَسَدِي سِمَاتِ ٱلرَّبِّ يَسُوعَ.</w:t>
       </w:r>
-      <w:r>
-        <w:rPr>
-          <w:lang w:val="ar_AE" w:bidi="ar_AE"/>
-        </w:rPr>
-      </w:r>
-      <w:r>
-        <w:rPr>
-          <w:lang w:val="ar_AE" w:bidi="ar_AE"/>
-        </w:rPr>
-      </w:r>
-    </w:p>
-    <w:p>
-      <w:pPr>
-        <w:bidi/>
-      </w:pPr>
-      <w:r>
-        <w:rPr>
-          <w:lang w:val="ar_AE" w:bidi="ar_AE"/>
-        </w:rPr>
-      </w:r>
-    </w:p>
-    <w:p>
-      <w:pPr>
-        <w:bidi/>
-      </w:pPr>
-      <w:r>
-        <w:rPr>
-          <w:lang w:val="ar_AE" w:bidi="ar_AE"/>
-        </w:rPr>
-      </w:r>
-      <w:r>
-        <w:rPr>
-          <w:vertAlign w:val="superscript"/>
+    </w:p>
+    <w:p>
+      <w:pPr>
+        <w:bidi/>
+      </w:pPr>
+      <w:r>
+        <w:rPr>
+          <w:rtl/>
+          <w:cs/>
+          <w:lang w:val="ar_AE" w:bidi="ar_AE"/>
+        </w:rPr>
+      </w:r>
+      <w:r>
+        <w:rPr>
+          <w:vertAlign w:val="superscript"/>
+          <w:rtl/>
+          <w:cs/>
           <w:lang w:val="ar_AE" w:bidi="ar_AE"/>
         </w:rPr>
         <w:t>18</w:t>
       </w:r>
       <w:r>
         <w:rPr>
+          <w:rtl/>
+          <w:cs/>
           <w:lang w:val="ar_AE" w:bidi="ar_AE"/>
         </w:rPr>
         <w:t xml:space="preserve"> نِعْمَةُ رَبِّنَا يَسُوعَ ٱلْمَسِيحِ مَعَ رُوحِكُمْ أَيُّهَا ٱلْإِخْوَةُ. آمِينَ.</w:t>
-      </w:r>
-      <w:r>
-        <w:rPr>
-          <w:lang w:val="ar_AE" w:bidi="ar_AE"/>
-        </w:rPr>
-      </w:r>
-      <w:r>
-        <w:rPr>
-          <w:lang w:val="ar_AE" w:bidi="ar_AE"/>
-        </w:rPr>
       </w:r>
     </w:p>
     <w:sectPr>
